--- a/Математика для программирования/Мои отчёты/ПР3/PR3.docx
+++ b/Математика для программирования/Мои отчёты/ПР3/PR3.docx
@@ -2321,6 +2321,7 @@
         <w:pStyle w:val="3"/>
       </w:pPr>
       <w:bookmarkStart w:id="5" w:name="_Toc242305599"/>
+      <w:bookmarkStart w:id="6" w:name="OLE_LINK1"/>
       <w:r>
         <w:t xml:space="preserve">1.2.2 </w:t>
       </w:r>
@@ -2369,30 +2370,9 @@
       <w:pPr>
         <w:pStyle w:val="3"/>
       </w:pPr>
-      <w:bookmarkStart w:id="6" w:name="_Toc242305600"/>
+      <w:bookmarkStart w:id="7" w:name="_Toc242305600"/>
       <w:r>
         <w:t>1.2.3 Байесовские сети</w:t>
-      </w:r>
-      <w:bookmarkEnd w:id="6"/>
-    </w:p>
-    <w:p>
-      <w:pPr>
-        <w:spacing w:line="360" w:lineRule="auto"/>
-        <w:ind w:firstLine="709"/>
-        <w:jc w:val="both"/>
-      </w:pPr>
-      <w:r>
-        <w:t>Байесовская сеть задаёт совместное распределение через ориентированный ациклический граф, вершины которого соответствуют признакам, а рёбра — вероятностным зависимостям. Совместное распределение раскладывается в произведение условных распределений признаков при заданных родителях в графе. Генерация выполняется последовательным семплированием признаков в порядке графа. Сети общего вида поддерживают как непрерывные, так и категориальные признаки, их главное преимущество — интерпретируемость структуры зависимостей.</w:t>
-      </w:r>
-    </w:p>
-    <w:p>
-      <w:pPr>
-        <w:pStyle w:val="2"/>
-      </w:pPr>
-      <w:bookmarkStart w:id="7" w:name="_Toc242305601"/>
-      <w:r>
-        <w:lastRenderedPageBreak/>
-        <w:t>1.3 Нейросетевые модели</w:t>
       </w:r>
       <w:bookmarkEnd w:id="7"/>
     </w:p>
@@ -2403,6 +2383,29 @@
         <w:jc w:val="both"/>
       </w:pPr>
       <w:r>
+        <w:t>Байесовская сеть задаёт совместное распределение через ориентированный ациклический граф, вершины которого соответствуют признакам, а рёбра — вероятностным зависимостям. Совместное распределение раскладывается в произведение условных распределений признаков при заданных родителях в графе. Генерация выполняется последовательным семплированием признаков в порядке графа. Сети общего вида поддерживают как непрерывные, так и категориальные признаки, их главное преимущество — интерпретируемость структуры зависимостей.</w:t>
+      </w:r>
+    </w:p>
+    <w:p>
+      <w:pPr>
+        <w:pStyle w:val="2"/>
+      </w:pPr>
+      <w:bookmarkStart w:id="8" w:name="_Toc242305601"/>
+      <w:bookmarkStart w:id="9" w:name="OLE_LINK2"/>
+      <w:bookmarkEnd w:id="6"/>
+      <w:r>
+        <w:lastRenderedPageBreak/>
+        <w:t>1.3 Нейросетевые модели</w:t>
+      </w:r>
+      <w:bookmarkEnd w:id="8"/>
+    </w:p>
+    <w:p>
+      <w:pPr>
+        <w:spacing w:line="360" w:lineRule="auto"/>
+        <w:ind w:firstLine="709"/>
+        <w:jc w:val="both"/>
+      </w:pPr>
+      <w:r>
         <w:rPr>
           <w:b/>
           <w:bCs/>
@@ -2553,7 +2556,11 @@
       </w:r>
       <w:proofErr w:type="spellEnd"/>
       <w:r>
-        <w:t>. Диффузионные модели, как правило, обеспечивают наивысшее качество, но требуют значительных вычислительных ресурсов.</w:t>
+        <w:t>. Диффузионные модели, как правило, обеспечивают наивысшее качество, но требуют значительных вычислительных ресурсов</w:t>
+      </w:r>
+      <w:bookmarkEnd w:id="9"/>
+      <w:r>
+        <w:t>.</w:t>
       </w:r>
     </w:p>
     <w:p>
@@ -2570,148 +2577,9 @@
       <w:pPr>
         <w:pStyle w:val="2"/>
       </w:pPr>
-      <w:bookmarkStart w:id="8" w:name="_Toc242305602"/>
+      <w:bookmarkStart w:id="10" w:name="_Toc242305602"/>
       <w:r>
         <w:t>1.4 Экспертные правила и ассоциативные правила</w:t>
-      </w:r>
-      <w:bookmarkEnd w:id="8"/>
-    </w:p>
-    <w:p>
-      <w:pPr>
-        <w:spacing w:line="360" w:lineRule="auto"/>
-        <w:ind w:firstLine="709"/>
-        <w:jc w:val="both"/>
-      </w:pPr>
-      <w:r>
-        <w:t xml:space="preserve">Данные можно генерировать и проверять с помощью продукционных правил вида «если A, то B». Такие правила составляет эксперт либо находят </w:t>
-      </w:r>
-      <w:r>
-        <w:lastRenderedPageBreak/>
-        <w:t xml:space="preserve">автоматически методами поиска ассоциативных правил: </w:t>
-      </w:r>
-      <w:proofErr w:type="spellStart"/>
-      <w:r>
-        <w:t>Apriori</w:t>
-      </w:r>
-      <w:proofErr w:type="spellEnd"/>
-      <w:r>
-        <w:t>, FP-</w:t>
-      </w:r>
-      <w:proofErr w:type="spellStart"/>
-      <w:r>
-        <w:t>growth</w:t>
-      </w:r>
-      <w:proofErr w:type="spellEnd"/>
-      <w:r>
-        <w:t xml:space="preserve"> и </w:t>
-      </w:r>
-      <w:proofErr w:type="spellStart"/>
-      <w:r>
-        <w:t>Eclat</w:t>
-      </w:r>
-      <w:proofErr w:type="spellEnd"/>
-      <w:r>
-        <w:t xml:space="preserve">. Для числовых признаков предварительно задаются диапазоны («низкий», «средний», «высокий»), так как отдельные значения встречаются слишком редко. Качество правила описывают три меры: поддержка </w:t>
-      </w:r>
-      <w:proofErr w:type="spellStart"/>
-      <w:r>
-        <w:t>support</w:t>
-      </w:r>
-      <w:proofErr w:type="spellEnd"/>
-      <w:r>
-        <w:t xml:space="preserve"> (доля объектов, где выполнены и условие, и следствие), достоверность </w:t>
-      </w:r>
-      <w:proofErr w:type="spellStart"/>
-      <w:r>
-        <w:t>confidence</w:t>
-      </w:r>
-      <w:proofErr w:type="spellEnd"/>
-      <w:r>
-        <w:t xml:space="preserve"> (доля объектов со следствием среди объектов с выполненным условием) и подъём </w:t>
-      </w:r>
-      <w:proofErr w:type="spellStart"/>
-      <w:r>
-        <w:t>lift</w:t>
-      </w:r>
-      <w:proofErr w:type="spellEnd"/>
-      <w:r>
-        <w:t xml:space="preserve"> (во сколько раз правило повышает вероятность следствия по сравнению с обычной). Алгоритм </w:t>
-      </w:r>
-      <w:proofErr w:type="spellStart"/>
-      <w:r>
-        <w:t>Apriori</w:t>
-      </w:r>
-      <w:proofErr w:type="spellEnd"/>
-      <w:r>
-        <w:t xml:space="preserve"> последовательно расширяет наборы признаков и отбрасывает наборы с низкой поддержкой, FP-</w:t>
-      </w:r>
-      <w:proofErr w:type="spellStart"/>
-      <w:r>
-        <w:t>growth</w:t>
-      </w:r>
-      <w:proofErr w:type="spellEnd"/>
-      <w:r>
-        <w:t xml:space="preserve"> хранит данные в компактном префиксном дереве и не порождает кандидатов, </w:t>
-      </w:r>
-      <w:proofErr w:type="spellStart"/>
-      <w:r>
-        <w:t>Eclat</w:t>
-      </w:r>
-      <w:proofErr w:type="spellEnd"/>
-      <w:r>
-        <w:t xml:space="preserve"> использует вертикальное представление и пересечения списков номеров объектов.</w:t>
-      </w:r>
-    </w:p>
-    <w:p>
-      <w:pPr>
-        <w:spacing w:line="360" w:lineRule="auto"/>
-        <w:ind w:firstLine="709"/>
-        <w:jc w:val="both"/>
-      </w:pPr>
-      <w:r>
-        <w:t>Правила предметной области полезны и для проверки синтетических данных: если известно, что одни сочетания значений невозможны, их долю в сгенерированной таблице можно измерить и исправить. В практической части экспертные ограничения используются именно для этого — обнаружения и исправления шумовых значений в сгенерированных данных.</w:t>
-      </w:r>
-    </w:p>
-    <w:p>
-      <w:pPr>
-        <w:pStyle w:val="2"/>
-      </w:pPr>
-      <w:bookmarkStart w:id="9" w:name="_Toc242305603"/>
-      <w:r>
-        <w:t>1.5 Метрики качества синтетических данных</w:t>
-      </w:r>
-      <w:bookmarkEnd w:id="9"/>
-    </w:p>
-    <w:p>
-      <w:pPr>
-        <w:spacing w:line="360" w:lineRule="auto"/>
-        <w:ind w:firstLine="709"/>
-        <w:jc w:val="both"/>
-      </w:pPr>
-      <w:r>
-        <w:t xml:space="preserve">Качество синтетических данных оценивают с нескольких сторон. Статистическое сходство проверяется сравнением средних, медиан, дисперсий, асимметрии числовых признаков, частот категорий и корреляций между признаками. Для сравнения распределений непрерывных признаков применяют критерий Колмогорова–Смирнова, статистика которого равна максимальному расстоянию между эмпирическими функциями распределения двух выборок (0 — распределения совпадают, 1 — полностью различны). Для категориальных признаков используется полное расстояние вариации TVD — половина суммы модулей разностей долей категорий. Структуру данных в многомерном пространстве сравнивают на графиках методов понижения размерности — PCA и t-SNE. Корректность данных проверяется долей </w:t>
-      </w:r>
-      <w:r>
-        <w:lastRenderedPageBreak/>
-        <w:t xml:space="preserve">нарушений экспертных ограничений, шумовые значения — долей выбросов по правилу </w:t>
-      </w:r>
-      <w:proofErr w:type="spellStart"/>
-      <w:r>
-        <w:t>межквартильного</w:t>
-      </w:r>
-      <w:proofErr w:type="spellEnd"/>
-      <w:r>
-        <w:t xml:space="preserve"> размаха. Прикладная пригодность оценивается методом TSTR (обучение на синтетических данных, проверка на настоящих), а защищённость данных — расстоянием до ближайшей настоящей записи (DCR). В работе применены статистические меры, сравнение корреляций, графики понижения размерности и проверка экспертных ограничений.</w:t>
-      </w:r>
-    </w:p>
-    <w:p>
-      <w:pPr>
-        <w:pStyle w:val="1"/>
-      </w:pPr>
-      <w:bookmarkStart w:id="10" w:name="_Toc242305604"/>
-      <w:r>
-        <w:lastRenderedPageBreak/>
-        <w:t>2 ПРАКТИЧЕСКАЯ ЧАСТЬ</w:t>
       </w:r>
       <w:bookmarkEnd w:id="10"/>
     </w:p>
@@ -2722,66 +2590,205 @@
         <w:jc w:val="both"/>
       </w:pPr>
       <w:r>
-        <w:t xml:space="preserve">Программный код реализации представлен в приложении А. Для обработки данных использованы библиотеки </w:t>
+        <w:t xml:space="preserve">Данные можно генерировать и проверять с помощью продукционных правил вида «если A, то B». Такие правила составляет эксперт либо находят </w:t>
+      </w:r>
+      <w:r>
+        <w:lastRenderedPageBreak/>
+        <w:t xml:space="preserve">автоматически методами поиска ассоциативных правил: </w:t>
       </w:r>
       <w:proofErr w:type="spellStart"/>
       <w:r>
-        <w:t>pandas</w:t>
+        <w:t>Apriori</w:t>
       </w:r>
       <w:proofErr w:type="spellEnd"/>
       <w:r>
+        <w:t>, FP-</w:t>
+      </w:r>
+      <w:proofErr w:type="spellStart"/>
+      <w:r>
+        <w:t>growth</w:t>
+      </w:r>
+      <w:proofErr w:type="spellEnd"/>
+      <w:r>
         <w:t xml:space="preserve"> и </w:t>
       </w:r>
       <w:proofErr w:type="spellStart"/>
       <w:r>
-        <w:t>numpy</w:t>
+        <w:t>Eclat</w:t>
       </w:r>
       <w:proofErr w:type="spellEnd"/>
       <w:r>
-        <w:t xml:space="preserve">, для обучения генеративной модели GMM и методов PCA и t-SNE — </w:t>
+        <w:t xml:space="preserve">. Для числовых признаков предварительно задаются диапазоны («низкий», «средний», «высокий»), так как отдельные значения встречаются слишком редко. Качество правила описывают три меры: поддержка </w:t>
       </w:r>
       <w:proofErr w:type="spellStart"/>
       <w:r>
-        <w:t>scikit-learn</w:t>
+        <w:t>support</w:t>
       </w:r>
       <w:proofErr w:type="spellEnd"/>
       <w:r>
-        <w:t xml:space="preserve">, для критерия Колмогорова–Смирнова — </w:t>
+        <w:t xml:space="preserve"> (доля объектов, где выполнены и условие, и следствие), достоверность </w:t>
       </w:r>
       <w:proofErr w:type="spellStart"/>
       <w:r>
-        <w:t>scipy</w:t>
+        <w:t>confidence</w:t>
       </w:r>
       <w:proofErr w:type="spellEnd"/>
       <w:r>
-        <w:t xml:space="preserve">, для визуализации — </w:t>
+        <w:t xml:space="preserve"> (доля объектов со следствием среди объектов с выполненным условием) и подъём </w:t>
       </w:r>
       <w:proofErr w:type="spellStart"/>
       <w:r>
-        <w:t>matplotlib</w:t>
+        <w:t>lift</w:t>
       </w:r>
       <w:proofErr w:type="spellEnd"/>
       <w:r>
-        <w:t xml:space="preserve"> и </w:t>
+        <w:t xml:space="preserve"> (во сколько раз правило повышает вероятность следствия по сравнению с обычной). Алгоритм </w:t>
       </w:r>
       <w:proofErr w:type="spellStart"/>
       <w:r>
-        <w:t>seaborn</w:t>
+        <w:t>Apriori</w:t>
       </w:r>
       <w:proofErr w:type="spellEnd"/>
       <w:r>
-        <w:t>.</w:t>
+        <w:t xml:space="preserve"> последовательно расширяет наборы признаков и отбрасывает наборы с низкой поддержкой, FP-</w:t>
+      </w:r>
+      <w:proofErr w:type="spellStart"/>
+      <w:r>
+        <w:t>growth</w:t>
+      </w:r>
+      <w:proofErr w:type="spellEnd"/>
+      <w:r>
+        <w:t xml:space="preserve"> хранит данные в компактном префиксном дереве и не порождает кандидатов, </w:t>
+      </w:r>
+      <w:proofErr w:type="spellStart"/>
+      <w:r>
+        <w:t>Eclat</w:t>
+      </w:r>
+      <w:proofErr w:type="spellEnd"/>
+      <w:r>
+        <w:t xml:space="preserve"> использует вертикальное представление и пересечения списков номеров объектов.</w:t>
+      </w:r>
+    </w:p>
+    <w:p>
+      <w:pPr>
+        <w:spacing w:line="360" w:lineRule="auto"/>
+        <w:ind w:firstLine="709"/>
+        <w:jc w:val="both"/>
+      </w:pPr>
+      <w:r>
+        <w:t>Правила предметной области полезны и для проверки синтетических данных: если известно, что одни сочетания значений невозможны, их долю в сгенерированной таблице можно измерить и исправить. В практической части экспертные ограничения используются именно для этого — обнаружения и исправления шумовых значений в сгенерированных данных.</w:t>
       </w:r>
     </w:p>
     <w:p>
       <w:pPr>
         <w:pStyle w:val="2"/>
       </w:pPr>
-      <w:bookmarkStart w:id="11" w:name="_Toc242305605"/>
+      <w:bookmarkStart w:id="11" w:name="_Toc242305603"/>
+      <w:r>
+        <w:t>1.5 Метрики качества синтетических данных</w:t>
+      </w:r>
+      <w:bookmarkEnd w:id="11"/>
+    </w:p>
+    <w:p>
+      <w:pPr>
+        <w:spacing w:line="360" w:lineRule="auto"/>
+        <w:ind w:firstLine="709"/>
+        <w:jc w:val="both"/>
+      </w:pPr>
+      <w:r>
+        <w:t xml:space="preserve">Качество синтетических данных оценивают с нескольких сторон. Статистическое сходство проверяется сравнением средних, медиан, дисперсий, асимметрии числовых признаков, частот категорий и корреляций между признаками. Для сравнения распределений непрерывных признаков применяют критерий Колмогорова–Смирнова, статистика которого равна максимальному расстоянию между эмпирическими функциями распределения двух выборок (0 — распределения совпадают, 1 — полностью различны). Для категориальных признаков используется полное расстояние вариации TVD — половина суммы модулей разностей долей категорий. Структуру данных в многомерном пространстве сравнивают на графиках методов понижения размерности — PCA и t-SNE. Корректность данных проверяется долей </w:t>
+      </w:r>
+      <w:r>
+        <w:lastRenderedPageBreak/>
+        <w:t xml:space="preserve">нарушений экспертных ограничений, шумовые значения — долей выбросов по правилу </w:t>
+      </w:r>
+      <w:proofErr w:type="spellStart"/>
+      <w:r>
+        <w:t>межквартильного</w:t>
+      </w:r>
+      <w:proofErr w:type="spellEnd"/>
+      <w:r>
+        <w:t xml:space="preserve"> размаха. Прикладная пригодность оценивается методом TSTR (обучение на синтетических данных, проверка на настоящих), а защищённость данных — расстоянием до ближайшей настоящей записи (DCR). В работе применены статистические меры, сравнение корреляций, графики понижения размерности и проверка экспертных ограничений.</w:t>
+      </w:r>
+    </w:p>
+    <w:p>
+      <w:pPr>
+        <w:pStyle w:val="1"/>
+      </w:pPr>
+      <w:bookmarkStart w:id="12" w:name="_Toc242305604"/>
+      <w:r>
+        <w:lastRenderedPageBreak/>
+        <w:t>2 ПРАКТИЧЕСКАЯ ЧАСТЬ</w:t>
+      </w:r>
+      <w:bookmarkEnd w:id="12"/>
+    </w:p>
+    <w:p>
+      <w:pPr>
+        <w:spacing w:line="360" w:lineRule="auto"/>
+        <w:ind w:firstLine="709"/>
+        <w:jc w:val="both"/>
+      </w:pPr>
+      <w:r>
+        <w:t xml:space="preserve">Программный код реализации представлен в приложении А. Для обработки данных использованы библиотеки </w:t>
+      </w:r>
+      <w:proofErr w:type="spellStart"/>
+      <w:r>
+        <w:t>pandas</w:t>
+      </w:r>
+      <w:proofErr w:type="spellEnd"/>
+      <w:r>
+        <w:t xml:space="preserve"> и </w:t>
+      </w:r>
+      <w:proofErr w:type="spellStart"/>
+      <w:r>
+        <w:t>numpy</w:t>
+      </w:r>
+      <w:proofErr w:type="spellEnd"/>
+      <w:r>
+        <w:t xml:space="preserve">, для обучения генеративной модели GMM и методов PCA и t-SNE — </w:t>
+      </w:r>
+      <w:proofErr w:type="spellStart"/>
+      <w:r>
+        <w:t>scikit-learn</w:t>
+      </w:r>
+      <w:proofErr w:type="spellEnd"/>
+      <w:r>
+        <w:t xml:space="preserve">, для критерия Колмогорова–Смирнова — </w:t>
+      </w:r>
+      <w:proofErr w:type="spellStart"/>
+      <w:r>
+        <w:t>scipy</w:t>
+      </w:r>
+      <w:proofErr w:type="spellEnd"/>
+      <w:r>
+        <w:t xml:space="preserve">, для визуализации — </w:t>
+      </w:r>
+      <w:proofErr w:type="spellStart"/>
+      <w:r>
+        <w:t>matplotlib</w:t>
+      </w:r>
+      <w:proofErr w:type="spellEnd"/>
+      <w:r>
+        <w:t xml:space="preserve"> и </w:t>
+      </w:r>
+      <w:proofErr w:type="spellStart"/>
+      <w:r>
+        <w:t>seaborn</w:t>
+      </w:r>
+      <w:proofErr w:type="spellEnd"/>
+      <w:r>
+        <w:t>.</w:t>
+      </w:r>
+    </w:p>
+    <w:p>
+      <w:pPr>
+        <w:pStyle w:val="2"/>
+      </w:pPr>
+      <w:bookmarkStart w:id="13" w:name="_Toc242305605"/>
       <w:r>
         <w:t>2.1 Исходные данные</w:t>
       </w:r>
-      <w:bookmarkEnd w:id="11"/>
+      <w:bookmarkEnd w:id="13"/>
     </w:p>
     <w:p>
       <w:pPr>
@@ -3936,11 +3943,11 @@
       <w:pPr>
         <w:pStyle w:val="2"/>
       </w:pPr>
-      <w:bookmarkStart w:id="12" w:name="_Toc242305606"/>
+      <w:bookmarkStart w:id="14" w:name="_Toc242305606"/>
       <w:r>
         <w:t>2.2 Подготовка данных и обучение модели GMM</w:t>
       </w:r>
-      <w:bookmarkEnd w:id="12"/>
+      <w:bookmarkEnd w:id="14"/>
     </w:p>
     <w:p>
       <w:pPr>
@@ -5399,28 +5406,46 @@
         <w:t xml:space="preserve"> </w:t>
       </w:r>
       <w:r>
-        <w:t>При K = 16 BIC растёт (−569 682), то есть дальнейшее усложнение модели не оправдано.</w:t>
+        <w:t>При K = 16 BIC растёт (−569 682), то есть дальнейшее усложнение модели не оправдано</w:t>
+      </w:r>
+      <w:r>
+        <w:t xml:space="preserve"> (</w:t>
+      </w:r>
+      <w:r>
+        <w:t>BIC показывает, насколько похожих на настоящих клиентов создаёт модель при минимальной сложности, и чем он меньше, тем лучше</w:t>
+      </w:r>
+      <w:r>
+        <w:t xml:space="preserve"> (</w:t>
+      </w:r>
+      <w:r>
+        <w:t>при 12 облаках модель лучше всех описывает данные</w:t>
+      </w:r>
+      <w:r>
+        <w:t>)</w:t>
+      </w:r>
+      <w:r>
+        <w:t>).</w:t>
       </w:r>
     </w:p>
     <w:p>
       <w:pPr>
         <w:pStyle w:val="2"/>
       </w:pPr>
-      <w:bookmarkStart w:id="13" w:name="_Toc242305607"/>
+      <w:bookmarkStart w:id="15" w:name="_Toc242305607"/>
       <w:r>
         <w:t>2.3 Генерация данных и обработка шумовых значений</w:t>
       </w:r>
-      <w:bookmarkEnd w:id="13"/>
+      <w:bookmarkEnd w:id="15"/>
     </w:p>
     <w:p>
       <w:pPr>
         <w:pStyle w:val="3"/>
       </w:pPr>
-      <w:bookmarkStart w:id="14" w:name="_Toc242305608"/>
+      <w:bookmarkStart w:id="16" w:name="_Toc242305608"/>
       <w:r>
         <w:t>2.3.1 Генерация</w:t>
       </w:r>
-      <w:bookmarkEnd w:id="14"/>
+      <w:bookmarkEnd w:id="16"/>
     </w:p>
     <w:p>
       <w:pPr>
@@ -5462,11 +5487,11 @@
       <w:pPr>
         <w:pStyle w:val="3"/>
       </w:pPr>
-      <w:bookmarkStart w:id="15" w:name="_Toc242305609"/>
+      <w:bookmarkStart w:id="17" w:name="_Toc242305609"/>
       <w:r>
         <w:t>2.3.2 Экспертные ограничения предметной области</w:t>
       </w:r>
-      <w:bookmarkEnd w:id="15"/>
+      <w:bookmarkEnd w:id="17"/>
     </w:p>
     <w:p>
       <w:pPr>
@@ -6271,11 +6296,11 @@
       <w:pPr>
         <w:pStyle w:val="3"/>
       </w:pPr>
-      <w:bookmarkStart w:id="16" w:name="_Toc242305610"/>
+      <w:bookmarkStart w:id="18" w:name="_Toc242305610"/>
       <w:r>
         <w:t>2.3.3 Нарушения ограничений и очистка</w:t>
       </w:r>
-      <w:bookmarkEnd w:id="16"/>
+      <w:bookmarkEnd w:id="18"/>
     </w:p>
     <w:p>
       <w:pPr>
@@ -7764,6 +7789,12 @@
     </w:p>
     <w:p>
       <w:pPr>
+        <w:spacing w:before="120" w:after="240" w:line="360" w:lineRule="auto"/>
+        <w:jc w:val="center"/>
+      </w:pPr>
+    </w:p>
+    <w:p>
+      <w:pPr>
         <w:spacing w:line="360" w:lineRule="auto"/>
         <w:ind w:firstLine="709"/>
         <w:jc w:val="both"/>
@@ -7857,22 +7888,22 @@
       <w:pPr>
         <w:pStyle w:val="2"/>
       </w:pPr>
-      <w:bookmarkStart w:id="17" w:name="_Toc242305611"/>
+      <w:bookmarkStart w:id="19" w:name="_Toc242305611"/>
       <w:r>
         <w:lastRenderedPageBreak/>
         <w:t>2.4 Анализ распределения сгенерированных данных</w:t>
       </w:r>
-      <w:bookmarkEnd w:id="17"/>
+      <w:bookmarkEnd w:id="19"/>
     </w:p>
     <w:p>
       <w:pPr>
         <w:pStyle w:val="3"/>
       </w:pPr>
-      <w:bookmarkStart w:id="18" w:name="_Toc242305612"/>
+      <w:bookmarkStart w:id="20" w:name="_Toc242305612"/>
       <w:r>
         <w:t>2.4.1 Баланс классов</w:t>
       </w:r>
-      <w:bookmarkEnd w:id="18"/>
+      <w:bookmarkEnd w:id="20"/>
     </w:p>
     <w:p>
       <w:pPr>
@@ -8026,12 +8057,12 @@
       <w:pPr>
         <w:pStyle w:val="3"/>
       </w:pPr>
-      <w:bookmarkStart w:id="19" w:name="_Toc242305613"/>
+      <w:bookmarkStart w:id="21" w:name="_Toc242305613"/>
       <w:r>
         <w:lastRenderedPageBreak/>
         <w:t>2.4.2 Числовые признаки: средние, медианы, дисперсия</w:t>
       </w:r>
-      <w:bookmarkEnd w:id="19"/>
+      <w:bookmarkEnd w:id="21"/>
     </w:p>
     <w:p>
       <w:pPr>
@@ -8046,7 +8077,8 @@
     <w:p/>
     <w:tbl>
       <w:tblPr>
-        <w:tblW w:w="9355" w:type="dxa"/>
+        <w:tblW w:w="10376" w:type="dxa"/>
+        <w:tblInd w:w="-941" w:type="dxa"/>
         <w:tblBorders>
           <w:top w:val="single" w:sz="4" w:space="0" w:color="auto"/>
           <w:left w:val="single" w:sz="4" w:space="0" w:color="auto"/>
@@ -8062,13 +8094,13 @@
         <w:tblLook w:val="0000" w:firstRow="0" w:lastRow="0" w:firstColumn="0" w:lastColumn="0" w:noHBand="0" w:noVBand="0"/>
       </w:tblPr>
       <w:tblGrid>
-        <w:gridCol w:w="1986"/>
-        <w:gridCol w:w="1488"/>
-        <w:gridCol w:w="1147"/>
-        <w:gridCol w:w="1193"/>
-        <w:gridCol w:w="1110"/>
+        <w:gridCol w:w="1814"/>
+        <w:gridCol w:w="1342"/>
+        <w:gridCol w:w="1180"/>
+        <w:gridCol w:w="1268"/>
+        <w:gridCol w:w="1621"/>
         <w:gridCol w:w="1530"/>
-        <w:gridCol w:w="901"/>
+        <w:gridCol w:w="1621"/>
       </w:tblGrid>
       <w:tr>
         <w:trPr>
@@ -8076,7 +8108,7 @@
         </w:trPr>
         <w:tc>
           <w:tcPr>
-            <w:tcW w:w="2000" w:type="dxa"/>
+            <w:tcW w:w="1814" w:type="dxa"/>
             <w:tcBorders>
               <w:top w:val="single" w:sz="4" w:space="0" w:color="000000"/>
               <w:left w:val="single" w:sz="4" w:space="0" w:color="000000"/>
@@ -8110,7 +8142,7 @@
         </w:tc>
         <w:tc>
           <w:tcPr>
-            <w:tcW w:w="1500" w:type="dxa"/>
+            <w:tcW w:w="1342" w:type="dxa"/>
             <w:tcBorders>
               <w:top w:val="single" w:sz="4" w:space="0" w:color="000000"/>
               <w:left w:val="single" w:sz="4" w:space="0" w:color="000000"/>
@@ -8144,7 +8176,7 @@
         </w:tc>
         <w:tc>
           <w:tcPr>
-            <w:tcW w:w="1150" w:type="dxa"/>
+            <w:tcW w:w="1180" w:type="dxa"/>
             <w:tcBorders>
               <w:top w:val="single" w:sz="4" w:space="0" w:color="000000"/>
               <w:left w:val="single" w:sz="4" w:space="0" w:color="000000"/>
@@ -8176,11 +8208,20 @@
               <w:t>mean</w:t>
             </w:r>
             <w:proofErr w:type="spellEnd"/>
+            <w:r>
+              <w:rPr>
+                <w:b/>
+                <w:bCs/>
+                <w:sz w:val="24"/>
+                <w:szCs w:val="24"/>
+              </w:rPr>
+              <w:t xml:space="preserve"> (среднее)</w:t>
+            </w:r>
           </w:p>
         </w:tc>
         <w:tc>
           <w:tcPr>
-            <w:tcW w:w="1200" w:type="dxa"/>
+            <w:tcW w:w="1268" w:type="dxa"/>
             <w:tcBorders>
               <w:top w:val="single" w:sz="4" w:space="0" w:color="000000"/>
               <w:left w:val="single" w:sz="4" w:space="0" w:color="000000"/>
@@ -8212,11 +8253,20 @@
               <w:t>median</w:t>
             </w:r>
             <w:proofErr w:type="spellEnd"/>
+            <w:r>
+              <w:rPr>
+                <w:b/>
+                <w:bCs/>
+                <w:sz w:val="24"/>
+                <w:szCs w:val="24"/>
+              </w:rPr>
+              <w:t xml:space="preserve"> (медиана)</w:t>
+            </w:r>
           </w:p>
         </w:tc>
         <w:tc>
           <w:tcPr>
-            <w:tcW w:w="1100" w:type="dxa"/>
+            <w:tcW w:w="1621" w:type="dxa"/>
             <w:tcBorders>
               <w:top w:val="single" w:sz="4" w:space="0" w:color="000000"/>
               <w:left w:val="single" w:sz="4" w:space="0" w:color="000000"/>
@@ -8248,11 +8298,20 @@
               <w:t>std</w:t>
             </w:r>
             <w:proofErr w:type="spellEnd"/>
+            <w:r>
+              <w:rPr>
+                <w:b/>
+                <w:bCs/>
+                <w:sz w:val="24"/>
+                <w:szCs w:val="24"/>
+              </w:rPr>
+              <w:t xml:space="preserve"> (стандартное отклонение)</w:t>
+            </w:r>
           </w:p>
         </w:tc>
         <w:tc>
           <w:tcPr>
-            <w:tcW w:w="1500" w:type="dxa"/>
+            <w:tcW w:w="1530" w:type="dxa"/>
             <w:tcBorders>
               <w:top w:val="single" w:sz="4" w:space="0" w:color="000000"/>
               <w:left w:val="single" w:sz="4" w:space="0" w:color="000000"/>
@@ -8284,11 +8343,29 @@
               <w:t>var</w:t>
             </w:r>
             <w:proofErr w:type="spellEnd"/>
+            <w:r>
+              <w:rPr>
+                <w:b/>
+                <w:bCs/>
+                <w:sz w:val="24"/>
+                <w:szCs w:val="24"/>
+              </w:rPr>
+              <w:t xml:space="preserve"> </w:t>
+            </w:r>
+            <w:r>
+              <w:rPr>
+                <w:b/>
+                <w:bCs/>
+                <w:sz w:val="24"/>
+                <w:szCs w:val="24"/>
+              </w:rPr>
+              <w:t>(дисперсия)</w:t>
+            </w:r>
           </w:p>
         </w:tc>
         <w:tc>
           <w:tcPr>
-            <w:tcW w:w="905" w:type="dxa"/>
+            <w:tcW w:w="1621" w:type="dxa"/>
             <w:tcBorders>
               <w:top w:val="single" w:sz="4" w:space="0" w:color="000000"/>
               <w:left w:val="single" w:sz="4" w:space="0" w:color="000000"/>
@@ -8320,6 +8397,35 @@
               <w:t>skew</w:t>
             </w:r>
             <w:proofErr w:type="spellEnd"/>
+            <w:r>
+              <w:rPr>
+                <w:b/>
+                <w:bCs/>
+                <w:sz w:val="24"/>
+                <w:szCs w:val="24"/>
+              </w:rPr>
+              <w:t xml:space="preserve"> (</w:t>
+            </w:r>
+            <w:proofErr w:type="spellStart"/>
+            <w:r>
+              <w:rPr>
+                <w:b/>
+                <w:bCs/>
+                <w:sz w:val="24"/>
+                <w:szCs w:val="24"/>
+              </w:rPr>
+              <w:t>ассиметрия</w:t>
+            </w:r>
+            <w:proofErr w:type="spellEnd"/>
+            <w:r>
+              <w:rPr>
+                <w:b/>
+                <w:bCs/>
+                <w:sz w:val="24"/>
+                <w:szCs w:val="24"/>
+              </w:rPr>
+              <w:t>)</w:t>
+            </w:r>
           </w:p>
         </w:tc>
       </w:tr>
@@ -8329,7 +8435,7 @@
         </w:trPr>
         <w:tc>
           <w:tcPr>
-            <w:tcW w:w="2000" w:type="dxa"/>
+            <w:tcW w:w="1814" w:type="dxa"/>
             <w:tcBorders>
               <w:top w:val="single" w:sz="4" w:space="0" w:color="000000"/>
               <w:left w:val="single" w:sz="4" w:space="0" w:color="000000"/>
@@ -8361,7 +8467,7 @@
         </w:tc>
         <w:tc>
           <w:tcPr>
-            <w:tcW w:w="1500" w:type="dxa"/>
+            <w:tcW w:w="1342" w:type="dxa"/>
             <w:tcBorders>
               <w:top w:val="single" w:sz="4" w:space="0" w:color="000000"/>
               <w:left w:val="single" w:sz="4" w:space="0" w:color="000000"/>
@@ -8391,7 +8497,7 @@
         </w:tc>
         <w:tc>
           <w:tcPr>
-            <w:tcW w:w="1150" w:type="dxa"/>
+            <w:tcW w:w="1180" w:type="dxa"/>
             <w:tcBorders>
               <w:top w:val="single" w:sz="4" w:space="0" w:color="000000"/>
               <w:left w:val="single" w:sz="4" w:space="0" w:color="000000"/>
@@ -8419,7 +8525,7 @@
         </w:tc>
         <w:tc>
           <w:tcPr>
-            <w:tcW w:w="1200" w:type="dxa"/>
+            <w:tcW w:w="1268" w:type="dxa"/>
             <w:tcBorders>
               <w:top w:val="single" w:sz="4" w:space="0" w:color="000000"/>
               <w:left w:val="single" w:sz="4" w:space="0" w:color="000000"/>
@@ -8447,7 +8553,7 @@
         </w:tc>
         <w:tc>
           <w:tcPr>
-            <w:tcW w:w="1100" w:type="dxa"/>
+            <w:tcW w:w="1621" w:type="dxa"/>
             <w:tcBorders>
               <w:top w:val="single" w:sz="4" w:space="0" w:color="000000"/>
               <w:left w:val="single" w:sz="4" w:space="0" w:color="000000"/>
@@ -8475,7 +8581,7 @@
         </w:tc>
         <w:tc>
           <w:tcPr>
-            <w:tcW w:w="1500" w:type="dxa"/>
+            <w:tcW w:w="1530" w:type="dxa"/>
             <w:tcBorders>
               <w:top w:val="single" w:sz="4" w:space="0" w:color="000000"/>
               <w:left w:val="single" w:sz="4" w:space="0" w:color="000000"/>
@@ -8503,7 +8609,7 @@
         </w:tc>
         <w:tc>
           <w:tcPr>
-            <w:tcW w:w="905" w:type="dxa"/>
+            <w:tcW w:w="1621" w:type="dxa"/>
             <w:tcBorders>
               <w:top w:val="single" w:sz="4" w:space="0" w:color="000000"/>
               <w:left w:val="single" w:sz="4" w:space="0" w:color="000000"/>
@@ -8536,7 +8642,7 @@
         </w:trPr>
         <w:tc>
           <w:tcPr>
-            <w:tcW w:w="2000" w:type="dxa"/>
+            <w:tcW w:w="1814" w:type="dxa"/>
             <w:tcBorders>
               <w:top w:val="single" w:sz="4" w:space="0" w:color="000000"/>
               <w:left w:val="single" w:sz="4" w:space="0" w:color="000000"/>
@@ -8568,7 +8674,7 @@
         </w:tc>
         <w:tc>
           <w:tcPr>
-            <w:tcW w:w="1500" w:type="dxa"/>
+            <w:tcW w:w="1342" w:type="dxa"/>
             <w:tcBorders>
               <w:top w:val="single" w:sz="4" w:space="0" w:color="000000"/>
               <w:left w:val="single" w:sz="4" w:space="0" w:color="000000"/>
@@ -8598,7 +8704,7 @@
         </w:tc>
         <w:tc>
           <w:tcPr>
-            <w:tcW w:w="1150" w:type="dxa"/>
+            <w:tcW w:w="1180" w:type="dxa"/>
             <w:tcBorders>
               <w:top w:val="single" w:sz="4" w:space="0" w:color="000000"/>
               <w:left w:val="single" w:sz="4" w:space="0" w:color="000000"/>
@@ -8626,7 +8732,7 @@
         </w:tc>
         <w:tc>
           <w:tcPr>
-            <w:tcW w:w="1200" w:type="dxa"/>
+            <w:tcW w:w="1268" w:type="dxa"/>
             <w:tcBorders>
               <w:top w:val="single" w:sz="4" w:space="0" w:color="000000"/>
               <w:left w:val="single" w:sz="4" w:space="0" w:color="000000"/>
@@ -8654,7 +8760,7 @@
         </w:tc>
         <w:tc>
           <w:tcPr>
-            <w:tcW w:w="1100" w:type="dxa"/>
+            <w:tcW w:w="1621" w:type="dxa"/>
             <w:tcBorders>
               <w:top w:val="single" w:sz="4" w:space="0" w:color="000000"/>
               <w:left w:val="single" w:sz="4" w:space="0" w:color="000000"/>
@@ -8682,7 +8788,7 @@
         </w:tc>
         <w:tc>
           <w:tcPr>
-            <w:tcW w:w="1500" w:type="dxa"/>
+            <w:tcW w:w="1530" w:type="dxa"/>
             <w:tcBorders>
               <w:top w:val="single" w:sz="4" w:space="0" w:color="000000"/>
               <w:left w:val="single" w:sz="4" w:space="0" w:color="000000"/>
@@ -8710,7 +8816,7 @@
         </w:tc>
         <w:tc>
           <w:tcPr>
-            <w:tcW w:w="905" w:type="dxa"/>
+            <w:tcW w:w="1621" w:type="dxa"/>
             <w:tcBorders>
               <w:top w:val="single" w:sz="4" w:space="0" w:color="000000"/>
               <w:left w:val="single" w:sz="4" w:space="0" w:color="000000"/>
@@ -8743,7 +8849,7 @@
         </w:trPr>
         <w:tc>
           <w:tcPr>
-            <w:tcW w:w="2000" w:type="dxa"/>
+            <w:tcW w:w="1814" w:type="dxa"/>
             <w:tcBorders>
               <w:top w:val="single" w:sz="4" w:space="0" w:color="000000"/>
               <w:left w:val="single" w:sz="4" w:space="0" w:color="000000"/>
@@ -8775,7 +8881,7 @@
         </w:tc>
         <w:tc>
           <w:tcPr>
-            <w:tcW w:w="1500" w:type="dxa"/>
+            <w:tcW w:w="1342" w:type="dxa"/>
             <w:tcBorders>
               <w:top w:val="single" w:sz="4" w:space="0" w:color="000000"/>
               <w:left w:val="single" w:sz="4" w:space="0" w:color="000000"/>
@@ -8805,7 +8911,7 @@
         </w:tc>
         <w:tc>
           <w:tcPr>
-            <w:tcW w:w="1150" w:type="dxa"/>
+            <w:tcW w:w="1180" w:type="dxa"/>
             <w:tcBorders>
               <w:top w:val="single" w:sz="4" w:space="0" w:color="000000"/>
               <w:left w:val="single" w:sz="4" w:space="0" w:color="000000"/>
@@ -8833,7 +8939,7 @@
         </w:tc>
         <w:tc>
           <w:tcPr>
-            <w:tcW w:w="1200" w:type="dxa"/>
+            <w:tcW w:w="1268" w:type="dxa"/>
             <w:tcBorders>
               <w:top w:val="single" w:sz="4" w:space="0" w:color="000000"/>
               <w:left w:val="single" w:sz="4" w:space="0" w:color="000000"/>
@@ -8861,7 +8967,7 @@
         </w:tc>
         <w:tc>
           <w:tcPr>
-            <w:tcW w:w="1100" w:type="dxa"/>
+            <w:tcW w:w="1621" w:type="dxa"/>
             <w:tcBorders>
               <w:top w:val="single" w:sz="4" w:space="0" w:color="000000"/>
               <w:left w:val="single" w:sz="4" w:space="0" w:color="000000"/>
@@ -8889,7 +8995,7 @@
         </w:tc>
         <w:tc>
           <w:tcPr>
-            <w:tcW w:w="1500" w:type="dxa"/>
+            <w:tcW w:w="1530" w:type="dxa"/>
             <w:tcBorders>
               <w:top w:val="single" w:sz="4" w:space="0" w:color="000000"/>
               <w:left w:val="single" w:sz="4" w:space="0" w:color="000000"/>
@@ -8917,7 +9023,7 @@
         </w:tc>
         <w:tc>
           <w:tcPr>
-            <w:tcW w:w="905" w:type="dxa"/>
+            <w:tcW w:w="1621" w:type="dxa"/>
             <w:tcBorders>
               <w:top w:val="single" w:sz="4" w:space="0" w:color="000000"/>
               <w:left w:val="single" w:sz="4" w:space="0" w:color="000000"/>
@@ -8950,7 +9056,7 @@
         </w:trPr>
         <w:tc>
           <w:tcPr>
-            <w:tcW w:w="2000" w:type="dxa"/>
+            <w:tcW w:w="1814" w:type="dxa"/>
             <w:tcBorders>
               <w:top w:val="single" w:sz="4" w:space="0" w:color="000000"/>
               <w:left w:val="single" w:sz="4" w:space="0" w:color="000000"/>
@@ -8982,7 +9088,7 @@
         </w:tc>
         <w:tc>
           <w:tcPr>
-            <w:tcW w:w="1500" w:type="dxa"/>
+            <w:tcW w:w="1342" w:type="dxa"/>
             <w:tcBorders>
               <w:top w:val="single" w:sz="4" w:space="0" w:color="000000"/>
               <w:left w:val="single" w:sz="4" w:space="0" w:color="000000"/>
@@ -9012,7 +9118,7 @@
         </w:tc>
         <w:tc>
           <w:tcPr>
-            <w:tcW w:w="1150" w:type="dxa"/>
+            <w:tcW w:w="1180" w:type="dxa"/>
             <w:tcBorders>
               <w:top w:val="single" w:sz="4" w:space="0" w:color="000000"/>
               <w:left w:val="single" w:sz="4" w:space="0" w:color="000000"/>
@@ -9040,7 +9146,7 @@
         </w:tc>
         <w:tc>
           <w:tcPr>
-            <w:tcW w:w="1200" w:type="dxa"/>
+            <w:tcW w:w="1268" w:type="dxa"/>
             <w:tcBorders>
               <w:top w:val="single" w:sz="4" w:space="0" w:color="000000"/>
               <w:left w:val="single" w:sz="4" w:space="0" w:color="000000"/>
@@ -9068,7 +9174,7 @@
         </w:tc>
         <w:tc>
           <w:tcPr>
-            <w:tcW w:w="1100" w:type="dxa"/>
+            <w:tcW w:w="1621" w:type="dxa"/>
             <w:tcBorders>
               <w:top w:val="single" w:sz="4" w:space="0" w:color="000000"/>
               <w:left w:val="single" w:sz="4" w:space="0" w:color="000000"/>
@@ -9096,7 +9202,7 @@
         </w:tc>
         <w:tc>
           <w:tcPr>
-            <w:tcW w:w="1500" w:type="dxa"/>
+            <w:tcW w:w="1530" w:type="dxa"/>
             <w:tcBorders>
               <w:top w:val="single" w:sz="4" w:space="0" w:color="000000"/>
               <w:left w:val="single" w:sz="4" w:space="0" w:color="000000"/>
@@ -9124,7 +9230,7 @@
         </w:tc>
         <w:tc>
           <w:tcPr>
-            <w:tcW w:w="905" w:type="dxa"/>
+            <w:tcW w:w="1621" w:type="dxa"/>
             <w:tcBorders>
               <w:top w:val="single" w:sz="4" w:space="0" w:color="000000"/>
               <w:left w:val="single" w:sz="4" w:space="0" w:color="000000"/>
@@ -9157,7 +9263,7 @@
         </w:trPr>
         <w:tc>
           <w:tcPr>
-            <w:tcW w:w="2000" w:type="dxa"/>
+            <w:tcW w:w="1814" w:type="dxa"/>
             <w:tcBorders>
               <w:top w:val="single" w:sz="4" w:space="0" w:color="000000"/>
               <w:left w:val="single" w:sz="4" w:space="0" w:color="000000"/>
@@ -9189,7 +9295,7 @@
         </w:tc>
         <w:tc>
           <w:tcPr>
-            <w:tcW w:w="1500" w:type="dxa"/>
+            <w:tcW w:w="1342" w:type="dxa"/>
             <w:tcBorders>
               <w:top w:val="single" w:sz="4" w:space="0" w:color="000000"/>
               <w:left w:val="single" w:sz="4" w:space="0" w:color="000000"/>
@@ -9219,7 +9325,7 @@
         </w:tc>
         <w:tc>
           <w:tcPr>
-            <w:tcW w:w="1150" w:type="dxa"/>
+            <w:tcW w:w="1180" w:type="dxa"/>
             <w:tcBorders>
               <w:top w:val="single" w:sz="4" w:space="0" w:color="000000"/>
               <w:left w:val="single" w:sz="4" w:space="0" w:color="000000"/>
@@ -9247,7 +9353,7 @@
         </w:tc>
         <w:tc>
           <w:tcPr>
-            <w:tcW w:w="1200" w:type="dxa"/>
+            <w:tcW w:w="1268" w:type="dxa"/>
             <w:tcBorders>
               <w:top w:val="single" w:sz="4" w:space="0" w:color="000000"/>
               <w:left w:val="single" w:sz="4" w:space="0" w:color="000000"/>
@@ -9275,7 +9381,7 @@
         </w:tc>
         <w:tc>
           <w:tcPr>
-            <w:tcW w:w="1100" w:type="dxa"/>
+            <w:tcW w:w="1621" w:type="dxa"/>
             <w:tcBorders>
               <w:top w:val="single" w:sz="4" w:space="0" w:color="000000"/>
               <w:left w:val="single" w:sz="4" w:space="0" w:color="000000"/>
@@ -9303,7 +9409,7 @@
         </w:tc>
         <w:tc>
           <w:tcPr>
-            <w:tcW w:w="1500" w:type="dxa"/>
+            <w:tcW w:w="1530" w:type="dxa"/>
             <w:tcBorders>
               <w:top w:val="single" w:sz="4" w:space="0" w:color="000000"/>
               <w:left w:val="single" w:sz="4" w:space="0" w:color="000000"/>
@@ -9331,7 +9437,7 @@
         </w:tc>
         <w:tc>
           <w:tcPr>
-            <w:tcW w:w="905" w:type="dxa"/>
+            <w:tcW w:w="1621" w:type="dxa"/>
             <w:tcBorders>
               <w:top w:val="single" w:sz="4" w:space="0" w:color="000000"/>
               <w:left w:val="single" w:sz="4" w:space="0" w:color="000000"/>
@@ -9364,7 +9470,7 @@
         </w:trPr>
         <w:tc>
           <w:tcPr>
-            <w:tcW w:w="2000" w:type="dxa"/>
+            <w:tcW w:w="1814" w:type="dxa"/>
             <w:tcBorders>
               <w:top w:val="single" w:sz="4" w:space="0" w:color="000000"/>
               <w:left w:val="single" w:sz="4" w:space="0" w:color="000000"/>
@@ -9396,7 +9502,7 @@
         </w:tc>
         <w:tc>
           <w:tcPr>
-            <w:tcW w:w="1500" w:type="dxa"/>
+            <w:tcW w:w="1342" w:type="dxa"/>
             <w:tcBorders>
               <w:top w:val="single" w:sz="4" w:space="0" w:color="000000"/>
               <w:left w:val="single" w:sz="4" w:space="0" w:color="000000"/>
@@ -9426,7 +9532,7 @@
         </w:tc>
         <w:tc>
           <w:tcPr>
-            <w:tcW w:w="1150" w:type="dxa"/>
+            <w:tcW w:w="1180" w:type="dxa"/>
             <w:tcBorders>
               <w:top w:val="single" w:sz="4" w:space="0" w:color="000000"/>
               <w:left w:val="single" w:sz="4" w:space="0" w:color="000000"/>
@@ -9454,7 +9560,7 @@
         </w:tc>
         <w:tc>
           <w:tcPr>
-            <w:tcW w:w="1200" w:type="dxa"/>
+            <w:tcW w:w="1268" w:type="dxa"/>
             <w:tcBorders>
               <w:top w:val="single" w:sz="4" w:space="0" w:color="000000"/>
               <w:left w:val="single" w:sz="4" w:space="0" w:color="000000"/>
@@ -9482,7 +9588,7 @@
         </w:tc>
         <w:tc>
           <w:tcPr>
-            <w:tcW w:w="1100" w:type="dxa"/>
+            <w:tcW w:w="1621" w:type="dxa"/>
             <w:tcBorders>
               <w:top w:val="single" w:sz="4" w:space="0" w:color="000000"/>
               <w:left w:val="single" w:sz="4" w:space="0" w:color="000000"/>
@@ -9510,7 +9616,7 @@
         </w:tc>
         <w:tc>
           <w:tcPr>
-            <w:tcW w:w="1500" w:type="dxa"/>
+            <w:tcW w:w="1530" w:type="dxa"/>
             <w:tcBorders>
               <w:top w:val="single" w:sz="4" w:space="0" w:color="000000"/>
               <w:left w:val="single" w:sz="4" w:space="0" w:color="000000"/>
@@ -9538,7 +9644,7 @@
         </w:tc>
         <w:tc>
           <w:tcPr>
-            <w:tcW w:w="905" w:type="dxa"/>
+            <w:tcW w:w="1621" w:type="dxa"/>
             <w:tcBorders>
               <w:top w:val="single" w:sz="4" w:space="0" w:color="000000"/>
               <w:left w:val="single" w:sz="4" w:space="0" w:color="000000"/>
@@ -9577,12 +9683,15 @@
     </w:p>
     <w:p>
       <w:pPr>
+        <w:spacing w:before="120" w:after="240" w:line="360" w:lineRule="auto"/>
+        <w:jc w:val="center"/>
+      </w:pPr>
+    </w:p>
+    <w:p>
+      <w:pPr>
         <w:spacing w:line="360" w:lineRule="auto"/>
         <w:ind w:firstLine="709"/>
         <w:jc w:val="both"/>
-        <w:rPr>
-          <w:lang w:val="en-US"/>
-        </w:rPr>
       </w:pPr>
       <w:r>
         <w:t xml:space="preserve">Среднее значение </w:t>
@@ -9694,6 +9803,7 @@
                 <w:sz w:val="24"/>
                 <w:szCs w:val="24"/>
               </w:rPr>
+              <w:lastRenderedPageBreak/>
               <w:t>Признак</w:t>
             </w:r>
           </w:p>
@@ -9945,7 +10055,6 @@
         <w:jc w:val="both"/>
       </w:pPr>
       <w:r>
-        <w:lastRenderedPageBreak/>
         <w:t xml:space="preserve">Наилучшее согласие получено для </w:t>
       </w:r>
       <w:proofErr w:type="spellStart"/>
@@ -10179,6 +10288,7 @@
         <w:jc w:val="both"/>
       </w:pPr>
       <w:r>
+        <w:lastRenderedPageBreak/>
         <w:t xml:space="preserve">У </w:t>
       </w:r>
       <w:proofErr w:type="spellStart"/>
@@ -10211,11 +10321,7 @@
       </w:r>
       <w:proofErr w:type="spellEnd"/>
       <w:r>
-        <w:t xml:space="preserve"> медиана практически </w:t>
-      </w:r>
-      <w:r>
-        <w:lastRenderedPageBreak/>
-        <w:t xml:space="preserve">совпадает (29 и 30), но </w:t>
+        <w:t xml:space="preserve"> медиана практически совпадает (29 и 30), но </w:t>
       </w:r>
       <w:proofErr w:type="spellStart"/>
       <w:r>
@@ -10246,11 +10352,11 @@
       <w:pPr>
         <w:pStyle w:val="3"/>
       </w:pPr>
-      <w:bookmarkStart w:id="20" w:name="_Toc242305614"/>
+      <w:bookmarkStart w:id="22" w:name="_Toc242305614"/>
       <w:r>
         <w:t>2.4.3 Категориальные признаки</w:t>
       </w:r>
-      <w:bookmarkEnd w:id="20"/>
+      <w:bookmarkEnd w:id="22"/>
     </w:p>
     <w:p>
       <w:pPr>
@@ -10429,16 +10535,34 @@
       <w:r>
         <w:t>Рисунок 5 – Расхождение частот категорий настоящих и сгенерированных данных</w:t>
       </w:r>
+      <w:r>
+        <w:t xml:space="preserve">. </w:t>
+      </w:r>
+      <w:r>
+        <w:rPr>
+          <w:lang w:val="en-US"/>
+        </w:rPr>
+        <w:t>T</w:t>
+      </w:r>
+      <w:r>
+        <w:t>VD — это число, которое показывает, на сколько процентов частоты категорий у сгенерированных клиентов отличаются от настоящих.</w:t>
+      </w:r>
+    </w:p>
+    <w:p>
+      <w:pPr>
+        <w:spacing w:before="120" w:after="240" w:line="360" w:lineRule="auto"/>
+        <w:jc w:val="center"/>
+      </w:pPr>
     </w:p>
     <w:p>
       <w:pPr>
         <w:pStyle w:val="3"/>
       </w:pPr>
-      <w:bookmarkStart w:id="21" w:name="_Toc242305615"/>
+      <w:bookmarkStart w:id="23" w:name="_Toc242305615"/>
       <w:r>
         <w:t>2.4.4 Корреляции</w:t>
       </w:r>
-      <w:bookmarkEnd w:id="21"/>
+      <w:bookmarkEnd w:id="23"/>
     </w:p>
     <w:p>
       <w:pPr>
@@ -10450,9 +10574,6 @@
         <w:t>Корреляции признаков, закодированных в числовые столбцы, сопоставлены для настоящих и сгенерированных данных (рисунок 6). Среднее абсолютное расхождение корреляций по всем парам столбцов составило</w:t>
       </w:r>
       <w:r>
-        <w:rPr>
-          <w:lang w:val="en-US"/>
-        </w:rPr>
         <w:t xml:space="preserve"> </w:t>
       </w:r>
       <w:r>
@@ -11389,6 +11510,12 @@
     </w:p>
     <w:p>
       <w:pPr>
+        <w:spacing w:before="120" w:after="240" w:line="360" w:lineRule="auto"/>
+        <w:jc w:val="center"/>
+      </w:pPr>
+    </w:p>
+    <w:p>
+      <w:pPr>
         <w:spacing w:line="360" w:lineRule="auto"/>
         <w:ind w:firstLine="709"/>
         <w:jc w:val="both"/>
@@ -11639,16 +11766,41 @@
       <w:r>
         <w:t>Рисунок 6 – Корреляционные матрицы настоящих и сгенерированных данных и модуль их разности</w:t>
       </w:r>
+      <w:r>
+        <w:t xml:space="preserve"> (</w:t>
+      </w:r>
+      <w:r>
+        <w:t xml:space="preserve">корреляции </w:t>
+      </w:r>
+      <w:r>
+        <w:rPr>
+          <w:b/>
+          <w:bCs/>
+        </w:rPr>
+        <w:t>всех пар</w:t>
+      </w:r>
+      <w:r>
+        <w:t xml:space="preserve"> признаков</w:t>
+      </w:r>
+      <w:r>
+        <w:t>)</w:t>
+      </w:r>
+    </w:p>
+    <w:p>
+      <w:pPr>
+        <w:spacing w:before="120" w:after="240" w:line="360" w:lineRule="auto"/>
+        <w:jc w:val="center"/>
+      </w:pPr>
     </w:p>
     <w:p>
       <w:pPr>
         <w:pStyle w:val="3"/>
       </w:pPr>
-      <w:bookmarkStart w:id="22" w:name="_Toc242305616"/>
+      <w:bookmarkStart w:id="24" w:name="_Toc242305616"/>
       <w:r>
         <w:t>2.4.5 Структура данных: PCA и t-SNE</w:t>
       </w:r>
-      <w:bookmarkEnd w:id="22"/>
+      <w:bookmarkEnd w:id="24"/>
     </w:p>
     <w:p>
       <w:pPr>
@@ -11797,16 +11949,34 @@
       <w:r>
         <w:t>Рисунок 7 – Проекции PCA и t-SNE настоящих и сгенерированных данных</w:t>
       </w:r>
+      <w:r>
+        <w:t>.</w:t>
+      </w:r>
+      <w:r>
+        <w:t xml:space="preserve"> Проекция настоящих и сгенерированных GMM данных в пространство двух измерений методами PCA (</w:t>
+      </w:r>
+      <w:r>
+        <w:t>график пользователей, ужатых до двух компонент</w:t>
+      </w:r>
+      <w:r>
+        <w:t>) и t-SNE (старается сохранить близость соседей) по 1000 точек из каждого набора (справа). Серые точки — настоящие клиенты, красные — сгенерированные. Облака точек практически совпадают, а t-SNE выявляет одни и те же кластеры в обоих наборах, то есть GMM воспроизвёл общую структуру данных. Диагональные «полосы» в левой части PCA отражают дискретную природу признаков.</w:t>
+      </w:r>
+    </w:p>
+    <w:p>
+      <w:pPr>
+        <w:spacing w:before="120" w:after="240" w:line="360" w:lineRule="auto"/>
+        <w:jc w:val="center"/>
+      </w:pPr>
     </w:p>
     <w:p>
       <w:pPr>
         <w:pStyle w:val="2"/>
       </w:pPr>
-      <w:bookmarkStart w:id="23" w:name="_Toc242305617"/>
+      <w:bookmarkStart w:id="25" w:name="_Toc242305617"/>
       <w:r>
         <w:t>2.5 Анализ результатов</w:t>
       </w:r>
-      <w:bookmarkEnd w:id="23"/>
+      <w:bookmarkEnd w:id="25"/>
     </w:p>
     <w:p>
       <w:pPr>
@@ -11964,6 +12134,7 @@
         <w:jc w:val="both"/>
       </w:pPr>
       <w:r>
+        <w:lastRenderedPageBreak/>
         <w:t>–</w:t>
       </w:r>
       <w:r>
@@ -12132,7 +12303,6 @@
         <w:jc w:val="both"/>
       </w:pPr>
       <w:r>
-        <w:lastRenderedPageBreak/>
         <w:t xml:space="preserve">Ограничения GMM проявились в трёх местах. Во-первых, бинарные столбцы </w:t>
       </w:r>
       <w:proofErr w:type="spellStart"/>
@@ -12224,6 +12394,7 @@
           <w:b/>
           <w:bCs/>
         </w:rPr>
+        <w:lastRenderedPageBreak/>
         <w:t>Вывод:</w:t>
       </w:r>
       <w:r>
@@ -12242,12 +12413,12 @@
       <w:pPr>
         <w:pStyle w:val="1"/>
       </w:pPr>
-      <w:bookmarkStart w:id="24" w:name="_Toc242305618"/>
+      <w:bookmarkStart w:id="26" w:name="_Toc242305618"/>
       <w:r>
         <w:lastRenderedPageBreak/>
         <w:t>ЗАКЛЮЧЕНИЕ</w:t>
       </w:r>
-      <w:bookmarkEnd w:id="24"/>
+      <w:bookmarkEnd w:id="26"/>
     </w:p>
     <w:p>
       <w:pPr>
@@ -12461,12 +12632,12 @@
       <w:pPr>
         <w:pStyle w:val="1"/>
       </w:pPr>
-      <w:bookmarkStart w:id="25" w:name="_Toc242305619"/>
+      <w:bookmarkStart w:id="27" w:name="_Toc242305619"/>
       <w:r>
         <w:lastRenderedPageBreak/>
         <w:t>СПИСОК ИСПОЛЬЗУЕМЫХ ИСТОЧНИКОВ</w:t>
       </w:r>
-      <w:bookmarkEnd w:id="25"/>
+      <w:bookmarkEnd w:id="27"/>
     </w:p>
     <w:p>
       <w:pPr>
@@ -12941,12 +13112,12 @@
       <w:pPr>
         <w:pStyle w:val="1"/>
       </w:pPr>
-      <w:bookmarkStart w:id="26" w:name="_Toc242305620"/>
+      <w:bookmarkStart w:id="28" w:name="_Toc242305620"/>
       <w:r>
         <w:lastRenderedPageBreak/>
         <w:t>ПРИЛОЖЕНИЕ А</w:t>
       </w:r>
-      <w:bookmarkEnd w:id="26"/>
+      <w:bookmarkEnd w:id="28"/>
     </w:p>
     <w:tbl>
       <w:tblPr>
@@ -14152,7 +14323,1549 @@
                 <w:szCs w:val="20"/>
                 <w:lang w:val="en-US"/>
               </w:rPr>
-              <w:t>if SHOW:</w:t>
+              <w:t>if</w:t>
+            </w:r>
+            <w:r>
+              <w:rPr>
+                <w:rFonts w:ascii="Courier New" w:hAnsi="Courier New" w:cs="Courier New"/>
+                <w:sz w:val="20"/>
+                <w:szCs w:val="20"/>
+                <w:lang w:val="en-US"/>
+              </w:rPr>
+              <w:t xml:space="preserve"> </w:t>
+            </w:r>
+            <w:r>
+              <w:rPr>
+                <w:rFonts w:ascii="Courier New" w:hAnsi="Courier New" w:cs="Courier New"/>
+                <w:sz w:val="20"/>
+                <w:szCs w:val="20"/>
+                <w:lang w:val="en-US"/>
+              </w:rPr>
+              <w:t>SHOW</w:t>
+            </w:r>
+            <w:r>
+              <w:rPr>
+                <w:rFonts w:ascii="Courier New" w:hAnsi="Courier New" w:cs="Courier New"/>
+                <w:sz w:val="20"/>
+                <w:szCs w:val="20"/>
+                <w:lang w:val="en-US"/>
+              </w:rPr>
+              <w:t>:</w:t>
+            </w:r>
+          </w:p>
+          <w:p>
+            <w:pPr>
+              <w:rPr>
+                <w:rFonts w:ascii="Courier New" w:hAnsi="Courier New" w:cs="Courier New"/>
+                <w:sz w:val="20"/>
+                <w:szCs w:val="20"/>
+                <w:lang w:val="en-US"/>
+              </w:rPr>
+            </w:pPr>
+            <w:r>
+              <w:rPr>
+                <w:rFonts w:ascii="Courier New" w:hAnsi="Courier New" w:cs="Courier New"/>
+                <w:sz w:val="20"/>
+                <w:szCs w:val="20"/>
+                <w:lang w:val="en-US"/>
+              </w:rPr>
+              <w:t> </w:t>
+            </w:r>
+            <w:r>
+              <w:rPr>
+                <w:rFonts w:ascii="Courier New" w:hAnsi="Courier New" w:cs="Courier New"/>
+                <w:sz w:val="20"/>
+                <w:szCs w:val="20"/>
+                <w:lang w:val="en-US"/>
+              </w:rPr>
+              <w:t xml:space="preserve"> </w:t>
+            </w:r>
+            <w:r>
+              <w:rPr>
+                <w:rFonts w:ascii="Courier New" w:hAnsi="Courier New" w:cs="Courier New"/>
+                <w:sz w:val="20"/>
+                <w:szCs w:val="20"/>
+                <w:lang w:val="en-US"/>
+              </w:rPr>
+              <w:t> </w:t>
+            </w:r>
+            <w:r>
+              <w:rPr>
+                <w:rFonts w:ascii="Courier New" w:hAnsi="Courier New" w:cs="Courier New"/>
+                <w:sz w:val="20"/>
+                <w:szCs w:val="20"/>
+                <w:lang w:val="en-US"/>
+              </w:rPr>
+              <w:t xml:space="preserve"> </w:t>
+            </w:r>
+            <w:r>
+              <w:rPr>
+                <w:rFonts w:ascii="Courier New" w:hAnsi="Courier New" w:cs="Courier New"/>
+                <w:sz w:val="20"/>
+                <w:szCs w:val="20"/>
+                <w:lang w:val="en-US"/>
+              </w:rPr>
+              <w:t> </w:t>
+            </w:r>
+            <w:r>
+              <w:rPr>
+                <w:rFonts w:ascii="Courier New" w:hAnsi="Courier New" w:cs="Courier New"/>
+                <w:sz w:val="20"/>
+                <w:szCs w:val="20"/>
+                <w:lang w:val="en-US"/>
+              </w:rPr>
+              <w:t xml:space="preserve"> </w:t>
+            </w:r>
+            <w:r>
+              <w:rPr>
+                <w:rFonts w:ascii="Courier New" w:hAnsi="Courier New" w:cs="Courier New"/>
+                <w:sz w:val="20"/>
+                <w:szCs w:val="20"/>
+                <w:lang w:val="en-US"/>
+              </w:rPr>
+              <w:t> </w:t>
+            </w:r>
+            <w:r>
+              <w:rPr>
+                <w:rFonts w:ascii="Courier New" w:hAnsi="Courier New" w:cs="Courier New"/>
+                <w:sz w:val="20"/>
+                <w:szCs w:val="20"/>
+                <w:lang w:val="en-US"/>
+              </w:rPr>
+              <w:t xml:space="preserve"> </w:t>
+            </w:r>
+            <w:proofErr w:type="spellStart"/>
+            <w:proofErr w:type="gramStart"/>
+            <w:r>
+              <w:rPr>
+                <w:rFonts w:ascii="Courier New" w:hAnsi="Courier New" w:cs="Courier New"/>
+                <w:sz w:val="20"/>
+                <w:szCs w:val="20"/>
+                <w:lang w:val="en-US"/>
+              </w:rPr>
+              <w:t>plt</w:t>
+            </w:r>
+            <w:r>
+              <w:rPr>
+                <w:rFonts w:ascii="Courier New" w:hAnsi="Courier New" w:cs="Courier New"/>
+                <w:sz w:val="20"/>
+                <w:szCs w:val="20"/>
+                <w:lang w:val="en-US"/>
+              </w:rPr>
+              <w:t>.</w:t>
+            </w:r>
+            <w:r>
+              <w:rPr>
+                <w:rFonts w:ascii="Courier New" w:hAnsi="Courier New" w:cs="Courier New"/>
+                <w:sz w:val="20"/>
+                <w:szCs w:val="20"/>
+                <w:lang w:val="en-US"/>
+              </w:rPr>
+              <w:t>show</w:t>
+            </w:r>
+            <w:proofErr w:type="spellEnd"/>
+            <w:proofErr w:type="gramEnd"/>
+            <w:r>
+              <w:rPr>
+                <w:rFonts w:ascii="Courier New" w:hAnsi="Courier New" w:cs="Courier New"/>
+                <w:sz w:val="20"/>
+                <w:szCs w:val="20"/>
+                <w:lang w:val="en-US"/>
+              </w:rPr>
+              <w:t>()</w:t>
+            </w:r>
+          </w:p>
+          <w:p>
+            <w:pPr>
+              <w:rPr>
+                <w:rFonts w:ascii="Courier New" w:hAnsi="Courier New" w:cs="Courier New"/>
+                <w:sz w:val="20"/>
+                <w:szCs w:val="20"/>
+                <w:lang w:val="en-US"/>
+              </w:rPr>
+            </w:pPr>
+            <w:r>
+              <w:rPr>
+                <w:rFonts w:ascii="Courier New" w:hAnsi="Courier New" w:cs="Courier New"/>
+                <w:sz w:val="20"/>
+                <w:szCs w:val="20"/>
+                <w:lang w:val="en-US"/>
+              </w:rPr>
+              <w:t> </w:t>
+            </w:r>
+            <w:r>
+              <w:rPr>
+                <w:rFonts w:ascii="Courier New" w:hAnsi="Courier New" w:cs="Courier New"/>
+                <w:sz w:val="20"/>
+                <w:szCs w:val="20"/>
+                <w:lang w:val="en-US"/>
+              </w:rPr>
+              <w:t xml:space="preserve"> </w:t>
+            </w:r>
+            <w:r>
+              <w:rPr>
+                <w:rFonts w:ascii="Courier New" w:hAnsi="Courier New" w:cs="Courier New"/>
+                <w:sz w:val="20"/>
+                <w:szCs w:val="20"/>
+                <w:lang w:val="en-US"/>
+              </w:rPr>
+              <w:t> </w:t>
+            </w:r>
+            <w:r>
+              <w:rPr>
+                <w:rFonts w:ascii="Courier New" w:hAnsi="Courier New" w:cs="Courier New"/>
+                <w:sz w:val="20"/>
+                <w:szCs w:val="20"/>
+                <w:lang w:val="en-US"/>
+              </w:rPr>
+              <w:t xml:space="preserve"> </w:t>
+            </w:r>
+            <w:proofErr w:type="spellStart"/>
+            <w:proofErr w:type="gramStart"/>
+            <w:r>
+              <w:rPr>
+                <w:rFonts w:ascii="Courier New" w:hAnsi="Courier New" w:cs="Courier New"/>
+                <w:sz w:val="20"/>
+                <w:szCs w:val="20"/>
+                <w:lang w:val="en-US"/>
+              </w:rPr>
+              <w:t>plt</w:t>
+            </w:r>
+            <w:r>
+              <w:rPr>
+                <w:rFonts w:ascii="Courier New" w:hAnsi="Courier New" w:cs="Courier New"/>
+                <w:sz w:val="20"/>
+                <w:szCs w:val="20"/>
+                <w:lang w:val="en-US"/>
+              </w:rPr>
+              <w:t>.</w:t>
+            </w:r>
+            <w:r>
+              <w:rPr>
+                <w:rFonts w:ascii="Courier New" w:hAnsi="Courier New" w:cs="Courier New"/>
+                <w:sz w:val="20"/>
+                <w:szCs w:val="20"/>
+                <w:lang w:val="en-US"/>
+              </w:rPr>
+              <w:t>close</w:t>
+            </w:r>
+            <w:proofErr w:type="spellEnd"/>
+            <w:proofErr w:type="gramEnd"/>
+            <w:r>
+              <w:rPr>
+                <w:rFonts w:ascii="Courier New" w:hAnsi="Courier New" w:cs="Courier New"/>
+                <w:sz w:val="20"/>
+                <w:szCs w:val="20"/>
+                <w:lang w:val="en-US"/>
+              </w:rPr>
+              <w:t>()</w:t>
+            </w:r>
+          </w:p>
+          <w:p>
+            <w:pPr>
+              <w:rPr>
+                <w:rFonts w:ascii="Courier New" w:hAnsi="Courier New" w:cs="Courier New"/>
+                <w:sz w:val="20"/>
+                <w:szCs w:val="20"/>
+                <w:lang w:val="en-US"/>
+              </w:rPr>
+            </w:pPr>
+          </w:p>
+          <w:p>
+            <w:pPr>
+              <w:rPr>
+                <w:rFonts w:ascii="Courier New" w:hAnsi="Courier New" w:cs="Courier New"/>
+                <w:sz w:val="20"/>
+                <w:szCs w:val="20"/>
+              </w:rPr>
+            </w:pPr>
+            <w:r>
+              <w:rPr>
+                <w:rFonts w:ascii="Courier New" w:hAnsi="Courier New" w:cs="Courier New"/>
+                <w:sz w:val="20"/>
+                <w:szCs w:val="20"/>
+              </w:rPr>
+              <w:t xml:space="preserve"># Шаг 2: </w:t>
+            </w:r>
+            <w:proofErr w:type="spellStart"/>
+            <w:r>
+              <w:rPr>
+                <w:rFonts w:ascii="Courier New" w:hAnsi="Courier New" w:cs="Courier New"/>
+                <w:sz w:val="20"/>
+                <w:szCs w:val="20"/>
+              </w:rPr>
+              <w:t>Предобработанные</w:t>
+            </w:r>
+            <w:proofErr w:type="spellEnd"/>
+            <w:r>
+              <w:rPr>
+                <w:rFonts w:ascii="Courier New" w:hAnsi="Courier New" w:cs="Courier New"/>
+                <w:sz w:val="20"/>
+                <w:szCs w:val="20"/>
+              </w:rPr>
+              <w:t xml:space="preserve"> данные (как в ПР1/ПР2)</w:t>
+            </w:r>
+          </w:p>
+          <w:p>
+            <w:pPr>
+              <w:rPr>
+                <w:rFonts w:ascii="Courier New" w:hAnsi="Courier New" w:cs="Courier New"/>
+                <w:sz w:val="20"/>
+                <w:szCs w:val="20"/>
+                <w:lang w:val="en-US"/>
+              </w:rPr>
+            </w:pPr>
+            <w:proofErr w:type="spellStart"/>
+            <w:r>
+              <w:rPr>
+                <w:rFonts w:ascii="Courier New" w:hAnsi="Courier New" w:cs="Courier New"/>
+                <w:sz w:val="20"/>
+                <w:szCs w:val="20"/>
+                <w:lang w:val="en-US"/>
+              </w:rPr>
+              <w:t>df</w:t>
+            </w:r>
+            <w:proofErr w:type="spellEnd"/>
+            <w:r>
+              <w:rPr>
+                <w:rFonts w:ascii="Courier New" w:hAnsi="Courier New" w:cs="Courier New"/>
+                <w:sz w:val="20"/>
+                <w:szCs w:val="20"/>
+                <w:lang w:val="en-US"/>
+              </w:rPr>
+              <w:t xml:space="preserve"> = </w:t>
+            </w:r>
+            <w:proofErr w:type="spellStart"/>
+            <w:proofErr w:type="gramStart"/>
+            <w:r>
+              <w:rPr>
+                <w:rFonts w:ascii="Courier New" w:hAnsi="Courier New" w:cs="Courier New"/>
+                <w:sz w:val="20"/>
+                <w:szCs w:val="20"/>
+                <w:lang w:val="en-US"/>
+              </w:rPr>
+              <w:t>pd.read</w:t>
+            </w:r>
+            <w:proofErr w:type="gramEnd"/>
+            <w:r>
+              <w:rPr>
+                <w:rFonts w:ascii="Courier New" w:hAnsi="Courier New" w:cs="Courier New"/>
+                <w:sz w:val="20"/>
+                <w:szCs w:val="20"/>
+                <w:lang w:val="en-US"/>
+              </w:rPr>
+              <w:t>_csv</w:t>
+            </w:r>
+            <w:proofErr w:type="spellEnd"/>
+            <w:r>
+              <w:rPr>
+                <w:rFonts w:ascii="Courier New" w:hAnsi="Courier New" w:cs="Courier New"/>
+                <w:sz w:val="20"/>
+                <w:szCs w:val="20"/>
+                <w:lang w:val="en-US"/>
+              </w:rPr>
+              <w:t>(PATH)</w:t>
+            </w:r>
+          </w:p>
+          <w:p>
+            <w:pPr>
+              <w:rPr>
+                <w:rFonts w:ascii="Courier New" w:hAnsi="Courier New" w:cs="Courier New"/>
+                <w:sz w:val="20"/>
+                <w:szCs w:val="20"/>
+                <w:lang w:val="en-US"/>
+              </w:rPr>
+            </w:pPr>
+            <w:proofErr w:type="spellStart"/>
+            <w:r>
+              <w:rPr>
+                <w:rFonts w:ascii="Courier New" w:hAnsi="Courier New" w:cs="Courier New"/>
+                <w:sz w:val="20"/>
+                <w:szCs w:val="20"/>
+                <w:lang w:val="en-US"/>
+              </w:rPr>
+              <w:t>df</w:t>
+            </w:r>
+            <w:proofErr w:type="spellEnd"/>
+            <w:r>
+              <w:rPr>
+                <w:rFonts w:ascii="Courier New" w:hAnsi="Courier New" w:cs="Courier New"/>
+                <w:sz w:val="20"/>
+                <w:szCs w:val="20"/>
+                <w:lang w:val="en-US"/>
+              </w:rPr>
+              <w:t>['</w:t>
+            </w:r>
+            <w:proofErr w:type="spellStart"/>
+            <w:r>
+              <w:rPr>
+                <w:rFonts w:ascii="Courier New" w:hAnsi="Courier New" w:cs="Courier New"/>
+                <w:sz w:val="20"/>
+                <w:szCs w:val="20"/>
+                <w:lang w:val="en-US"/>
+              </w:rPr>
+              <w:t>TotalCharges</w:t>
+            </w:r>
+            <w:proofErr w:type="spellEnd"/>
+            <w:r>
+              <w:rPr>
+                <w:rFonts w:ascii="Courier New" w:hAnsi="Courier New" w:cs="Courier New"/>
+                <w:sz w:val="20"/>
+                <w:szCs w:val="20"/>
+                <w:lang w:val="en-US"/>
+              </w:rPr>
+              <w:t xml:space="preserve">'] = </w:t>
+            </w:r>
+            <w:proofErr w:type="spellStart"/>
+            <w:r>
+              <w:rPr>
+                <w:rFonts w:ascii="Courier New" w:hAnsi="Courier New" w:cs="Courier New"/>
+                <w:sz w:val="20"/>
+                <w:szCs w:val="20"/>
+                <w:lang w:val="en-US"/>
+              </w:rPr>
+              <w:t>pd.to_numeric</w:t>
+            </w:r>
+            <w:proofErr w:type="spellEnd"/>
+            <w:r>
+              <w:rPr>
+                <w:rFonts w:ascii="Courier New" w:hAnsi="Courier New" w:cs="Courier New"/>
+                <w:sz w:val="20"/>
+                <w:szCs w:val="20"/>
+                <w:lang w:val="en-US"/>
+              </w:rPr>
+              <w:t>(</w:t>
+            </w:r>
+            <w:proofErr w:type="spellStart"/>
+            <w:r>
+              <w:rPr>
+                <w:rFonts w:ascii="Courier New" w:hAnsi="Courier New" w:cs="Courier New"/>
+                <w:sz w:val="20"/>
+                <w:szCs w:val="20"/>
+                <w:lang w:val="en-US"/>
+              </w:rPr>
+              <w:t>df</w:t>
+            </w:r>
+            <w:proofErr w:type="spellEnd"/>
+            <w:r>
+              <w:rPr>
+                <w:rFonts w:ascii="Courier New" w:hAnsi="Courier New" w:cs="Courier New"/>
+                <w:sz w:val="20"/>
+                <w:szCs w:val="20"/>
+                <w:lang w:val="en-US"/>
+              </w:rPr>
+              <w:t>['</w:t>
+            </w:r>
+            <w:proofErr w:type="spellStart"/>
+            <w:r>
+              <w:rPr>
+                <w:rFonts w:ascii="Courier New" w:hAnsi="Courier New" w:cs="Courier New"/>
+                <w:sz w:val="20"/>
+                <w:szCs w:val="20"/>
+                <w:lang w:val="en-US"/>
+              </w:rPr>
+              <w:t>TotalCharges</w:t>
+            </w:r>
+            <w:proofErr w:type="spellEnd"/>
+            <w:r>
+              <w:rPr>
+                <w:rFonts w:ascii="Courier New" w:hAnsi="Courier New" w:cs="Courier New"/>
+                <w:sz w:val="20"/>
+                <w:szCs w:val="20"/>
+                <w:lang w:val="en-US"/>
+              </w:rPr>
+              <w:t>'], errors='coerce'</w:t>
+            </w:r>
+            <w:proofErr w:type="gramStart"/>
+            <w:r>
+              <w:rPr>
+                <w:rFonts w:ascii="Courier New" w:hAnsi="Courier New" w:cs="Courier New"/>
+                <w:sz w:val="20"/>
+                <w:szCs w:val="20"/>
+                <w:lang w:val="en-US"/>
+              </w:rPr>
+              <w:t>).</w:t>
+            </w:r>
+            <w:proofErr w:type="spellStart"/>
+            <w:r>
+              <w:rPr>
+                <w:rFonts w:ascii="Courier New" w:hAnsi="Courier New" w:cs="Courier New"/>
+                <w:sz w:val="20"/>
+                <w:szCs w:val="20"/>
+                <w:lang w:val="en-US"/>
+              </w:rPr>
+              <w:t>fillna</w:t>
+            </w:r>
+            <w:proofErr w:type="spellEnd"/>
+            <w:proofErr w:type="gramEnd"/>
+            <w:r>
+              <w:rPr>
+                <w:rFonts w:ascii="Courier New" w:hAnsi="Courier New" w:cs="Courier New"/>
+                <w:sz w:val="20"/>
+                <w:szCs w:val="20"/>
+                <w:lang w:val="en-US"/>
+              </w:rPr>
+              <w:t>(0)</w:t>
+            </w:r>
+          </w:p>
+          <w:p>
+            <w:pPr>
+              <w:rPr>
+                <w:rFonts w:ascii="Courier New" w:hAnsi="Courier New" w:cs="Courier New"/>
+                <w:sz w:val="20"/>
+                <w:szCs w:val="20"/>
+                <w:lang w:val="en-US"/>
+              </w:rPr>
+            </w:pPr>
+            <w:proofErr w:type="spellStart"/>
+            <w:r>
+              <w:rPr>
+                <w:rFonts w:ascii="Courier New" w:hAnsi="Courier New" w:cs="Courier New"/>
+                <w:sz w:val="20"/>
+                <w:szCs w:val="20"/>
+                <w:lang w:val="en-US"/>
+              </w:rPr>
+              <w:t>df</w:t>
+            </w:r>
+            <w:proofErr w:type="spellEnd"/>
+            <w:r>
+              <w:rPr>
+                <w:rFonts w:ascii="Courier New" w:hAnsi="Courier New" w:cs="Courier New"/>
+                <w:sz w:val="20"/>
+                <w:szCs w:val="20"/>
+                <w:lang w:val="en-US"/>
+              </w:rPr>
+              <w:t xml:space="preserve"> = </w:t>
+            </w:r>
+            <w:proofErr w:type="gramStart"/>
+            <w:r>
+              <w:rPr>
+                <w:rFonts w:ascii="Courier New" w:hAnsi="Courier New" w:cs="Courier New"/>
+                <w:sz w:val="20"/>
+                <w:szCs w:val="20"/>
+                <w:lang w:val="en-US"/>
+              </w:rPr>
+              <w:t>df.drop</w:t>
+            </w:r>
+            <w:proofErr w:type="gramEnd"/>
+            <w:r>
+              <w:rPr>
+                <w:rFonts w:ascii="Courier New" w:hAnsi="Courier New" w:cs="Courier New"/>
+                <w:sz w:val="20"/>
+                <w:szCs w:val="20"/>
+                <w:lang w:val="en-US"/>
+              </w:rPr>
+              <w:t>(columns='customerID').drop_duplicates().reset_index(drop=True)</w:t>
+            </w:r>
+          </w:p>
+          <w:p>
+            <w:pPr>
+              <w:rPr>
+                <w:rFonts w:ascii="Courier New" w:hAnsi="Courier New" w:cs="Courier New"/>
+                <w:sz w:val="20"/>
+                <w:szCs w:val="20"/>
+                <w:lang w:val="en-US"/>
+              </w:rPr>
+            </w:pPr>
+            <w:proofErr w:type="spellStart"/>
+            <w:r>
+              <w:rPr>
+                <w:rFonts w:ascii="Courier New" w:hAnsi="Courier New" w:cs="Courier New"/>
+                <w:sz w:val="20"/>
+                <w:szCs w:val="20"/>
+                <w:lang w:val="en-US"/>
+              </w:rPr>
+              <w:t>df</w:t>
+            </w:r>
+            <w:proofErr w:type="spellEnd"/>
+            <w:r>
+              <w:rPr>
+                <w:rFonts w:ascii="Courier New" w:hAnsi="Courier New" w:cs="Courier New"/>
+                <w:sz w:val="20"/>
+                <w:szCs w:val="20"/>
+                <w:lang w:val="en-US"/>
+              </w:rPr>
+              <w:t xml:space="preserve"> = </w:t>
+            </w:r>
+            <w:proofErr w:type="spellStart"/>
+            <w:proofErr w:type="gramStart"/>
+            <w:r>
+              <w:rPr>
+                <w:rFonts w:ascii="Courier New" w:hAnsi="Courier New" w:cs="Courier New"/>
+                <w:sz w:val="20"/>
+                <w:szCs w:val="20"/>
+                <w:lang w:val="en-US"/>
+              </w:rPr>
+              <w:t>df.replace</w:t>
+            </w:r>
+            <w:proofErr w:type="spellEnd"/>
+            <w:proofErr w:type="gramEnd"/>
+            <w:r>
+              <w:rPr>
+                <w:rFonts w:ascii="Courier New" w:hAnsi="Courier New" w:cs="Courier New"/>
+                <w:sz w:val="20"/>
+                <w:szCs w:val="20"/>
+                <w:lang w:val="en-US"/>
+              </w:rPr>
+              <w:t>({'No internet service': 'No', 'No phone service': 'No'})</w:t>
+            </w:r>
+          </w:p>
+          <w:p>
+            <w:pPr>
+              <w:rPr>
+                <w:rFonts w:ascii="Courier New" w:hAnsi="Courier New" w:cs="Courier New"/>
+                <w:sz w:val="20"/>
+                <w:szCs w:val="20"/>
+                <w:lang w:val="en-US"/>
+              </w:rPr>
+            </w:pPr>
+            <w:proofErr w:type="spellStart"/>
+            <w:r>
+              <w:rPr>
+                <w:rFonts w:ascii="Courier New" w:hAnsi="Courier New" w:cs="Courier New"/>
+                <w:sz w:val="20"/>
+                <w:szCs w:val="20"/>
+                <w:lang w:val="en-US"/>
+              </w:rPr>
+              <w:t>df</w:t>
+            </w:r>
+            <w:proofErr w:type="spellEnd"/>
+            <w:r>
+              <w:rPr>
+                <w:rFonts w:ascii="Courier New" w:hAnsi="Courier New" w:cs="Courier New"/>
+                <w:sz w:val="20"/>
+                <w:szCs w:val="20"/>
+                <w:lang w:val="en-US"/>
+              </w:rPr>
+              <w:t>['</w:t>
+            </w:r>
+            <w:proofErr w:type="spellStart"/>
+            <w:r>
+              <w:rPr>
+                <w:rFonts w:ascii="Courier New" w:hAnsi="Courier New" w:cs="Courier New"/>
+                <w:sz w:val="20"/>
+                <w:szCs w:val="20"/>
+                <w:lang w:val="en-US"/>
+              </w:rPr>
+              <w:t>SeniorCitizen</w:t>
+            </w:r>
+            <w:proofErr w:type="spellEnd"/>
+            <w:r>
+              <w:rPr>
+                <w:rFonts w:ascii="Courier New" w:hAnsi="Courier New" w:cs="Courier New"/>
+                <w:sz w:val="20"/>
+                <w:szCs w:val="20"/>
+                <w:lang w:val="en-US"/>
+              </w:rPr>
+              <w:t xml:space="preserve">'] = </w:t>
+            </w:r>
+            <w:proofErr w:type="spellStart"/>
+            <w:r>
+              <w:rPr>
+                <w:rFonts w:ascii="Courier New" w:hAnsi="Courier New" w:cs="Courier New"/>
+                <w:sz w:val="20"/>
+                <w:szCs w:val="20"/>
+                <w:lang w:val="en-US"/>
+              </w:rPr>
+              <w:t>df</w:t>
+            </w:r>
+            <w:proofErr w:type="spellEnd"/>
+            <w:r>
+              <w:rPr>
+                <w:rFonts w:ascii="Courier New" w:hAnsi="Courier New" w:cs="Courier New"/>
+                <w:sz w:val="20"/>
+                <w:szCs w:val="20"/>
+                <w:lang w:val="en-US"/>
+              </w:rPr>
+              <w:t>['</w:t>
+            </w:r>
+            <w:proofErr w:type="spellStart"/>
+            <w:r>
+              <w:rPr>
+                <w:rFonts w:ascii="Courier New" w:hAnsi="Courier New" w:cs="Courier New"/>
+                <w:sz w:val="20"/>
+                <w:szCs w:val="20"/>
+                <w:lang w:val="en-US"/>
+              </w:rPr>
+              <w:t>SeniorCitizen</w:t>
+            </w:r>
+            <w:proofErr w:type="spellEnd"/>
+            <w:r>
+              <w:rPr>
+                <w:rFonts w:ascii="Courier New" w:hAnsi="Courier New" w:cs="Courier New"/>
+                <w:sz w:val="20"/>
+                <w:szCs w:val="20"/>
+                <w:lang w:val="en-US"/>
+              </w:rPr>
+              <w:t>'</w:t>
+            </w:r>
+            <w:proofErr w:type="gramStart"/>
+            <w:r>
+              <w:rPr>
+                <w:rFonts w:ascii="Courier New" w:hAnsi="Courier New" w:cs="Courier New"/>
+                <w:sz w:val="20"/>
+                <w:szCs w:val="20"/>
+                <w:lang w:val="en-US"/>
+              </w:rPr>
+              <w:t>].</w:t>
+            </w:r>
+            <w:proofErr w:type="spellStart"/>
+            <w:r>
+              <w:rPr>
+                <w:rFonts w:ascii="Courier New" w:hAnsi="Courier New" w:cs="Courier New"/>
+                <w:sz w:val="20"/>
+                <w:szCs w:val="20"/>
+                <w:lang w:val="en-US"/>
+              </w:rPr>
+              <w:t>astype</w:t>
+            </w:r>
+            <w:proofErr w:type="spellEnd"/>
+            <w:proofErr w:type="gramEnd"/>
+            <w:r>
+              <w:rPr>
+                <w:rFonts w:ascii="Courier New" w:hAnsi="Courier New" w:cs="Courier New"/>
+                <w:sz w:val="20"/>
+                <w:szCs w:val="20"/>
+                <w:lang w:val="en-US"/>
+              </w:rPr>
+              <w:t xml:space="preserve">(str)       # 0/1 - </w:t>
+            </w:r>
+            <w:r>
+              <w:rPr>
+                <w:rFonts w:ascii="Courier New" w:hAnsi="Courier New" w:cs="Courier New"/>
+                <w:sz w:val="20"/>
+                <w:szCs w:val="20"/>
+              </w:rPr>
+              <w:t>это</w:t>
+            </w:r>
+            <w:r>
+              <w:rPr>
+                <w:rFonts w:ascii="Courier New" w:hAnsi="Courier New" w:cs="Courier New"/>
+                <w:sz w:val="20"/>
+                <w:szCs w:val="20"/>
+                <w:lang w:val="en-US"/>
+              </w:rPr>
+              <w:t xml:space="preserve"> </w:t>
+            </w:r>
+            <w:r>
+              <w:rPr>
+                <w:rFonts w:ascii="Courier New" w:hAnsi="Courier New" w:cs="Courier New"/>
+                <w:sz w:val="20"/>
+                <w:szCs w:val="20"/>
+              </w:rPr>
+              <w:t>категория</w:t>
+            </w:r>
+          </w:p>
+          <w:p>
+            <w:pPr>
+              <w:rPr>
+                <w:rFonts w:ascii="Courier New" w:hAnsi="Courier New" w:cs="Courier New"/>
+                <w:sz w:val="20"/>
+                <w:szCs w:val="20"/>
+                <w:lang w:val="en-US"/>
+              </w:rPr>
+            </w:pPr>
+            <w:r>
+              <w:rPr>
+                <w:rFonts w:ascii="Courier New" w:hAnsi="Courier New" w:cs="Courier New"/>
+                <w:sz w:val="20"/>
+                <w:szCs w:val="20"/>
+                <w:lang w:val="en-US"/>
+              </w:rPr>
+              <w:t>COLS = list(</w:t>
+            </w:r>
+            <w:proofErr w:type="spellStart"/>
+            <w:proofErr w:type="gramStart"/>
+            <w:r>
+              <w:rPr>
+                <w:rFonts w:ascii="Courier New" w:hAnsi="Courier New" w:cs="Courier New"/>
+                <w:sz w:val="20"/>
+                <w:szCs w:val="20"/>
+                <w:lang w:val="en-US"/>
+              </w:rPr>
+              <w:t>df.columns</w:t>
+            </w:r>
+            <w:proofErr w:type="spellEnd"/>
+            <w:proofErr w:type="gramEnd"/>
+            <w:r>
+              <w:rPr>
+                <w:rFonts w:ascii="Courier New" w:hAnsi="Courier New" w:cs="Courier New"/>
+                <w:sz w:val="20"/>
+                <w:szCs w:val="20"/>
+                <w:lang w:val="en-US"/>
+              </w:rPr>
+              <w:t>)</w:t>
+            </w:r>
+          </w:p>
+          <w:p>
+            <w:pPr>
+              <w:rPr>
+                <w:rFonts w:ascii="Courier New" w:hAnsi="Courier New" w:cs="Courier New"/>
+                <w:sz w:val="20"/>
+                <w:szCs w:val="20"/>
+                <w:lang w:val="en-US"/>
+              </w:rPr>
+            </w:pPr>
+            <w:r>
+              <w:rPr>
+                <w:rFonts w:ascii="Courier New" w:hAnsi="Courier New" w:cs="Courier New"/>
+                <w:sz w:val="20"/>
+                <w:szCs w:val="20"/>
+                <w:lang w:val="en-US"/>
+              </w:rPr>
+              <w:t xml:space="preserve">CAT = [c for c in COLS if c not in </w:t>
+            </w:r>
+            <w:proofErr w:type="gramStart"/>
+            <w:r>
+              <w:rPr>
+                <w:rFonts w:ascii="Courier New" w:hAnsi="Courier New" w:cs="Courier New"/>
+                <w:sz w:val="20"/>
+                <w:szCs w:val="20"/>
+                <w:lang w:val="en-US"/>
+              </w:rPr>
+              <w:t xml:space="preserve">num]   </w:t>
+            </w:r>
+            <w:proofErr w:type="gramEnd"/>
+            <w:r>
+              <w:rPr>
+                <w:rFonts w:ascii="Courier New" w:hAnsi="Courier New" w:cs="Courier New"/>
+                <w:sz w:val="20"/>
+                <w:szCs w:val="20"/>
+                <w:lang w:val="en-US"/>
+              </w:rPr>
+              <w:t xml:space="preserve">                   # </w:t>
+            </w:r>
+            <w:r>
+              <w:rPr>
+                <w:rFonts w:ascii="Courier New" w:hAnsi="Courier New" w:cs="Courier New"/>
+                <w:sz w:val="20"/>
+                <w:szCs w:val="20"/>
+              </w:rPr>
+              <w:t>включая</w:t>
+            </w:r>
+            <w:r>
+              <w:rPr>
+                <w:rFonts w:ascii="Courier New" w:hAnsi="Courier New" w:cs="Courier New"/>
+                <w:sz w:val="20"/>
+                <w:szCs w:val="20"/>
+                <w:lang w:val="en-US"/>
+              </w:rPr>
+              <w:t xml:space="preserve"> </w:t>
+            </w:r>
+            <w:r>
+              <w:rPr>
+                <w:rFonts w:ascii="Courier New" w:hAnsi="Courier New" w:cs="Courier New"/>
+                <w:sz w:val="20"/>
+                <w:szCs w:val="20"/>
+              </w:rPr>
+              <w:t>целевую</w:t>
+            </w:r>
+            <w:r>
+              <w:rPr>
+                <w:rFonts w:ascii="Courier New" w:hAnsi="Courier New" w:cs="Courier New"/>
+                <w:sz w:val="20"/>
+                <w:szCs w:val="20"/>
+                <w:lang w:val="en-US"/>
+              </w:rPr>
+              <w:t xml:space="preserve"> Churn</w:t>
+            </w:r>
+          </w:p>
+          <w:p>
+            <w:pPr>
+              <w:rPr>
+                <w:rFonts w:ascii="Courier New" w:hAnsi="Courier New" w:cs="Courier New"/>
+                <w:sz w:val="20"/>
+                <w:szCs w:val="20"/>
+                <w:lang w:val="en-US"/>
+              </w:rPr>
+            </w:pPr>
+            <w:r>
+              <w:rPr>
+                <w:rFonts w:ascii="Courier New" w:hAnsi="Courier New" w:cs="Courier New"/>
+                <w:sz w:val="20"/>
+                <w:szCs w:val="20"/>
+                <w:lang w:val="en-US"/>
+              </w:rPr>
+              <w:t>CATS = {c: sorted(</w:t>
+            </w:r>
+            <w:proofErr w:type="spellStart"/>
+            <w:r>
+              <w:rPr>
+                <w:rFonts w:ascii="Courier New" w:hAnsi="Courier New" w:cs="Courier New"/>
+                <w:sz w:val="20"/>
+                <w:szCs w:val="20"/>
+                <w:lang w:val="en-US"/>
+              </w:rPr>
+              <w:t>df</w:t>
+            </w:r>
+            <w:proofErr w:type="spellEnd"/>
+            <w:r>
+              <w:rPr>
+                <w:rFonts w:ascii="Courier New" w:hAnsi="Courier New" w:cs="Courier New"/>
+                <w:sz w:val="20"/>
+                <w:szCs w:val="20"/>
+                <w:lang w:val="en-US"/>
+              </w:rPr>
+              <w:t>[c</w:t>
+            </w:r>
+            <w:proofErr w:type="gramStart"/>
+            <w:r>
+              <w:rPr>
+                <w:rFonts w:ascii="Courier New" w:hAnsi="Courier New" w:cs="Courier New"/>
+                <w:sz w:val="20"/>
+                <w:szCs w:val="20"/>
+                <w:lang w:val="en-US"/>
+              </w:rPr>
+              <w:t>].unique</w:t>
+            </w:r>
+            <w:proofErr w:type="gramEnd"/>
+            <w:r>
+              <w:rPr>
+                <w:rFonts w:ascii="Courier New" w:hAnsi="Courier New" w:cs="Courier New"/>
+                <w:sz w:val="20"/>
+                <w:szCs w:val="20"/>
+                <w:lang w:val="en-US"/>
+              </w:rPr>
+              <w:t>()) for c in CAT}</w:t>
+            </w:r>
+          </w:p>
+          <w:p>
+            <w:pPr>
+              <w:rPr>
+                <w:rFonts w:ascii="Courier New" w:hAnsi="Courier New" w:cs="Courier New"/>
+                <w:sz w:val="20"/>
+                <w:szCs w:val="20"/>
+              </w:rPr>
+            </w:pPr>
+            <w:proofErr w:type="spellStart"/>
+            <w:proofErr w:type="gramStart"/>
+            <w:r>
+              <w:rPr>
+                <w:rFonts w:ascii="Courier New" w:hAnsi="Courier New" w:cs="Courier New"/>
+                <w:sz w:val="20"/>
+                <w:szCs w:val="20"/>
+              </w:rPr>
+              <w:t>print</w:t>
+            </w:r>
+            <w:proofErr w:type="spellEnd"/>
+            <w:r>
+              <w:rPr>
+                <w:rFonts w:ascii="Courier New" w:hAnsi="Courier New" w:cs="Courier New"/>
+                <w:sz w:val="20"/>
+                <w:szCs w:val="20"/>
+              </w:rPr>
+              <w:t>(</w:t>
+            </w:r>
+            <w:proofErr w:type="gramEnd"/>
+            <w:r>
+              <w:rPr>
+                <w:rFonts w:ascii="Courier New" w:hAnsi="Courier New" w:cs="Courier New"/>
+                <w:sz w:val="20"/>
+                <w:szCs w:val="20"/>
+              </w:rPr>
+              <w:t>"</w:t>
+            </w:r>
+            <w:proofErr w:type="spellStart"/>
+            <w:r>
+              <w:rPr>
+                <w:rFonts w:ascii="Courier New" w:hAnsi="Courier New" w:cs="Courier New"/>
+                <w:sz w:val="20"/>
+                <w:szCs w:val="20"/>
+              </w:rPr>
+              <w:t>Предобработанные</w:t>
+            </w:r>
+            <w:proofErr w:type="spellEnd"/>
+            <w:r>
+              <w:rPr>
+                <w:rFonts w:ascii="Courier New" w:hAnsi="Courier New" w:cs="Courier New"/>
+                <w:sz w:val="20"/>
+                <w:szCs w:val="20"/>
+              </w:rPr>
+              <w:t xml:space="preserve"> данные:", </w:t>
+            </w:r>
+            <w:proofErr w:type="spellStart"/>
+            <w:r>
+              <w:rPr>
+                <w:rFonts w:ascii="Courier New" w:hAnsi="Courier New" w:cs="Courier New"/>
+                <w:sz w:val="20"/>
+                <w:szCs w:val="20"/>
+              </w:rPr>
+              <w:t>df.shape</w:t>
+            </w:r>
+            <w:proofErr w:type="spellEnd"/>
+            <w:r>
+              <w:rPr>
+                <w:rFonts w:ascii="Courier New" w:hAnsi="Courier New" w:cs="Courier New"/>
+                <w:sz w:val="20"/>
+                <w:szCs w:val="20"/>
+              </w:rPr>
+              <w:t>)</w:t>
+            </w:r>
+          </w:p>
+          <w:p>
+            <w:pPr>
+              <w:rPr>
+                <w:rFonts w:ascii="Courier New" w:hAnsi="Courier New" w:cs="Courier New"/>
+                <w:sz w:val="20"/>
+                <w:szCs w:val="20"/>
+                <w:lang w:val="en-US"/>
+              </w:rPr>
+            </w:pPr>
+            <w:proofErr w:type="gramStart"/>
+            <w:r>
+              <w:rPr>
+                <w:rFonts w:ascii="Courier New" w:hAnsi="Courier New" w:cs="Courier New"/>
+                <w:sz w:val="20"/>
+                <w:szCs w:val="20"/>
+                <w:lang w:val="en-US"/>
+              </w:rPr>
+              <w:t>print(</w:t>
+            </w:r>
+            <w:proofErr w:type="gramEnd"/>
+            <w:r>
+              <w:rPr>
+                <w:rFonts w:ascii="Courier New" w:hAnsi="Courier New" w:cs="Courier New"/>
+                <w:sz w:val="20"/>
+                <w:szCs w:val="20"/>
+                <w:lang w:val="en-US"/>
+              </w:rPr>
+              <w:t>"</w:t>
+            </w:r>
+            <w:r>
+              <w:rPr>
+                <w:rFonts w:ascii="Courier New" w:hAnsi="Courier New" w:cs="Courier New"/>
+                <w:sz w:val="20"/>
+                <w:szCs w:val="20"/>
+              </w:rPr>
+              <w:t>Баланс</w:t>
+            </w:r>
+            <w:r>
+              <w:rPr>
+                <w:rFonts w:ascii="Courier New" w:hAnsi="Courier New" w:cs="Courier New"/>
+                <w:sz w:val="20"/>
+                <w:szCs w:val="20"/>
+                <w:lang w:val="en-US"/>
+              </w:rPr>
+              <w:t xml:space="preserve"> </w:t>
+            </w:r>
+            <w:r>
+              <w:rPr>
+                <w:rFonts w:ascii="Courier New" w:hAnsi="Courier New" w:cs="Courier New"/>
+                <w:sz w:val="20"/>
+                <w:szCs w:val="20"/>
+              </w:rPr>
+              <w:t>классов</w:t>
+            </w:r>
+            <w:r>
+              <w:rPr>
+                <w:rFonts w:ascii="Courier New" w:hAnsi="Courier New" w:cs="Courier New"/>
+                <w:sz w:val="20"/>
+                <w:szCs w:val="20"/>
+                <w:lang w:val="en-US"/>
+              </w:rPr>
+              <w:t xml:space="preserve"> (</w:t>
+            </w:r>
+            <w:r>
+              <w:rPr>
+                <w:rFonts w:ascii="Courier New" w:hAnsi="Courier New" w:cs="Courier New"/>
+                <w:sz w:val="20"/>
+                <w:szCs w:val="20"/>
+              </w:rPr>
+              <w:t>настоящие</w:t>
+            </w:r>
+            <w:r>
+              <w:rPr>
+                <w:rFonts w:ascii="Courier New" w:hAnsi="Courier New" w:cs="Courier New"/>
+                <w:sz w:val="20"/>
+                <w:szCs w:val="20"/>
+                <w:lang w:val="en-US"/>
+              </w:rPr>
+              <w:t xml:space="preserve">):\n", </w:t>
+            </w:r>
+            <w:proofErr w:type="spellStart"/>
+            <w:r>
+              <w:rPr>
+                <w:rFonts w:ascii="Courier New" w:hAnsi="Courier New" w:cs="Courier New"/>
+                <w:sz w:val="20"/>
+                <w:szCs w:val="20"/>
+                <w:lang w:val="en-US"/>
+              </w:rPr>
+              <w:t>df</w:t>
+            </w:r>
+            <w:proofErr w:type="spellEnd"/>
+            <w:r>
+              <w:rPr>
+                <w:rFonts w:ascii="Courier New" w:hAnsi="Courier New" w:cs="Courier New"/>
+                <w:sz w:val="20"/>
+                <w:szCs w:val="20"/>
+                <w:lang w:val="en-US"/>
+              </w:rPr>
+              <w:t>['Churn'].</w:t>
+            </w:r>
+            <w:proofErr w:type="spellStart"/>
+            <w:r>
+              <w:rPr>
+                <w:rFonts w:ascii="Courier New" w:hAnsi="Courier New" w:cs="Courier New"/>
+                <w:sz w:val="20"/>
+                <w:szCs w:val="20"/>
+                <w:lang w:val="en-US"/>
+              </w:rPr>
+              <w:t>value_counts</w:t>
+            </w:r>
+            <w:proofErr w:type="spellEnd"/>
+            <w:r>
+              <w:rPr>
+                <w:rFonts w:ascii="Courier New" w:hAnsi="Courier New" w:cs="Courier New"/>
+                <w:sz w:val="20"/>
+                <w:szCs w:val="20"/>
+                <w:lang w:val="en-US"/>
+              </w:rPr>
+              <w:t>(normalize=True).round(3))</w:t>
+            </w:r>
+          </w:p>
+          <w:p>
+            <w:pPr>
+              <w:rPr>
+                <w:rFonts w:ascii="Courier New" w:hAnsi="Courier New" w:cs="Courier New"/>
+                <w:sz w:val="20"/>
+                <w:szCs w:val="20"/>
+                <w:lang w:val="en-US"/>
+              </w:rPr>
+            </w:pPr>
+            <w:r>
+              <w:rPr>
+                <w:rFonts w:ascii="Courier New" w:hAnsi="Courier New" w:cs="Courier New"/>
+                <w:sz w:val="20"/>
+                <w:szCs w:val="20"/>
+                <w:lang w:val="en-US"/>
+              </w:rPr>
+              <w:t xml:space="preserve">LO, HI = </w:t>
+            </w:r>
+            <w:proofErr w:type="spellStart"/>
+            <w:r>
+              <w:rPr>
+                <w:rFonts w:ascii="Courier New" w:hAnsi="Courier New" w:cs="Courier New"/>
+                <w:sz w:val="20"/>
+                <w:szCs w:val="20"/>
+                <w:lang w:val="en-US"/>
+              </w:rPr>
+              <w:t>df</w:t>
+            </w:r>
+            <w:proofErr w:type="spellEnd"/>
+            <w:r>
+              <w:rPr>
+                <w:rFonts w:ascii="Courier New" w:hAnsi="Courier New" w:cs="Courier New"/>
+                <w:sz w:val="20"/>
+                <w:szCs w:val="20"/>
+                <w:lang w:val="en-US"/>
+              </w:rPr>
+              <w:t>[num</w:t>
+            </w:r>
+            <w:proofErr w:type="gramStart"/>
+            <w:r>
+              <w:rPr>
+                <w:rFonts w:ascii="Courier New" w:hAnsi="Courier New" w:cs="Courier New"/>
+                <w:sz w:val="20"/>
+                <w:szCs w:val="20"/>
+                <w:lang w:val="en-US"/>
+              </w:rPr>
+              <w:t>].min</w:t>
+            </w:r>
+            <w:proofErr w:type="gramEnd"/>
+            <w:r>
+              <w:rPr>
+                <w:rFonts w:ascii="Courier New" w:hAnsi="Courier New" w:cs="Courier New"/>
+                <w:sz w:val="20"/>
+                <w:szCs w:val="20"/>
+                <w:lang w:val="en-US"/>
+              </w:rPr>
+              <w:t xml:space="preserve">(), </w:t>
+            </w:r>
+            <w:proofErr w:type="spellStart"/>
+            <w:r>
+              <w:rPr>
+                <w:rFonts w:ascii="Courier New" w:hAnsi="Courier New" w:cs="Courier New"/>
+                <w:sz w:val="20"/>
+                <w:szCs w:val="20"/>
+                <w:lang w:val="en-US"/>
+              </w:rPr>
+              <w:t>df</w:t>
+            </w:r>
+            <w:proofErr w:type="spellEnd"/>
+            <w:r>
+              <w:rPr>
+                <w:rFonts w:ascii="Courier New" w:hAnsi="Courier New" w:cs="Courier New"/>
+                <w:sz w:val="20"/>
+                <w:szCs w:val="20"/>
+                <w:lang w:val="en-US"/>
+              </w:rPr>
+              <w:t>[num].max()</w:t>
+            </w:r>
+          </w:p>
+          <w:p>
+            <w:pPr>
+              <w:rPr>
+                <w:rFonts w:ascii="Courier New" w:hAnsi="Courier New" w:cs="Courier New"/>
+                <w:sz w:val="20"/>
+                <w:szCs w:val="20"/>
+                <w:lang w:val="en-US"/>
+              </w:rPr>
+            </w:pPr>
+          </w:p>
+          <w:p>
+            <w:pPr>
+              <w:rPr>
+                <w:rFonts w:ascii="Courier New" w:hAnsi="Courier New" w:cs="Courier New"/>
+                <w:sz w:val="20"/>
+                <w:szCs w:val="20"/>
+              </w:rPr>
+            </w:pPr>
+            <w:r>
+              <w:rPr>
+                <w:rFonts w:ascii="Courier New" w:hAnsi="Courier New" w:cs="Courier New"/>
+                <w:sz w:val="20"/>
+                <w:szCs w:val="20"/>
+              </w:rPr>
+              <w:t># Шаг 3: Обучение генеративной модели GMM</w:t>
+            </w:r>
+          </w:p>
+          <w:p>
+            <w:pPr>
+              <w:rPr>
+                <w:rFonts w:ascii="Courier New" w:hAnsi="Courier New" w:cs="Courier New"/>
+                <w:sz w:val="20"/>
+                <w:szCs w:val="20"/>
+              </w:rPr>
+            </w:pPr>
+            <w:r>
+              <w:rPr>
+                <w:rFonts w:ascii="Courier New" w:hAnsi="Courier New" w:cs="Courier New"/>
+                <w:sz w:val="20"/>
+                <w:szCs w:val="20"/>
+              </w:rPr>
+              <w:t xml:space="preserve"># Числовые признаки стандартизуются, категориальные кодируются </w:t>
+            </w:r>
+            <w:proofErr w:type="spellStart"/>
+            <w:r>
+              <w:rPr>
+                <w:rFonts w:ascii="Courier New" w:hAnsi="Courier New" w:cs="Courier New"/>
+                <w:sz w:val="20"/>
+                <w:szCs w:val="20"/>
+              </w:rPr>
+              <w:t>one-hot</w:t>
+            </w:r>
+            <w:proofErr w:type="spellEnd"/>
+            <w:r>
+              <w:rPr>
+                <w:rFonts w:ascii="Courier New" w:hAnsi="Courier New" w:cs="Courier New"/>
+                <w:sz w:val="20"/>
+                <w:szCs w:val="20"/>
+              </w:rPr>
+              <w:t xml:space="preserve"> (включая </w:t>
+            </w:r>
+            <w:proofErr w:type="spellStart"/>
+            <w:r>
+              <w:rPr>
+                <w:rFonts w:ascii="Courier New" w:hAnsi="Courier New" w:cs="Courier New"/>
+                <w:sz w:val="20"/>
+                <w:szCs w:val="20"/>
+              </w:rPr>
+              <w:t>Churn</w:t>
+            </w:r>
+            <w:proofErr w:type="spellEnd"/>
+            <w:r>
+              <w:rPr>
+                <w:rFonts w:ascii="Courier New" w:hAnsi="Courier New" w:cs="Courier New"/>
+                <w:sz w:val="20"/>
+                <w:szCs w:val="20"/>
+              </w:rPr>
+              <w:t>),</w:t>
+            </w:r>
+          </w:p>
+          <w:p>
+            <w:pPr>
+              <w:rPr>
+                <w:rFonts w:ascii="Courier New" w:hAnsi="Courier New" w:cs="Courier New"/>
+                <w:sz w:val="20"/>
+                <w:szCs w:val="20"/>
+              </w:rPr>
+            </w:pPr>
+            <w:r>
+              <w:rPr>
+                <w:rFonts w:ascii="Courier New" w:hAnsi="Courier New" w:cs="Courier New"/>
+                <w:sz w:val="20"/>
+                <w:szCs w:val="20"/>
+              </w:rPr>
+              <w:t># после генерации категория определяется по максимальному значению внутри своей группы столбцов.</w:t>
+            </w:r>
+          </w:p>
+          <w:p>
+            <w:pPr>
+              <w:rPr>
+                <w:rFonts w:ascii="Courier New" w:hAnsi="Courier New" w:cs="Courier New"/>
+                <w:sz w:val="20"/>
+                <w:szCs w:val="20"/>
+                <w:lang w:val="en-US"/>
+              </w:rPr>
+            </w:pPr>
+            <w:proofErr w:type="spellStart"/>
+            <w:r>
+              <w:rPr>
+                <w:rFonts w:ascii="Courier New" w:hAnsi="Courier New" w:cs="Courier New"/>
+                <w:sz w:val="20"/>
+                <w:szCs w:val="20"/>
+                <w:lang w:val="en-US"/>
+              </w:rPr>
+              <w:t>sc</w:t>
+            </w:r>
+            <w:proofErr w:type="spellEnd"/>
+            <w:r>
+              <w:rPr>
+                <w:rFonts w:ascii="Courier New" w:hAnsi="Courier New" w:cs="Courier New"/>
+                <w:sz w:val="20"/>
+                <w:szCs w:val="20"/>
+                <w:lang w:val="en-US"/>
+              </w:rPr>
+              <w:t xml:space="preserve"> = </w:t>
+            </w:r>
+            <w:proofErr w:type="spellStart"/>
+            <w:r>
+              <w:rPr>
+                <w:rFonts w:ascii="Courier New" w:hAnsi="Courier New" w:cs="Courier New"/>
+                <w:sz w:val="20"/>
+                <w:szCs w:val="20"/>
+                <w:lang w:val="en-US"/>
+              </w:rPr>
+              <w:t>StandardScaler</w:t>
+            </w:r>
+            <w:proofErr w:type="spellEnd"/>
+            <w:r>
+              <w:rPr>
+                <w:rFonts w:ascii="Courier New" w:hAnsi="Courier New" w:cs="Courier New"/>
+                <w:sz w:val="20"/>
+                <w:szCs w:val="20"/>
+                <w:lang w:val="en-US"/>
+              </w:rPr>
+              <w:t>(</w:t>
+            </w:r>
+            <w:proofErr w:type="gramStart"/>
+            <w:r>
+              <w:rPr>
+                <w:rFonts w:ascii="Courier New" w:hAnsi="Courier New" w:cs="Courier New"/>
+                <w:sz w:val="20"/>
+                <w:szCs w:val="20"/>
+                <w:lang w:val="en-US"/>
+              </w:rPr>
+              <w:t>).fit</w:t>
+            </w:r>
+            <w:proofErr w:type="gramEnd"/>
+            <w:r>
+              <w:rPr>
+                <w:rFonts w:ascii="Courier New" w:hAnsi="Courier New" w:cs="Courier New"/>
+                <w:sz w:val="20"/>
+                <w:szCs w:val="20"/>
+                <w:lang w:val="en-US"/>
+              </w:rPr>
+              <w:t>(</w:t>
+            </w:r>
+            <w:proofErr w:type="spellStart"/>
+            <w:r>
+              <w:rPr>
+                <w:rFonts w:ascii="Courier New" w:hAnsi="Courier New" w:cs="Courier New"/>
+                <w:sz w:val="20"/>
+                <w:szCs w:val="20"/>
+                <w:lang w:val="en-US"/>
+              </w:rPr>
+              <w:t>df</w:t>
+            </w:r>
+            <w:proofErr w:type="spellEnd"/>
+            <w:r>
+              <w:rPr>
+                <w:rFonts w:ascii="Courier New" w:hAnsi="Courier New" w:cs="Courier New"/>
+                <w:sz w:val="20"/>
+                <w:szCs w:val="20"/>
+                <w:lang w:val="en-US"/>
+              </w:rPr>
+              <w:t>[num])</w:t>
+            </w:r>
+          </w:p>
+          <w:p>
+            <w:pPr>
+              <w:rPr>
+                <w:rFonts w:ascii="Courier New" w:hAnsi="Courier New" w:cs="Courier New"/>
+                <w:sz w:val="20"/>
+                <w:szCs w:val="20"/>
+                <w:lang w:val="en-US"/>
+              </w:rPr>
+            </w:pPr>
+          </w:p>
+          <w:p>
+            <w:pPr>
+              <w:rPr>
+                <w:rFonts w:ascii="Courier New" w:hAnsi="Courier New" w:cs="Courier New"/>
+                <w:sz w:val="20"/>
+                <w:szCs w:val="20"/>
+                <w:lang w:val="en-US"/>
+              </w:rPr>
+            </w:pPr>
+            <w:r>
+              <w:rPr>
+                <w:rFonts w:ascii="Courier New" w:hAnsi="Courier New" w:cs="Courier New"/>
+                <w:sz w:val="20"/>
+                <w:szCs w:val="20"/>
+                <w:lang w:val="en-US"/>
+              </w:rPr>
+              <w:t>def encode(d):</w:t>
+            </w:r>
+          </w:p>
+          <w:p>
+            <w:pPr>
+              <w:rPr>
+                <w:rFonts w:ascii="Courier New" w:hAnsi="Courier New" w:cs="Courier New"/>
+                <w:sz w:val="20"/>
+                <w:szCs w:val="20"/>
+                <w:lang w:val="en-US"/>
+              </w:rPr>
+            </w:pPr>
+            <w:r>
+              <w:rPr>
+                <w:rFonts w:ascii="Courier New" w:hAnsi="Courier New" w:cs="Courier New"/>
+                <w:sz w:val="20"/>
+                <w:szCs w:val="20"/>
+                <w:lang w:val="en-US"/>
+              </w:rPr>
+              <w:t>    parts = [</w:t>
+            </w:r>
+            <w:proofErr w:type="spellStart"/>
+            <w:proofErr w:type="gramStart"/>
+            <w:r>
+              <w:rPr>
+                <w:rFonts w:ascii="Courier New" w:hAnsi="Courier New" w:cs="Courier New"/>
+                <w:sz w:val="20"/>
+                <w:szCs w:val="20"/>
+                <w:lang w:val="en-US"/>
+              </w:rPr>
+              <w:t>sc.transform</w:t>
+            </w:r>
+            <w:proofErr w:type="spellEnd"/>
+            <w:proofErr w:type="gramEnd"/>
+            <w:r>
+              <w:rPr>
+                <w:rFonts w:ascii="Courier New" w:hAnsi="Courier New" w:cs="Courier New"/>
+                <w:sz w:val="20"/>
+                <w:szCs w:val="20"/>
+                <w:lang w:val="en-US"/>
+              </w:rPr>
+              <w:t>(d[num])]</w:t>
+            </w:r>
+          </w:p>
+          <w:p>
+            <w:pPr>
+              <w:rPr>
+                <w:rFonts w:ascii="Courier New" w:hAnsi="Courier New" w:cs="Courier New"/>
+                <w:sz w:val="20"/>
+                <w:szCs w:val="20"/>
+                <w:lang w:val="en-US"/>
+              </w:rPr>
+            </w:pPr>
+            <w:r>
+              <w:rPr>
+                <w:rFonts w:ascii="Courier New" w:hAnsi="Courier New" w:cs="Courier New"/>
+                <w:sz w:val="20"/>
+                <w:szCs w:val="20"/>
+                <w:lang w:val="en-US"/>
+              </w:rPr>
+              <w:t>    for c in CAT:</w:t>
+            </w:r>
+          </w:p>
+          <w:p>
+            <w:pPr>
+              <w:rPr>
+                <w:rFonts w:ascii="Courier New" w:hAnsi="Courier New" w:cs="Courier New"/>
+                <w:sz w:val="20"/>
+                <w:szCs w:val="20"/>
+                <w:lang w:val="en-US"/>
+              </w:rPr>
+            </w:pPr>
+            <w:r>
+              <w:rPr>
+                <w:rFonts w:ascii="Courier New" w:hAnsi="Courier New" w:cs="Courier New"/>
+                <w:sz w:val="20"/>
+                <w:szCs w:val="20"/>
+                <w:lang w:val="en-US"/>
+              </w:rPr>
+              <w:t>        col = d[c</w:t>
+            </w:r>
+            <w:proofErr w:type="gramStart"/>
+            <w:r>
+              <w:rPr>
+                <w:rFonts w:ascii="Courier New" w:hAnsi="Courier New" w:cs="Courier New"/>
+                <w:sz w:val="20"/>
+                <w:szCs w:val="20"/>
+                <w:lang w:val="en-US"/>
+              </w:rPr>
+              <w:t>].</w:t>
+            </w:r>
+            <w:proofErr w:type="spellStart"/>
+            <w:r>
+              <w:rPr>
+                <w:rFonts w:ascii="Courier New" w:hAnsi="Courier New" w:cs="Courier New"/>
+                <w:sz w:val="20"/>
+                <w:szCs w:val="20"/>
+                <w:lang w:val="en-US"/>
+              </w:rPr>
+              <w:t>astype</w:t>
+            </w:r>
+            <w:proofErr w:type="spellEnd"/>
+            <w:proofErr w:type="gramEnd"/>
+            <w:r>
+              <w:rPr>
+                <w:rFonts w:ascii="Courier New" w:hAnsi="Courier New" w:cs="Courier New"/>
+                <w:sz w:val="20"/>
+                <w:szCs w:val="20"/>
+                <w:lang w:val="en-US"/>
+              </w:rPr>
+              <w:t>(str).</w:t>
+            </w:r>
+            <w:proofErr w:type="spellStart"/>
+            <w:r>
+              <w:rPr>
+                <w:rFonts w:ascii="Courier New" w:hAnsi="Courier New" w:cs="Courier New"/>
+                <w:sz w:val="20"/>
+                <w:szCs w:val="20"/>
+                <w:lang w:val="en-US"/>
+              </w:rPr>
+              <w:t>to_numpy</w:t>
+            </w:r>
+            <w:proofErr w:type="spellEnd"/>
+            <w:r>
+              <w:rPr>
+                <w:rFonts w:ascii="Courier New" w:hAnsi="Courier New" w:cs="Courier New"/>
+                <w:sz w:val="20"/>
+                <w:szCs w:val="20"/>
+                <w:lang w:val="en-US"/>
+              </w:rPr>
+              <w:t>(</w:t>
+            </w:r>
+            <w:proofErr w:type="spellStart"/>
+            <w:r>
+              <w:rPr>
+                <w:rFonts w:ascii="Courier New" w:hAnsi="Courier New" w:cs="Courier New"/>
+                <w:sz w:val="20"/>
+                <w:szCs w:val="20"/>
+                <w:lang w:val="en-US"/>
+              </w:rPr>
+              <w:t>dtype</w:t>
+            </w:r>
+            <w:proofErr w:type="spellEnd"/>
+            <w:r>
+              <w:rPr>
+                <w:rFonts w:ascii="Courier New" w:hAnsi="Courier New" w:cs="Courier New"/>
+                <w:sz w:val="20"/>
+                <w:szCs w:val="20"/>
+                <w:lang w:val="en-US"/>
+              </w:rPr>
+              <w:t>=object)[:, None]</w:t>
             </w:r>
           </w:p>
           <w:p>
@@ -14182,7 +15895,7 @@
                 <w:szCs w:val="20"/>
                 <w:lang w:val="en-US"/>
               </w:rPr>
-              <w:t>plt.show</w:t>
+              <w:t>parts.append</w:t>
             </w:r>
             <w:proofErr w:type="spellEnd"/>
             <w:proofErr w:type="gramEnd"/>
@@ -14193,7 +15906,752 @@
                 <w:szCs w:val="20"/>
                 <w:lang w:val="en-US"/>
               </w:rPr>
-              <w:t>()</w:t>
+              <w:t xml:space="preserve">((col == </w:t>
+            </w:r>
+            <w:proofErr w:type="spellStart"/>
+            <w:r>
+              <w:rPr>
+                <w:rFonts w:ascii="Courier New" w:hAnsi="Courier New" w:cs="Courier New"/>
+                <w:sz w:val="20"/>
+                <w:szCs w:val="20"/>
+                <w:lang w:val="en-US"/>
+              </w:rPr>
+              <w:t>np.array</w:t>
+            </w:r>
+            <w:proofErr w:type="spellEnd"/>
+            <w:r>
+              <w:rPr>
+                <w:rFonts w:ascii="Courier New" w:hAnsi="Courier New" w:cs="Courier New"/>
+                <w:sz w:val="20"/>
+                <w:szCs w:val="20"/>
+                <w:lang w:val="en-US"/>
+              </w:rPr>
+              <w:t xml:space="preserve">(CATS[c], </w:t>
+            </w:r>
+            <w:proofErr w:type="spellStart"/>
+            <w:r>
+              <w:rPr>
+                <w:rFonts w:ascii="Courier New" w:hAnsi="Courier New" w:cs="Courier New"/>
+                <w:sz w:val="20"/>
+                <w:szCs w:val="20"/>
+                <w:lang w:val="en-US"/>
+              </w:rPr>
+              <w:t>dtype</w:t>
+            </w:r>
+            <w:proofErr w:type="spellEnd"/>
+            <w:r>
+              <w:rPr>
+                <w:rFonts w:ascii="Courier New" w:hAnsi="Courier New" w:cs="Courier New"/>
+                <w:sz w:val="20"/>
+                <w:szCs w:val="20"/>
+                <w:lang w:val="en-US"/>
+              </w:rPr>
+              <w:t>=object)[None, :]).</w:t>
+            </w:r>
+            <w:proofErr w:type="spellStart"/>
+            <w:r>
+              <w:rPr>
+                <w:rFonts w:ascii="Courier New" w:hAnsi="Courier New" w:cs="Courier New"/>
+                <w:sz w:val="20"/>
+                <w:szCs w:val="20"/>
+                <w:lang w:val="en-US"/>
+              </w:rPr>
+              <w:t>astype</w:t>
+            </w:r>
+            <w:proofErr w:type="spellEnd"/>
+            <w:r>
+              <w:rPr>
+                <w:rFonts w:ascii="Courier New" w:hAnsi="Courier New" w:cs="Courier New"/>
+                <w:sz w:val="20"/>
+                <w:szCs w:val="20"/>
+                <w:lang w:val="en-US"/>
+              </w:rPr>
+              <w:t>(float))</w:t>
+            </w:r>
+          </w:p>
+          <w:p>
+            <w:pPr>
+              <w:rPr>
+                <w:rFonts w:ascii="Courier New" w:hAnsi="Courier New" w:cs="Courier New"/>
+                <w:sz w:val="20"/>
+                <w:szCs w:val="20"/>
+                <w:lang w:val="en-US"/>
+              </w:rPr>
+            </w:pPr>
+            <w:r>
+              <w:rPr>
+                <w:rFonts w:ascii="Courier New" w:hAnsi="Courier New" w:cs="Courier New"/>
+                <w:sz w:val="20"/>
+                <w:szCs w:val="20"/>
+                <w:lang w:val="en-US"/>
+              </w:rPr>
+              <w:t xml:space="preserve">    return </w:t>
+            </w:r>
+            <w:proofErr w:type="spellStart"/>
+            <w:proofErr w:type="gramStart"/>
+            <w:r>
+              <w:rPr>
+                <w:rFonts w:ascii="Courier New" w:hAnsi="Courier New" w:cs="Courier New"/>
+                <w:sz w:val="20"/>
+                <w:szCs w:val="20"/>
+                <w:lang w:val="en-US"/>
+              </w:rPr>
+              <w:t>np.hstack</w:t>
+            </w:r>
+            <w:proofErr w:type="spellEnd"/>
+            <w:proofErr w:type="gramEnd"/>
+            <w:r>
+              <w:rPr>
+                <w:rFonts w:ascii="Courier New" w:hAnsi="Courier New" w:cs="Courier New"/>
+                <w:sz w:val="20"/>
+                <w:szCs w:val="20"/>
+                <w:lang w:val="en-US"/>
+              </w:rPr>
+              <w:t>(parts)</w:t>
+            </w:r>
+          </w:p>
+          <w:p>
+            <w:pPr>
+              <w:rPr>
+                <w:rFonts w:ascii="Courier New" w:hAnsi="Courier New" w:cs="Courier New"/>
+                <w:sz w:val="20"/>
+                <w:szCs w:val="20"/>
+                <w:lang w:val="en-US"/>
+              </w:rPr>
+            </w:pPr>
+          </w:p>
+          <w:p>
+            <w:pPr>
+              <w:rPr>
+                <w:rFonts w:ascii="Courier New" w:hAnsi="Courier New" w:cs="Courier New"/>
+                <w:sz w:val="20"/>
+                <w:szCs w:val="20"/>
+                <w:lang w:val="en-US"/>
+              </w:rPr>
+            </w:pPr>
+            <w:r>
+              <w:rPr>
+                <w:rFonts w:ascii="Courier New" w:hAnsi="Courier New" w:cs="Courier New"/>
+                <w:sz w:val="20"/>
+                <w:szCs w:val="20"/>
+                <w:lang w:val="en-US"/>
+              </w:rPr>
+              <w:t>def decode(M):</w:t>
+            </w:r>
+          </w:p>
+          <w:p>
+            <w:pPr>
+              <w:rPr>
+                <w:rFonts w:ascii="Courier New" w:hAnsi="Courier New" w:cs="Courier New"/>
+                <w:sz w:val="20"/>
+                <w:szCs w:val="20"/>
+                <w:lang w:val="en-US"/>
+              </w:rPr>
+            </w:pPr>
+            <w:r>
+              <w:rPr>
+                <w:rFonts w:ascii="Courier New" w:hAnsi="Courier New" w:cs="Courier New"/>
+                <w:sz w:val="20"/>
+                <w:szCs w:val="20"/>
+                <w:lang w:val="en-US"/>
+              </w:rPr>
+              <w:t xml:space="preserve">    out = </w:t>
+            </w:r>
+            <w:proofErr w:type="spellStart"/>
+            <w:proofErr w:type="gramStart"/>
+            <w:r>
+              <w:rPr>
+                <w:rFonts w:ascii="Courier New" w:hAnsi="Courier New" w:cs="Courier New"/>
+                <w:sz w:val="20"/>
+                <w:szCs w:val="20"/>
+                <w:lang w:val="en-US"/>
+              </w:rPr>
+              <w:t>pd.DataFrame</w:t>
+            </w:r>
+            <w:proofErr w:type="spellEnd"/>
+            <w:proofErr w:type="gramEnd"/>
+            <w:r>
+              <w:rPr>
+                <w:rFonts w:ascii="Courier New" w:hAnsi="Courier New" w:cs="Courier New"/>
+                <w:sz w:val="20"/>
+                <w:szCs w:val="20"/>
+                <w:lang w:val="en-US"/>
+              </w:rPr>
+              <w:t>(</w:t>
+            </w:r>
+            <w:proofErr w:type="spellStart"/>
+            <w:r>
+              <w:rPr>
+                <w:rFonts w:ascii="Courier New" w:hAnsi="Courier New" w:cs="Courier New"/>
+                <w:sz w:val="20"/>
+                <w:szCs w:val="20"/>
+                <w:lang w:val="en-US"/>
+              </w:rPr>
+              <w:t>sc.inverse_transform</w:t>
+            </w:r>
+            <w:proofErr w:type="spellEnd"/>
+            <w:r>
+              <w:rPr>
+                <w:rFonts w:ascii="Courier New" w:hAnsi="Courier New" w:cs="Courier New"/>
+                <w:sz w:val="20"/>
+                <w:szCs w:val="20"/>
+                <w:lang w:val="en-US"/>
+              </w:rPr>
+              <w:t>(M[:, :</w:t>
+            </w:r>
+            <w:proofErr w:type="spellStart"/>
+            <w:r>
+              <w:rPr>
+                <w:rFonts w:ascii="Courier New" w:hAnsi="Courier New" w:cs="Courier New"/>
+                <w:sz w:val="20"/>
+                <w:szCs w:val="20"/>
+                <w:lang w:val="en-US"/>
+              </w:rPr>
+              <w:t>len</w:t>
+            </w:r>
+            <w:proofErr w:type="spellEnd"/>
+            <w:r>
+              <w:rPr>
+                <w:rFonts w:ascii="Courier New" w:hAnsi="Courier New" w:cs="Courier New"/>
+                <w:sz w:val="20"/>
+                <w:szCs w:val="20"/>
+                <w:lang w:val="en-US"/>
+              </w:rPr>
+              <w:t>(num)]), columns=num)</w:t>
+            </w:r>
+          </w:p>
+          <w:p>
+            <w:pPr>
+              <w:rPr>
+                <w:rFonts w:ascii="Courier New" w:hAnsi="Courier New" w:cs="Courier New"/>
+                <w:sz w:val="20"/>
+                <w:szCs w:val="20"/>
+                <w:lang w:val="en-US"/>
+              </w:rPr>
+            </w:pPr>
+            <w:r>
+              <w:rPr>
+                <w:rFonts w:ascii="Courier New" w:hAnsi="Courier New" w:cs="Courier New"/>
+                <w:sz w:val="20"/>
+                <w:szCs w:val="20"/>
+                <w:lang w:val="en-US"/>
+              </w:rPr>
+              <w:t xml:space="preserve">    j = </w:t>
+            </w:r>
+            <w:proofErr w:type="spellStart"/>
+            <w:r>
+              <w:rPr>
+                <w:rFonts w:ascii="Courier New" w:hAnsi="Courier New" w:cs="Courier New"/>
+                <w:sz w:val="20"/>
+                <w:szCs w:val="20"/>
+                <w:lang w:val="en-US"/>
+              </w:rPr>
+              <w:t>len</w:t>
+            </w:r>
+            <w:proofErr w:type="spellEnd"/>
+            <w:r>
+              <w:rPr>
+                <w:rFonts w:ascii="Courier New" w:hAnsi="Courier New" w:cs="Courier New"/>
+                <w:sz w:val="20"/>
+                <w:szCs w:val="20"/>
+                <w:lang w:val="en-US"/>
+              </w:rPr>
+              <w:t>(num)</w:t>
+            </w:r>
+          </w:p>
+          <w:p>
+            <w:pPr>
+              <w:rPr>
+                <w:rFonts w:ascii="Courier New" w:hAnsi="Courier New" w:cs="Courier New"/>
+                <w:sz w:val="20"/>
+                <w:szCs w:val="20"/>
+                <w:lang w:val="en-US"/>
+              </w:rPr>
+            </w:pPr>
+            <w:r>
+              <w:rPr>
+                <w:rFonts w:ascii="Courier New" w:hAnsi="Courier New" w:cs="Courier New"/>
+                <w:sz w:val="20"/>
+                <w:szCs w:val="20"/>
+                <w:lang w:val="en-US"/>
+              </w:rPr>
+              <w:t>    for c in CAT:</w:t>
+            </w:r>
+          </w:p>
+          <w:p>
+            <w:pPr>
+              <w:rPr>
+                <w:rFonts w:ascii="Courier New" w:hAnsi="Courier New" w:cs="Courier New"/>
+                <w:sz w:val="20"/>
+                <w:szCs w:val="20"/>
+                <w:lang w:val="en-US"/>
+              </w:rPr>
+            </w:pPr>
+            <w:r>
+              <w:rPr>
+                <w:rFonts w:ascii="Courier New" w:hAnsi="Courier New" w:cs="Courier New"/>
+                <w:sz w:val="20"/>
+                <w:szCs w:val="20"/>
+                <w:lang w:val="en-US"/>
+              </w:rPr>
+              <w:t xml:space="preserve">        k = </w:t>
+            </w:r>
+            <w:proofErr w:type="spellStart"/>
+            <w:proofErr w:type="gramStart"/>
+            <w:r>
+              <w:rPr>
+                <w:rFonts w:ascii="Courier New" w:hAnsi="Courier New" w:cs="Courier New"/>
+                <w:sz w:val="20"/>
+                <w:szCs w:val="20"/>
+                <w:lang w:val="en-US"/>
+              </w:rPr>
+              <w:t>len</w:t>
+            </w:r>
+            <w:proofErr w:type="spellEnd"/>
+            <w:r>
+              <w:rPr>
+                <w:rFonts w:ascii="Courier New" w:hAnsi="Courier New" w:cs="Courier New"/>
+                <w:sz w:val="20"/>
+                <w:szCs w:val="20"/>
+                <w:lang w:val="en-US"/>
+              </w:rPr>
+              <w:t>(</w:t>
+            </w:r>
+            <w:proofErr w:type="gramEnd"/>
+            <w:r>
+              <w:rPr>
+                <w:rFonts w:ascii="Courier New" w:hAnsi="Courier New" w:cs="Courier New"/>
+                <w:sz w:val="20"/>
+                <w:szCs w:val="20"/>
+                <w:lang w:val="en-US"/>
+              </w:rPr>
+              <w:t>CATS[c])</w:t>
+            </w:r>
+          </w:p>
+          <w:p>
+            <w:pPr>
+              <w:rPr>
+                <w:rFonts w:ascii="Courier New" w:hAnsi="Courier New" w:cs="Courier New"/>
+                <w:sz w:val="20"/>
+                <w:szCs w:val="20"/>
+                <w:lang w:val="en-US"/>
+              </w:rPr>
+            </w:pPr>
+            <w:r>
+              <w:rPr>
+                <w:rFonts w:ascii="Courier New" w:hAnsi="Courier New" w:cs="Courier New"/>
+                <w:sz w:val="20"/>
+                <w:szCs w:val="20"/>
+                <w:lang w:val="en-US"/>
+              </w:rPr>
+              <w:t xml:space="preserve">        out[c] = </w:t>
+            </w:r>
+            <w:proofErr w:type="spellStart"/>
+            <w:proofErr w:type="gramStart"/>
+            <w:r>
+              <w:rPr>
+                <w:rFonts w:ascii="Courier New" w:hAnsi="Courier New" w:cs="Courier New"/>
+                <w:sz w:val="20"/>
+                <w:szCs w:val="20"/>
+                <w:lang w:val="en-US"/>
+              </w:rPr>
+              <w:t>np.array</w:t>
+            </w:r>
+            <w:proofErr w:type="spellEnd"/>
+            <w:proofErr w:type="gramEnd"/>
+            <w:r>
+              <w:rPr>
+                <w:rFonts w:ascii="Courier New" w:hAnsi="Courier New" w:cs="Courier New"/>
+                <w:sz w:val="20"/>
+                <w:szCs w:val="20"/>
+                <w:lang w:val="en-US"/>
+              </w:rPr>
+              <w:t xml:space="preserve">(CATS[c], </w:t>
+            </w:r>
+            <w:proofErr w:type="spellStart"/>
+            <w:r>
+              <w:rPr>
+                <w:rFonts w:ascii="Courier New" w:hAnsi="Courier New" w:cs="Courier New"/>
+                <w:sz w:val="20"/>
+                <w:szCs w:val="20"/>
+                <w:lang w:val="en-US"/>
+              </w:rPr>
+              <w:t>dtype</w:t>
+            </w:r>
+            <w:proofErr w:type="spellEnd"/>
+            <w:r>
+              <w:rPr>
+                <w:rFonts w:ascii="Courier New" w:hAnsi="Courier New" w:cs="Courier New"/>
+                <w:sz w:val="20"/>
+                <w:szCs w:val="20"/>
+                <w:lang w:val="en-US"/>
+              </w:rPr>
+              <w:t>=object)[M[:, j:j + k].argmax(1)]</w:t>
+            </w:r>
+          </w:p>
+          <w:p>
+            <w:pPr>
+              <w:rPr>
+                <w:rFonts w:ascii="Courier New" w:hAnsi="Courier New" w:cs="Courier New"/>
+                <w:sz w:val="20"/>
+                <w:szCs w:val="20"/>
+                <w:lang w:val="en-US"/>
+              </w:rPr>
+            </w:pPr>
+            <w:r>
+              <w:rPr>
+                <w:rFonts w:ascii="Courier New" w:hAnsi="Courier New" w:cs="Courier New"/>
+                <w:sz w:val="20"/>
+                <w:szCs w:val="20"/>
+                <w:lang w:val="en-US"/>
+              </w:rPr>
+              <w:t>        j += k</w:t>
+            </w:r>
+          </w:p>
+          <w:p>
+            <w:pPr>
+              <w:rPr>
+                <w:rFonts w:ascii="Courier New" w:hAnsi="Courier New" w:cs="Courier New"/>
+                <w:sz w:val="20"/>
+                <w:szCs w:val="20"/>
+                <w:lang w:val="en-US"/>
+              </w:rPr>
+            </w:pPr>
+            <w:r>
+              <w:rPr>
+                <w:rFonts w:ascii="Courier New" w:hAnsi="Courier New" w:cs="Courier New"/>
+                <w:sz w:val="20"/>
+                <w:szCs w:val="20"/>
+                <w:lang w:val="en-US"/>
+              </w:rPr>
+              <w:t xml:space="preserve">    return </w:t>
+            </w:r>
+            <w:proofErr w:type="gramStart"/>
+            <w:r>
+              <w:rPr>
+                <w:rFonts w:ascii="Courier New" w:hAnsi="Courier New" w:cs="Courier New"/>
+                <w:sz w:val="20"/>
+                <w:szCs w:val="20"/>
+                <w:lang w:val="en-US"/>
+              </w:rPr>
+              <w:t>out[</w:t>
+            </w:r>
+            <w:proofErr w:type="gramEnd"/>
+            <w:r>
+              <w:rPr>
+                <w:rFonts w:ascii="Courier New" w:hAnsi="Courier New" w:cs="Courier New"/>
+                <w:sz w:val="20"/>
+                <w:szCs w:val="20"/>
+                <w:lang w:val="en-US"/>
+              </w:rPr>
+              <w:t>COLS]</w:t>
+            </w:r>
+          </w:p>
+          <w:p>
+            <w:pPr>
+              <w:rPr>
+                <w:rFonts w:ascii="Courier New" w:hAnsi="Courier New" w:cs="Courier New"/>
+                <w:sz w:val="20"/>
+                <w:szCs w:val="20"/>
+                <w:lang w:val="en-US"/>
+              </w:rPr>
+            </w:pPr>
+          </w:p>
+          <w:p>
+            <w:pPr>
+              <w:rPr>
+                <w:rFonts w:ascii="Courier New" w:hAnsi="Courier New" w:cs="Courier New"/>
+                <w:sz w:val="20"/>
+                <w:szCs w:val="20"/>
+                <w:lang w:val="en-US"/>
+              </w:rPr>
+            </w:pPr>
+            <w:r>
+              <w:rPr>
+                <w:rFonts w:ascii="Courier New" w:hAnsi="Courier New" w:cs="Courier New"/>
+                <w:sz w:val="20"/>
+                <w:szCs w:val="20"/>
+                <w:lang w:val="en-US"/>
+              </w:rPr>
+              <w:t>M = encode(</w:t>
+            </w:r>
+            <w:proofErr w:type="spellStart"/>
+            <w:r>
+              <w:rPr>
+                <w:rFonts w:ascii="Courier New" w:hAnsi="Courier New" w:cs="Courier New"/>
+                <w:sz w:val="20"/>
+                <w:szCs w:val="20"/>
+                <w:lang w:val="en-US"/>
+              </w:rPr>
+              <w:t>df</w:t>
+            </w:r>
+            <w:proofErr w:type="spellEnd"/>
+            <w:r>
+              <w:rPr>
+                <w:rFonts w:ascii="Courier New" w:hAnsi="Courier New" w:cs="Courier New"/>
+                <w:sz w:val="20"/>
+                <w:szCs w:val="20"/>
+                <w:lang w:val="en-US"/>
+              </w:rPr>
+              <w:t>)</w:t>
+            </w:r>
+          </w:p>
+          <w:p>
+            <w:pPr>
+              <w:rPr>
+                <w:rFonts w:ascii="Courier New" w:hAnsi="Courier New" w:cs="Courier New"/>
+                <w:sz w:val="20"/>
+                <w:szCs w:val="20"/>
+                <w:lang w:val="en-US"/>
+              </w:rPr>
+            </w:pPr>
+            <w:r>
+              <w:rPr>
+                <w:rFonts w:ascii="Courier New" w:hAnsi="Courier New" w:cs="Courier New"/>
+                <w:sz w:val="20"/>
+                <w:szCs w:val="20"/>
+                <w:lang w:val="en-US"/>
+              </w:rPr>
+              <w:t xml:space="preserve">best, </w:t>
+            </w:r>
+            <w:proofErr w:type="spellStart"/>
+            <w:r>
+              <w:rPr>
+                <w:rFonts w:ascii="Courier New" w:hAnsi="Courier New" w:cs="Courier New"/>
+                <w:sz w:val="20"/>
+                <w:szCs w:val="20"/>
+                <w:lang w:val="en-US"/>
+              </w:rPr>
+              <w:t>bics</w:t>
+            </w:r>
+            <w:proofErr w:type="spellEnd"/>
+            <w:r>
+              <w:rPr>
+                <w:rFonts w:ascii="Courier New" w:hAnsi="Courier New" w:cs="Courier New"/>
+                <w:sz w:val="20"/>
+                <w:szCs w:val="20"/>
+                <w:lang w:val="en-US"/>
+              </w:rPr>
+              <w:t xml:space="preserve"> = None, {}</w:t>
+            </w:r>
+          </w:p>
+          <w:p>
+            <w:pPr>
+              <w:rPr>
+                <w:rFonts w:ascii="Courier New" w:hAnsi="Courier New" w:cs="Courier New"/>
+                <w:sz w:val="20"/>
+                <w:szCs w:val="20"/>
+                <w:lang w:val="en-US"/>
+              </w:rPr>
+            </w:pPr>
+            <w:proofErr w:type="spellStart"/>
+            <w:r>
+              <w:rPr>
+                <w:rFonts w:ascii="Courier New" w:hAnsi="Courier New" w:cs="Courier New"/>
+                <w:sz w:val="20"/>
+                <w:szCs w:val="20"/>
+                <w:lang w:val="en-US"/>
+              </w:rPr>
+              <w:t>for k</w:t>
+            </w:r>
+            <w:proofErr w:type="spellEnd"/>
+            <w:r>
+              <w:rPr>
+                <w:rFonts w:ascii="Courier New" w:hAnsi="Courier New" w:cs="Courier New"/>
+                <w:sz w:val="20"/>
+                <w:szCs w:val="20"/>
+                <w:lang w:val="en-US"/>
+              </w:rPr>
+              <w:t xml:space="preserve"> in GMM_GRID:</w:t>
+            </w:r>
+          </w:p>
+          <w:p>
+            <w:pPr>
+              <w:rPr>
+                <w:rFonts w:ascii="Courier New" w:hAnsi="Courier New" w:cs="Courier New"/>
+                <w:sz w:val="20"/>
+                <w:szCs w:val="20"/>
+                <w:lang w:val="en-US"/>
+              </w:rPr>
+            </w:pPr>
+            <w:r>
+              <w:rPr>
+                <w:rFonts w:ascii="Courier New" w:hAnsi="Courier New" w:cs="Courier New"/>
+                <w:sz w:val="20"/>
+                <w:szCs w:val="20"/>
+                <w:lang w:val="en-US"/>
+              </w:rPr>
+              <w:t xml:space="preserve">    g = </w:t>
+            </w:r>
+            <w:proofErr w:type="spellStart"/>
+            <w:proofErr w:type="gramStart"/>
+            <w:r>
+              <w:rPr>
+                <w:rFonts w:ascii="Courier New" w:hAnsi="Courier New" w:cs="Courier New"/>
+                <w:sz w:val="20"/>
+                <w:szCs w:val="20"/>
+                <w:lang w:val="en-US"/>
+              </w:rPr>
+              <w:t>GaussianMixture</w:t>
+            </w:r>
+            <w:proofErr w:type="spellEnd"/>
+            <w:r>
+              <w:rPr>
+                <w:rFonts w:ascii="Courier New" w:hAnsi="Courier New" w:cs="Courier New"/>
+                <w:sz w:val="20"/>
+                <w:szCs w:val="20"/>
+                <w:lang w:val="en-US"/>
+              </w:rPr>
+              <w:t>(</w:t>
+            </w:r>
+            <w:proofErr w:type="gramEnd"/>
+            <w:r>
+              <w:rPr>
+                <w:rFonts w:ascii="Courier New" w:hAnsi="Courier New" w:cs="Courier New"/>
+                <w:sz w:val="20"/>
+                <w:szCs w:val="20"/>
+                <w:lang w:val="en-US"/>
+              </w:rPr>
+              <w:t xml:space="preserve">k, </w:t>
+            </w:r>
+            <w:proofErr w:type="spellStart"/>
+            <w:r>
+              <w:rPr>
+                <w:rFonts w:ascii="Courier New" w:hAnsi="Courier New" w:cs="Courier New"/>
+                <w:sz w:val="20"/>
+                <w:szCs w:val="20"/>
+                <w:lang w:val="en-US"/>
+              </w:rPr>
+              <w:t>covariance_type</w:t>
+            </w:r>
+            <w:proofErr w:type="spellEnd"/>
+            <w:r>
+              <w:rPr>
+                <w:rFonts w:ascii="Courier New" w:hAnsi="Courier New" w:cs="Courier New"/>
+                <w:sz w:val="20"/>
+                <w:szCs w:val="20"/>
+                <w:lang w:val="en-US"/>
+              </w:rPr>
+              <w:t xml:space="preserve">='full', </w:t>
+            </w:r>
+            <w:proofErr w:type="spellStart"/>
+            <w:r>
+              <w:rPr>
+                <w:rFonts w:ascii="Courier New" w:hAnsi="Courier New" w:cs="Courier New"/>
+                <w:sz w:val="20"/>
+                <w:szCs w:val="20"/>
+                <w:lang w:val="en-US"/>
+              </w:rPr>
+              <w:t>reg_covar</w:t>
+            </w:r>
+            <w:proofErr w:type="spellEnd"/>
+            <w:r>
+              <w:rPr>
+                <w:rFonts w:ascii="Courier New" w:hAnsi="Courier New" w:cs="Courier New"/>
+                <w:sz w:val="20"/>
+                <w:szCs w:val="20"/>
+                <w:lang w:val="en-US"/>
+              </w:rPr>
+              <w:t xml:space="preserve">=1e-3, </w:t>
+            </w:r>
+            <w:proofErr w:type="spellStart"/>
+            <w:r>
+              <w:rPr>
+                <w:rFonts w:ascii="Courier New" w:hAnsi="Courier New" w:cs="Courier New"/>
+                <w:sz w:val="20"/>
+                <w:szCs w:val="20"/>
+                <w:lang w:val="en-US"/>
+              </w:rPr>
+              <w:t>n_init</w:t>
+            </w:r>
+            <w:proofErr w:type="spellEnd"/>
+            <w:r>
+              <w:rPr>
+                <w:rFonts w:ascii="Courier New" w:hAnsi="Courier New" w:cs="Courier New"/>
+                <w:sz w:val="20"/>
+                <w:szCs w:val="20"/>
+                <w:lang w:val="en-US"/>
+              </w:rPr>
+              <w:t>=2,</w:t>
+            </w:r>
+          </w:p>
+          <w:p>
+            <w:pPr>
+              <w:rPr>
+                <w:rFonts w:ascii="Courier New" w:hAnsi="Courier New" w:cs="Courier New"/>
+                <w:sz w:val="20"/>
+                <w:szCs w:val="20"/>
+                <w:lang w:val="en-US"/>
+              </w:rPr>
+            </w:pPr>
+            <w:r>
+              <w:rPr>
+                <w:rFonts w:ascii="Courier New" w:hAnsi="Courier New" w:cs="Courier New"/>
+                <w:sz w:val="20"/>
+                <w:szCs w:val="20"/>
+                <w:lang w:val="en-US"/>
+              </w:rPr>
+              <w:t xml:space="preserve">                        </w:t>
+            </w:r>
+            <w:proofErr w:type="spellStart"/>
+            <w:r>
+              <w:rPr>
+                <w:rFonts w:ascii="Courier New" w:hAnsi="Courier New" w:cs="Courier New"/>
+                <w:sz w:val="20"/>
+                <w:szCs w:val="20"/>
+                <w:lang w:val="en-US"/>
+              </w:rPr>
+              <w:t>max_iter</w:t>
+            </w:r>
+            <w:proofErr w:type="spellEnd"/>
+            <w:r>
+              <w:rPr>
+                <w:rFonts w:ascii="Courier New" w:hAnsi="Courier New" w:cs="Courier New"/>
+                <w:sz w:val="20"/>
+                <w:szCs w:val="20"/>
+                <w:lang w:val="en-US"/>
+              </w:rPr>
+              <w:t xml:space="preserve">=300, </w:t>
+            </w:r>
+            <w:proofErr w:type="spellStart"/>
+            <w:r>
+              <w:rPr>
+                <w:rFonts w:ascii="Courier New" w:hAnsi="Courier New" w:cs="Courier New"/>
+                <w:sz w:val="20"/>
+                <w:szCs w:val="20"/>
+                <w:lang w:val="en-US"/>
+              </w:rPr>
+              <w:t>random_state</w:t>
+            </w:r>
+            <w:proofErr w:type="spellEnd"/>
+            <w:r>
+              <w:rPr>
+                <w:rFonts w:ascii="Courier New" w:hAnsi="Courier New" w:cs="Courier New"/>
+                <w:sz w:val="20"/>
+                <w:szCs w:val="20"/>
+                <w:lang w:val="en-US"/>
+              </w:rPr>
+              <w:t>=SEED</w:t>
+            </w:r>
+            <w:proofErr w:type="gramStart"/>
+            <w:r>
+              <w:rPr>
+                <w:rFonts w:ascii="Courier New" w:hAnsi="Courier New" w:cs="Courier New"/>
+                <w:sz w:val="20"/>
+                <w:szCs w:val="20"/>
+                <w:lang w:val="en-US"/>
+              </w:rPr>
+              <w:t>).fit</w:t>
+            </w:r>
+            <w:proofErr w:type="gramEnd"/>
+            <w:r>
+              <w:rPr>
+                <w:rFonts w:ascii="Courier New" w:hAnsi="Courier New" w:cs="Courier New"/>
+                <w:sz w:val="20"/>
+                <w:szCs w:val="20"/>
+                <w:lang w:val="en-US"/>
+              </w:rPr>
+              <w:t>(M)</w:t>
             </w:r>
           </w:p>
           <w:p>
@@ -14215,6 +16673,64 @@
               <w:t xml:space="preserve">    </w:t>
             </w:r>
             <w:proofErr w:type="spellStart"/>
+            <w:r>
+              <w:rPr>
+                <w:rFonts w:ascii="Courier New" w:hAnsi="Courier New" w:cs="Courier New"/>
+                <w:sz w:val="20"/>
+                <w:szCs w:val="20"/>
+                <w:lang w:val="en-US"/>
+              </w:rPr>
+              <w:t>bics</w:t>
+            </w:r>
+            <w:proofErr w:type="spellEnd"/>
+            <w:r>
+              <w:rPr>
+                <w:rFonts w:ascii="Courier New" w:hAnsi="Courier New" w:cs="Courier New"/>
+                <w:sz w:val="20"/>
+                <w:szCs w:val="20"/>
+                <w:lang w:val="en-US"/>
+              </w:rPr>
+              <w:t xml:space="preserve">[k] = </w:t>
+            </w:r>
+            <w:proofErr w:type="spellStart"/>
+            <w:r>
+              <w:rPr>
+                <w:rFonts w:ascii="Courier New" w:hAnsi="Courier New" w:cs="Courier New"/>
+                <w:sz w:val="20"/>
+                <w:szCs w:val="20"/>
+                <w:lang w:val="en-US"/>
+              </w:rPr>
+              <w:t>g.bic</w:t>
+            </w:r>
+            <w:proofErr w:type="spellEnd"/>
+            <w:r>
+              <w:rPr>
+                <w:rFonts w:ascii="Courier New" w:hAnsi="Courier New" w:cs="Courier New"/>
+                <w:sz w:val="20"/>
+                <w:szCs w:val="20"/>
+                <w:lang w:val="en-US"/>
+              </w:rPr>
+              <w:t>(M)</w:t>
+            </w:r>
+          </w:p>
+          <w:p>
+            <w:pPr>
+              <w:rPr>
+                <w:rFonts w:ascii="Courier New" w:hAnsi="Courier New" w:cs="Courier New"/>
+                <w:sz w:val="20"/>
+                <w:szCs w:val="20"/>
+                <w:lang w:val="en-US"/>
+              </w:rPr>
+            </w:pPr>
+            <w:r>
+              <w:rPr>
+                <w:rFonts w:ascii="Courier New" w:hAnsi="Courier New" w:cs="Courier New"/>
+                <w:sz w:val="20"/>
+                <w:szCs w:val="20"/>
+                <w:lang w:val="en-US"/>
+              </w:rPr>
+              <w:t xml:space="preserve">    </w:t>
+            </w:r>
             <w:proofErr w:type="gramStart"/>
             <w:r>
               <w:rPr>
@@ -14223,9 +16739,9 @@
                 <w:szCs w:val="20"/>
                 <w:lang w:val="en-US"/>
               </w:rPr>
-              <w:t>plt.close</w:t>
-            </w:r>
-            <w:proofErr w:type="spellEnd"/>
+              <w:t>print(</w:t>
+            </w:r>
+            <w:proofErr w:type="spellStart"/>
             <w:proofErr w:type="gramEnd"/>
             <w:r>
               <w:rPr>
@@ -14234,84 +16750,97 @@
                 <w:szCs w:val="20"/>
                 <w:lang w:val="en-US"/>
               </w:rPr>
-              <w:t>()</w:t>
-            </w:r>
-          </w:p>
-          <w:p>
-            <w:pPr>
-              <w:rPr>
-                <w:rFonts w:ascii="Courier New" w:hAnsi="Courier New" w:cs="Courier New"/>
-                <w:sz w:val="20"/>
-                <w:szCs w:val="20"/>
-                <w:lang w:val="en-US"/>
-              </w:rPr>
-            </w:pPr>
-          </w:p>
-          <w:p>
-            <w:pPr>
-              <w:rPr>
-                <w:rFonts w:ascii="Courier New" w:hAnsi="Courier New" w:cs="Courier New"/>
-                <w:sz w:val="20"/>
-                <w:szCs w:val="20"/>
-              </w:rPr>
-            </w:pPr>
-            <w:r>
-              <w:rPr>
-                <w:rFonts w:ascii="Courier New" w:hAnsi="Courier New" w:cs="Courier New"/>
-                <w:sz w:val="20"/>
-                <w:szCs w:val="20"/>
-              </w:rPr>
-              <w:t xml:space="preserve"># Шаг 2: </w:t>
-            </w:r>
-            <w:proofErr w:type="spellStart"/>
-            <w:r>
-              <w:rPr>
-                <w:rFonts w:ascii="Courier New" w:hAnsi="Courier New" w:cs="Courier New"/>
-                <w:sz w:val="20"/>
-                <w:szCs w:val="20"/>
-              </w:rPr>
-              <w:t>Предобработанные</w:t>
-            </w:r>
-            <w:proofErr w:type="spellEnd"/>
-            <w:r>
-              <w:rPr>
-                <w:rFonts w:ascii="Courier New" w:hAnsi="Courier New" w:cs="Courier New"/>
-                <w:sz w:val="20"/>
-                <w:szCs w:val="20"/>
-              </w:rPr>
-              <w:t xml:space="preserve"> данные (как в ПР1/ПР2)</w:t>
-            </w:r>
-          </w:p>
-          <w:p>
-            <w:pPr>
-              <w:rPr>
-                <w:rFonts w:ascii="Courier New" w:hAnsi="Courier New" w:cs="Courier New"/>
-                <w:sz w:val="20"/>
-                <w:szCs w:val="20"/>
-                <w:lang w:val="en-US"/>
-              </w:rPr>
-            </w:pPr>
-            <w:proofErr w:type="spellStart"/>
-            <w:r>
-              <w:rPr>
-                <w:rFonts w:ascii="Courier New" w:hAnsi="Courier New" w:cs="Courier New"/>
-                <w:sz w:val="20"/>
-                <w:szCs w:val="20"/>
-                <w:lang w:val="en-US"/>
-              </w:rPr>
-              <w:t>df</w:t>
-            </w:r>
-            <w:proofErr w:type="spellEnd"/>
-            <w:r>
-              <w:rPr>
-                <w:rFonts w:ascii="Courier New" w:hAnsi="Courier New" w:cs="Courier New"/>
-                <w:sz w:val="20"/>
-                <w:szCs w:val="20"/>
-                <w:lang w:val="en-US"/>
-              </w:rPr>
-              <w:t xml:space="preserve"> = </w:t>
-            </w:r>
-            <w:proofErr w:type="spellStart"/>
+              <w:t>f"GMM</w:t>
+            </w:r>
+            <w:proofErr w:type="spellEnd"/>
+            <w:r>
+              <w:rPr>
+                <w:rFonts w:ascii="Courier New" w:hAnsi="Courier New" w:cs="Courier New"/>
+                <w:sz w:val="20"/>
+                <w:szCs w:val="20"/>
+                <w:lang w:val="en-US"/>
+              </w:rPr>
+              <w:t xml:space="preserve"> k={k}: BIC = {</w:t>
+            </w:r>
+            <w:proofErr w:type="spellStart"/>
+            <w:r>
+              <w:rPr>
+                <w:rFonts w:ascii="Courier New" w:hAnsi="Courier New" w:cs="Courier New"/>
+                <w:sz w:val="20"/>
+                <w:szCs w:val="20"/>
+                <w:lang w:val="en-US"/>
+              </w:rPr>
+              <w:t>bics</w:t>
+            </w:r>
+            <w:proofErr w:type="spellEnd"/>
+            <w:r>
+              <w:rPr>
+                <w:rFonts w:ascii="Courier New" w:hAnsi="Courier New" w:cs="Courier New"/>
+                <w:sz w:val="20"/>
+                <w:szCs w:val="20"/>
+                <w:lang w:val="en-US"/>
+              </w:rPr>
+              <w:t>[k]:.0f}")</w:t>
+            </w:r>
+          </w:p>
+          <w:p>
+            <w:pPr>
+              <w:rPr>
+                <w:rFonts w:ascii="Courier New" w:hAnsi="Courier New" w:cs="Courier New"/>
+                <w:sz w:val="20"/>
+                <w:szCs w:val="20"/>
+                <w:lang w:val="en-US"/>
+              </w:rPr>
+            </w:pPr>
+            <w:r>
+              <w:rPr>
+                <w:rFonts w:ascii="Courier New" w:hAnsi="Courier New" w:cs="Courier New"/>
+                <w:sz w:val="20"/>
+                <w:szCs w:val="20"/>
+                <w:lang w:val="en-US"/>
+              </w:rPr>
+              <w:t xml:space="preserve">    if best is None or </w:t>
+            </w:r>
+            <w:proofErr w:type="spellStart"/>
+            <w:r>
+              <w:rPr>
+                <w:rFonts w:ascii="Courier New" w:hAnsi="Courier New" w:cs="Courier New"/>
+                <w:sz w:val="20"/>
+                <w:szCs w:val="20"/>
+                <w:lang w:val="en-US"/>
+              </w:rPr>
+              <w:t>bics</w:t>
+            </w:r>
+            <w:proofErr w:type="spellEnd"/>
+            <w:r>
+              <w:rPr>
+                <w:rFonts w:ascii="Courier New" w:hAnsi="Courier New" w:cs="Courier New"/>
+                <w:sz w:val="20"/>
+                <w:szCs w:val="20"/>
+                <w:lang w:val="en-US"/>
+              </w:rPr>
+              <w:t xml:space="preserve">[k] &lt; </w:t>
+            </w:r>
+            <w:proofErr w:type="spellStart"/>
+            <w:r>
+              <w:rPr>
+                <w:rFonts w:ascii="Courier New" w:hAnsi="Courier New" w:cs="Courier New"/>
+                <w:sz w:val="20"/>
+                <w:szCs w:val="20"/>
+                <w:lang w:val="en-US"/>
+              </w:rPr>
+              <w:t>bics</w:t>
+            </w:r>
+            <w:proofErr w:type="spellEnd"/>
+            <w:r>
+              <w:rPr>
+                <w:rFonts w:ascii="Courier New" w:hAnsi="Courier New" w:cs="Courier New"/>
+                <w:sz w:val="20"/>
+                <w:szCs w:val="20"/>
+                <w:lang w:val="en-US"/>
+              </w:rPr>
+              <w:t>[</w:t>
+            </w:r>
             <w:proofErr w:type="gramStart"/>
             <w:r>
               <w:rPr>
@@ -14320,7 +16849,7 @@
                 <w:szCs w:val="20"/>
                 <w:lang w:val="en-US"/>
               </w:rPr>
-              <w:t>pd.read</w:t>
+              <w:t>best[</w:t>
             </w:r>
             <w:proofErr w:type="gramEnd"/>
             <w:r>
@@ -14330,79 +16859,47 @@
                 <w:szCs w:val="20"/>
                 <w:lang w:val="en-US"/>
               </w:rPr>
-              <w:t>_csv</w:t>
-            </w:r>
-            <w:proofErr w:type="spellEnd"/>
-            <w:r>
-              <w:rPr>
-                <w:rFonts w:ascii="Courier New" w:hAnsi="Courier New" w:cs="Courier New"/>
-                <w:sz w:val="20"/>
-                <w:szCs w:val="20"/>
-                <w:lang w:val="en-US"/>
-              </w:rPr>
-              <w:t>(PATH)</w:t>
-            </w:r>
-          </w:p>
-          <w:p>
-            <w:pPr>
-              <w:rPr>
-                <w:rFonts w:ascii="Courier New" w:hAnsi="Courier New" w:cs="Courier New"/>
-                <w:sz w:val="20"/>
-                <w:szCs w:val="20"/>
-                <w:lang w:val="en-US"/>
-              </w:rPr>
-            </w:pPr>
-            <w:proofErr w:type="spellStart"/>
-            <w:r>
-              <w:rPr>
-                <w:rFonts w:ascii="Courier New" w:hAnsi="Courier New" w:cs="Courier New"/>
-                <w:sz w:val="20"/>
-                <w:szCs w:val="20"/>
-                <w:lang w:val="en-US"/>
-              </w:rPr>
-              <w:t>df</w:t>
-            </w:r>
-            <w:proofErr w:type="spellEnd"/>
-            <w:r>
-              <w:rPr>
-                <w:rFonts w:ascii="Courier New" w:hAnsi="Courier New" w:cs="Courier New"/>
-                <w:sz w:val="20"/>
-                <w:szCs w:val="20"/>
-                <w:lang w:val="en-US"/>
-              </w:rPr>
-              <w:t>['</w:t>
-            </w:r>
-            <w:proofErr w:type="spellStart"/>
-            <w:r>
-              <w:rPr>
-                <w:rFonts w:ascii="Courier New" w:hAnsi="Courier New" w:cs="Courier New"/>
-                <w:sz w:val="20"/>
-                <w:szCs w:val="20"/>
-                <w:lang w:val="en-US"/>
-              </w:rPr>
-              <w:t>TotalCharges</w:t>
-            </w:r>
-            <w:proofErr w:type="spellEnd"/>
-            <w:r>
-              <w:rPr>
-                <w:rFonts w:ascii="Courier New" w:hAnsi="Courier New" w:cs="Courier New"/>
-                <w:sz w:val="20"/>
-                <w:szCs w:val="20"/>
-                <w:lang w:val="en-US"/>
-              </w:rPr>
-              <w:t xml:space="preserve">'] = </w:t>
-            </w:r>
-            <w:proofErr w:type="spellStart"/>
-            <w:r>
-              <w:rPr>
-                <w:rFonts w:ascii="Courier New" w:hAnsi="Courier New" w:cs="Courier New"/>
-                <w:sz w:val="20"/>
-                <w:szCs w:val="20"/>
-                <w:lang w:val="en-US"/>
-              </w:rPr>
-              <w:t>pd.to_numeric</w:t>
-            </w:r>
-            <w:proofErr w:type="spellEnd"/>
+              <w:t>0]]:</w:t>
+            </w:r>
+          </w:p>
+          <w:p>
+            <w:pPr>
+              <w:rPr>
+                <w:rFonts w:ascii="Courier New" w:hAnsi="Courier New" w:cs="Courier New"/>
+                <w:sz w:val="20"/>
+                <w:szCs w:val="20"/>
+                <w:lang w:val="en-US"/>
+              </w:rPr>
+            </w:pPr>
+            <w:r>
+              <w:rPr>
+                <w:rFonts w:ascii="Courier New" w:hAnsi="Courier New" w:cs="Courier New"/>
+                <w:sz w:val="20"/>
+                <w:szCs w:val="20"/>
+                <w:lang w:val="en-US"/>
+              </w:rPr>
+              <w:t>        best = (k, g)</w:t>
+            </w:r>
+          </w:p>
+          <w:p>
+            <w:pPr>
+              <w:rPr>
+                <w:rFonts w:ascii="Courier New" w:hAnsi="Courier New" w:cs="Courier New"/>
+                <w:sz w:val="20"/>
+                <w:szCs w:val="20"/>
+                <w:lang w:val="en-US"/>
+              </w:rPr>
+            </w:pPr>
+            <w:proofErr w:type="gramStart"/>
+            <w:r>
+              <w:rPr>
+                <w:rFonts w:ascii="Courier New" w:hAnsi="Courier New" w:cs="Courier New"/>
+                <w:sz w:val="20"/>
+                <w:szCs w:val="20"/>
+                <w:lang w:val="en-US"/>
+              </w:rPr>
+              <w:t>print</w:t>
+            </w:r>
             <w:r>
               <w:rPr>
                 <w:rFonts w:ascii="Courier New" w:hAnsi="Courier New" w:cs="Courier New"/>
@@ -14412,67 +16909,6 @@
               </w:rPr>
               <w:t>(</w:t>
             </w:r>
-            <w:proofErr w:type="spellStart"/>
-            <w:r>
-              <w:rPr>
-                <w:rFonts w:ascii="Courier New" w:hAnsi="Courier New" w:cs="Courier New"/>
-                <w:sz w:val="20"/>
-                <w:szCs w:val="20"/>
-                <w:lang w:val="en-US"/>
-              </w:rPr>
-              <w:t>df</w:t>
-            </w:r>
-            <w:proofErr w:type="spellEnd"/>
-            <w:r>
-              <w:rPr>
-                <w:rFonts w:ascii="Courier New" w:hAnsi="Courier New" w:cs="Courier New"/>
-                <w:sz w:val="20"/>
-                <w:szCs w:val="20"/>
-                <w:lang w:val="en-US"/>
-              </w:rPr>
-              <w:t>['</w:t>
-            </w:r>
-            <w:proofErr w:type="spellStart"/>
-            <w:r>
-              <w:rPr>
-                <w:rFonts w:ascii="Courier New" w:hAnsi="Courier New" w:cs="Courier New"/>
-                <w:sz w:val="20"/>
-                <w:szCs w:val="20"/>
-                <w:lang w:val="en-US"/>
-              </w:rPr>
-              <w:t>TotalCharges</w:t>
-            </w:r>
-            <w:proofErr w:type="spellEnd"/>
-            <w:r>
-              <w:rPr>
-                <w:rFonts w:ascii="Courier New" w:hAnsi="Courier New" w:cs="Courier New"/>
-                <w:sz w:val="20"/>
-                <w:szCs w:val="20"/>
-                <w:lang w:val="en-US"/>
-              </w:rPr>
-              <w:t>'], errors='coerce'</w:t>
-            </w:r>
-            <w:proofErr w:type="gramStart"/>
-            <w:r>
-              <w:rPr>
-                <w:rFonts w:ascii="Courier New" w:hAnsi="Courier New" w:cs="Courier New"/>
-                <w:sz w:val="20"/>
-                <w:szCs w:val="20"/>
-                <w:lang w:val="en-US"/>
-              </w:rPr>
-              <w:t>).</w:t>
-            </w:r>
-            <w:proofErr w:type="spellStart"/>
-            <w:r>
-              <w:rPr>
-                <w:rFonts w:ascii="Courier New" w:hAnsi="Courier New" w:cs="Courier New"/>
-                <w:sz w:val="20"/>
-                <w:szCs w:val="20"/>
-                <w:lang w:val="en-US"/>
-              </w:rPr>
-              <w:t>fillna</w:t>
-            </w:r>
-            <w:proofErr w:type="spellEnd"/>
             <w:proofErr w:type="gramEnd"/>
             <w:r>
               <w:rPr>
@@ -14481,238 +16917,15 @@
                 <w:szCs w:val="20"/>
                 <w:lang w:val="en-US"/>
               </w:rPr>
-              <w:t>(0)</w:t>
-            </w:r>
-          </w:p>
-          <w:p>
-            <w:pPr>
-              <w:rPr>
-                <w:rFonts w:ascii="Courier New" w:hAnsi="Courier New" w:cs="Courier New"/>
-                <w:sz w:val="20"/>
-                <w:szCs w:val="20"/>
-                <w:lang w:val="en-US"/>
-              </w:rPr>
-            </w:pPr>
-            <w:proofErr w:type="spellStart"/>
-            <w:r>
-              <w:rPr>
-                <w:rFonts w:ascii="Courier New" w:hAnsi="Courier New" w:cs="Courier New"/>
-                <w:sz w:val="20"/>
-                <w:szCs w:val="20"/>
-                <w:lang w:val="en-US"/>
-              </w:rPr>
-              <w:t>df</w:t>
-            </w:r>
-            <w:proofErr w:type="spellEnd"/>
-            <w:r>
-              <w:rPr>
-                <w:rFonts w:ascii="Courier New" w:hAnsi="Courier New" w:cs="Courier New"/>
-                <w:sz w:val="20"/>
-                <w:szCs w:val="20"/>
-                <w:lang w:val="en-US"/>
-              </w:rPr>
-              <w:t xml:space="preserve"> = </w:t>
-            </w:r>
-            <w:proofErr w:type="gramStart"/>
-            <w:r>
-              <w:rPr>
-                <w:rFonts w:ascii="Courier New" w:hAnsi="Courier New" w:cs="Courier New"/>
-                <w:sz w:val="20"/>
-                <w:szCs w:val="20"/>
-                <w:lang w:val="en-US"/>
-              </w:rPr>
-              <w:t>df.drop</w:t>
-            </w:r>
-            <w:proofErr w:type="gramEnd"/>
-            <w:r>
-              <w:rPr>
-                <w:rFonts w:ascii="Courier New" w:hAnsi="Courier New" w:cs="Courier New"/>
-                <w:sz w:val="20"/>
-                <w:szCs w:val="20"/>
-                <w:lang w:val="en-US"/>
-              </w:rPr>
-              <w:t>(columns='customerID').drop_duplicates().reset_index(drop=True)</w:t>
-            </w:r>
-          </w:p>
-          <w:p>
-            <w:pPr>
-              <w:rPr>
-                <w:rFonts w:ascii="Courier New" w:hAnsi="Courier New" w:cs="Courier New"/>
-                <w:sz w:val="20"/>
-                <w:szCs w:val="20"/>
-                <w:lang w:val="en-US"/>
-              </w:rPr>
-            </w:pPr>
-            <w:proofErr w:type="spellStart"/>
-            <w:r>
-              <w:rPr>
-                <w:rFonts w:ascii="Courier New" w:hAnsi="Courier New" w:cs="Courier New"/>
-                <w:sz w:val="20"/>
-                <w:szCs w:val="20"/>
-                <w:lang w:val="en-US"/>
-              </w:rPr>
-              <w:t>df</w:t>
-            </w:r>
-            <w:proofErr w:type="spellEnd"/>
-            <w:r>
-              <w:rPr>
-                <w:rFonts w:ascii="Courier New" w:hAnsi="Courier New" w:cs="Courier New"/>
-                <w:sz w:val="20"/>
-                <w:szCs w:val="20"/>
-                <w:lang w:val="en-US"/>
-              </w:rPr>
-              <w:t xml:space="preserve"> = </w:t>
-            </w:r>
-            <w:proofErr w:type="spellStart"/>
-            <w:proofErr w:type="gramStart"/>
-            <w:r>
-              <w:rPr>
-                <w:rFonts w:ascii="Courier New" w:hAnsi="Courier New" w:cs="Courier New"/>
-                <w:sz w:val="20"/>
-                <w:szCs w:val="20"/>
-                <w:lang w:val="en-US"/>
-              </w:rPr>
-              <w:t>df.replace</w:t>
-            </w:r>
-            <w:proofErr w:type="spellEnd"/>
-            <w:proofErr w:type="gramEnd"/>
-            <w:r>
-              <w:rPr>
-                <w:rFonts w:ascii="Courier New" w:hAnsi="Courier New" w:cs="Courier New"/>
-                <w:sz w:val="20"/>
-                <w:szCs w:val="20"/>
-                <w:lang w:val="en-US"/>
-              </w:rPr>
-              <w:t>({'No internet service': 'No', 'No phone service': 'No'})</w:t>
-            </w:r>
-          </w:p>
-          <w:p>
-            <w:pPr>
-              <w:rPr>
-                <w:rFonts w:ascii="Courier New" w:hAnsi="Courier New" w:cs="Courier New"/>
-                <w:sz w:val="20"/>
-                <w:szCs w:val="20"/>
-                <w:lang w:val="en-US"/>
-              </w:rPr>
-            </w:pPr>
-            <w:proofErr w:type="spellStart"/>
-            <w:r>
-              <w:rPr>
-                <w:rFonts w:ascii="Courier New" w:hAnsi="Courier New" w:cs="Courier New"/>
-                <w:sz w:val="20"/>
-                <w:szCs w:val="20"/>
-                <w:lang w:val="en-US"/>
-              </w:rPr>
-              <w:t>df</w:t>
-            </w:r>
-            <w:proofErr w:type="spellEnd"/>
-            <w:r>
-              <w:rPr>
-                <w:rFonts w:ascii="Courier New" w:hAnsi="Courier New" w:cs="Courier New"/>
-                <w:sz w:val="20"/>
-                <w:szCs w:val="20"/>
-                <w:lang w:val="en-US"/>
-              </w:rPr>
-              <w:t>['</w:t>
-            </w:r>
-            <w:proofErr w:type="spellStart"/>
-            <w:r>
-              <w:rPr>
-                <w:rFonts w:ascii="Courier New" w:hAnsi="Courier New" w:cs="Courier New"/>
-                <w:sz w:val="20"/>
-                <w:szCs w:val="20"/>
-                <w:lang w:val="en-US"/>
-              </w:rPr>
-              <w:t>SeniorCitizen</w:t>
-            </w:r>
-            <w:proofErr w:type="spellEnd"/>
-            <w:r>
-              <w:rPr>
-                <w:rFonts w:ascii="Courier New" w:hAnsi="Courier New" w:cs="Courier New"/>
-                <w:sz w:val="20"/>
-                <w:szCs w:val="20"/>
-                <w:lang w:val="en-US"/>
-              </w:rPr>
-              <w:t xml:space="preserve">'] = </w:t>
-            </w:r>
-            <w:proofErr w:type="spellStart"/>
-            <w:r>
-              <w:rPr>
-                <w:rFonts w:ascii="Courier New" w:hAnsi="Courier New" w:cs="Courier New"/>
-                <w:sz w:val="20"/>
-                <w:szCs w:val="20"/>
-                <w:lang w:val="en-US"/>
-              </w:rPr>
-              <w:t>df</w:t>
-            </w:r>
-            <w:proofErr w:type="spellEnd"/>
-            <w:r>
-              <w:rPr>
-                <w:rFonts w:ascii="Courier New" w:hAnsi="Courier New" w:cs="Courier New"/>
-                <w:sz w:val="20"/>
-                <w:szCs w:val="20"/>
-                <w:lang w:val="en-US"/>
-              </w:rPr>
-              <w:t>['</w:t>
-            </w:r>
-            <w:proofErr w:type="spellStart"/>
-            <w:r>
-              <w:rPr>
-                <w:rFonts w:ascii="Courier New" w:hAnsi="Courier New" w:cs="Courier New"/>
-                <w:sz w:val="20"/>
-                <w:szCs w:val="20"/>
-                <w:lang w:val="en-US"/>
-              </w:rPr>
-              <w:t>SeniorCitizen</w:t>
-            </w:r>
-            <w:proofErr w:type="spellEnd"/>
-            <w:r>
-              <w:rPr>
-                <w:rFonts w:ascii="Courier New" w:hAnsi="Courier New" w:cs="Courier New"/>
-                <w:sz w:val="20"/>
-                <w:szCs w:val="20"/>
-                <w:lang w:val="en-US"/>
-              </w:rPr>
-              <w:t>'</w:t>
-            </w:r>
-            <w:proofErr w:type="gramStart"/>
-            <w:r>
-              <w:rPr>
-                <w:rFonts w:ascii="Courier New" w:hAnsi="Courier New" w:cs="Courier New"/>
-                <w:sz w:val="20"/>
-                <w:szCs w:val="20"/>
-                <w:lang w:val="en-US"/>
-              </w:rPr>
-              <w:t>].</w:t>
-            </w:r>
-            <w:proofErr w:type="spellStart"/>
-            <w:r>
-              <w:rPr>
-                <w:rFonts w:ascii="Courier New" w:hAnsi="Courier New" w:cs="Courier New"/>
-                <w:sz w:val="20"/>
-                <w:szCs w:val="20"/>
-                <w:lang w:val="en-US"/>
-              </w:rPr>
-              <w:t>astype</w:t>
-            </w:r>
-            <w:proofErr w:type="spellEnd"/>
-            <w:proofErr w:type="gramEnd"/>
-            <w:r>
-              <w:rPr>
-                <w:rFonts w:ascii="Courier New" w:hAnsi="Courier New" w:cs="Courier New"/>
-                <w:sz w:val="20"/>
-                <w:szCs w:val="20"/>
-                <w:lang w:val="en-US"/>
-              </w:rPr>
-              <w:t xml:space="preserve">(str)       # 0/1 - </w:t>
-            </w:r>
-            <w:r>
-              <w:rPr>
-                <w:rFonts w:ascii="Courier New" w:hAnsi="Courier New" w:cs="Courier New"/>
-                <w:sz w:val="20"/>
-                <w:szCs w:val="20"/>
-              </w:rPr>
-              <w:t>это</w:t>
+              <w:t>"</w:t>
+            </w:r>
+            <w:r>
+              <w:rPr>
+                <w:rFonts w:ascii="Courier New" w:hAnsi="Courier New" w:cs="Courier New"/>
+                <w:sz w:val="20"/>
+                <w:szCs w:val="20"/>
+              </w:rPr>
+              <w:t>Выбрано</w:t>
             </w:r>
             <w:r>
               <w:rPr>
@@ -14729,95 +16942,7 @@
                 <w:sz w:val="20"/>
                 <w:szCs w:val="20"/>
               </w:rPr>
-              <w:t>категория</w:t>
-            </w:r>
-          </w:p>
-          <w:p>
-            <w:pPr>
-              <w:rPr>
-                <w:rFonts w:ascii="Courier New" w:hAnsi="Courier New" w:cs="Courier New"/>
-                <w:sz w:val="20"/>
-                <w:szCs w:val="20"/>
-                <w:lang w:val="en-US"/>
-              </w:rPr>
-            </w:pPr>
-            <w:r>
-              <w:rPr>
-                <w:rFonts w:ascii="Courier New" w:hAnsi="Courier New" w:cs="Courier New"/>
-                <w:sz w:val="20"/>
-                <w:szCs w:val="20"/>
-                <w:lang w:val="en-US"/>
-              </w:rPr>
-              <w:t>COLS = list(</w:t>
-            </w:r>
-            <w:proofErr w:type="spellStart"/>
-            <w:proofErr w:type="gramStart"/>
-            <w:r>
-              <w:rPr>
-                <w:rFonts w:ascii="Courier New" w:hAnsi="Courier New" w:cs="Courier New"/>
-                <w:sz w:val="20"/>
-                <w:szCs w:val="20"/>
-                <w:lang w:val="en-US"/>
-              </w:rPr>
-              <w:t>df.columns</w:t>
-            </w:r>
-            <w:proofErr w:type="spellEnd"/>
-            <w:proofErr w:type="gramEnd"/>
-            <w:r>
-              <w:rPr>
-                <w:rFonts w:ascii="Courier New" w:hAnsi="Courier New" w:cs="Courier New"/>
-                <w:sz w:val="20"/>
-                <w:szCs w:val="20"/>
-                <w:lang w:val="en-US"/>
-              </w:rPr>
-              <w:t>)</w:t>
-            </w:r>
-          </w:p>
-          <w:p>
-            <w:pPr>
-              <w:rPr>
-                <w:rFonts w:ascii="Courier New" w:hAnsi="Courier New" w:cs="Courier New"/>
-                <w:sz w:val="20"/>
-                <w:szCs w:val="20"/>
-                <w:lang w:val="en-US"/>
-              </w:rPr>
-            </w:pPr>
-            <w:r>
-              <w:rPr>
-                <w:rFonts w:ascii="Courier New" w:hAnsi="Courier New" w:cs="Courier New"/>
-                <w:sz w:val="20"/>
-                <w:szCs w:val="20"/>
-                <w:lang w:val="en-US"/>
-              </w:rPr>
-              <w:t xml:space="preserve">CAT = [c for c in COLS if c not in </w:t>
-            </w:r>
-            <w:proofErr w:type="gramStart"/>
-            <w:r>
-              <w:rPr>
-                <w:rFonts w:ascii="Courier New" w:hAnsi="Courier New" w:cs="Courier New"/>
-                <w:sz w:val="20"/>
-                <w:szCs w:val="20"/>
-                <w:lang w:val="en-US"/>
-              </w:rPr>
-              <w:t xml:space="preserve">num]   </w:t>
-            </w:r>
-            <w:proofErr w:type="gramEnd"/>
-            <w:r>
-              <w:rPr>
-                <w:rFonts w:ascii="Courier New" w:hAnsi="Courier New" w:cs="Courier New"/>
-                <w:sz w:val="20"/>
-                <w:szCs w:val="20"/>
-                <w:lang w:val="en-US"/>
-              </w:rPr>
-              <w:t xml:space="preserve">                   # </w:t>
-            </w:r>
-            <w:r>
-              <w:rPr>
-                <w:rFonts w:ascii="Courier New" w:hAnsi="Courier New" w:cs="Courier New"/>
-                <w:sz w:val="20"/>
-                <w:szCs w:val="20"/>
-              </w:rPr>
-              <w:t>включая</w:t>
+              <w:t>компонент</w:t>
             </w:r>
             <w:r>
               <w:rPr>
@@ -14834,186 +16959,7 @@
                 <w:sz w:val="20"/>
                 <w:szCs w:val="20"/>
               </w:rPr>
-              <w:t>целевую</w:t>
-            </w:r>
-            <w:r>
-              <w:rPr>
-                <w:rFonts w:ascii="Courier New" w:hAnsi="Courier New" w:cs="Courier New"/>
-                <w:sz w:val="20"/>
-                <w:szCs w:val="20"/>
-                <w:lang w:val="en-US"/>
-              </w:rPr>
-              <w:t xml:space="preserve"> Churn</w:t>
-            </w:r>
-          </w:p>
-          <w:p>
-            <w:pPr>
-              <w:rPr>
-                <w:rFonts w:ascii="Courier New" w:hAnsi="Courier New" w:cs="Courier New"/>
-                <w:sz w:val="20"/>
-                <w:szCs w:val="20"/>
-                <w:lang w:val="en-US"/>
-              </w:rPr>
-            </w:pPr>
-            <w:r>
-              <w:rPr>
-                <w:rFonts w:ascii="Courier New" w:hAnsi="Courier New" w:cs="Courier New"/>
-                <w:sz w:val="20"/>
-                <w:szCs w:val="20"/>
-                <w:lang w:val="en-US"/>
-              </w:rPr>
-              <w:t>CATS = {c: sorted(</w:t>
-            </w:r>
-            <w:proofErr w:type="spellStart"/>
-            <w:r>
-              <w:rPr>
-                <w:rFonts w:ascii="Courier New" w:hAnsi="Courier New" w:cs="Courier New"/>
-                <w:sz w:val="20"/>
-                <w:szCs w:val="20"/>
-                <w:lang w:val="en-US"/>
-              </w:rPr>
-              <w:t>df</w:t>
-            </w:r>
-            <w:proofErr w:type="spellEnd"/>
-            <w:r>
-              <w:rPr>
-                <w:rFonts w:ascii="Courier New" w:hAnsi="Courier New" w:cs="Courier New"/>
-                <w:sz w:val="20"/>
-                <w:szCs w:val="20"/>
-                <w:lang w:val="en-US"/>
-              </w:rPr>
-              <w:t>[c</w:t>
-            </w:r>
-            <w:proofErr w:type="gramStart"/>
-            <w:r>
-              <w:rPr>
-                <w:rFonts w:ascii="Courier New" w:hAnsi="Courier New" w:cs="Courier New"/>
-                <w:sz w:val="20"/>
-                <w:szCs w:val="20"/>
-                <w:lang w:val="en-US"/>
-              </w:rPr>
-              <w:t>].unique</w:t>
-            </w:r>
-            <w:proofErr w:type="gramEnd"/>
-            <w:r>
-              <w:rPr>
-                <w:rFonts w:ascii="Courier New" w:hAnsi="Courier New" w:cs="Courier New"/>
-                <w:sz w:val="20"/>
-                <w:szCs w:val="20"/>
-                <w:lang w:val="en-US"/>
-              </w:rPr>
-              <w:t>()) for c in CAT}</w:t>
-            </w:r>
-          </w:p>
-          <w:p>
-            <w:pPr>
-              <w:rPr>
-                <w:rFonts w:ascii="Courier New" w:hAnsi="Courier New" w:cs="Courier New"/>
-                <w:sz w:val="20"/>
-                <w:szCs w:val="20"/>
-              </w:rPr>
-            </w:pPr>
-            <w:proofErr w:type="spellStart"/>
-            <w:proofErr w:type="gramStart"/>
-            <w:r>
-              <w:rPr>
-                <w:rFonts w:ascii="Courier New" w:hAnsi="Courier New" w:cs="Courier New"/>
-                <w:sz w:val="20"/>
-                <w:szCs w:val="20"/>
-              </w:rPr>
-              <w:t>print</w:t>
-            </w:r>
-            <w:proofErr w:type="spellEnd"/>
-            <w:r>
-              <w:rPr>
-                <w:rFonts w:ascii="Courier New" w:hAnsi="Courier New" w:cs="Courier New"/>
-                <w:sz w:val="20"/>
-                <w:szCs w:val="20"/>
-              </w:rPr>
-              <w:t>(</w:t>
-            </w:r>
-            <w:proofErr w:type="gramEnd"/>
-            <w:r>
-              <w:rPr>
-                <w:rFonts w:ascii="Courier New" w:hAnsi="Courier New" w:cs="Courier New"/>
-                <w:sz w:val="20"/>
-                <w:szCs w:val="20"/>
-              </w:rPr>
-              <w:t>"</w:t>
-            </w:r>
-            <w:proofErr w:type="spellStart"/>
-            <w:r>
-              <w:rPr>
-                <w:rFonts w:ascii="Courier New" w:hAnsi="Courier New" w:cs="Courier New"/>
-                <w:sz w:val="20"/>
-                <w:szCs w:val="20"/>
-              </w:rPr>
-              <w:t>Предобработанные</w:t>
-            </w:r>
-            <w:proofErr w:type="spellEnd"/>
-            <w:r>
-              <w:rPr>
-                <w:rFonts w:ascii="Courier New" w:hAnsi="Courier New" w:cs="Courier New"/>
-                <w:sz w:val="20"/>
-                <w:szCs w:val="20"/>
-              </w:rPr>
-              <w:t xml:space="preserve"> данные:", </w:t>
-            </w:r>
-            <w:proofErr w:type="spellStart"/>
-            <w:r>
-              <w:rPr>
-                <w:rFonts w:ascii="Courier New" w:hAnsi="Courier New" w:cs="Courier New"/>
-                <w:sz w:val="20"/>
-                <w:szCs w:val="20"/>
-              </w:rPr>
-              <w:t>df.shape</w:t>
-            </w:r>
-            <w:proofErr w:type="spellEnd"/>
-            <w:r>
-              <w:rPr>
-                <w:rFonts w:ascii="Courier New" w:hAnsi="Courier New" w:cs="Courier New"/>
-                <w:sz w:val="20"/>
-                <w:szCs w:val="20"/>
-              </w:rPr>
-              <w:t>)</w:t>
-            </w:r>
-          </w:p>
-          <w:p>
-            <w:pPr>
-              <w:rPr>
-                <w:rFonts w:ascii="Courier New" w:hAnsi="Courier New" w:cs="Courier New"/>
-                <w:sz w:val="20"/>
-                <w:szCs w:val="20"/>
-                <w:lang w:val="en-US"/>
-              </w:rPr>
-            </w:pPr>
-            <w:proofErr w:type="gramStart"/>
-            <w:r>
-              <w:rPr>
-                <w:rFonts w:ascii="Courier New" w:hAnsi="Courier New" w:cs="Courier New"/>
-                <w:sz w:val="20"/>
-                <w:szCs w:val="20"/>
-                <w:lang w:val="en-US"/>
-              </w:rPr>
-              <w:t>print(</w:t>
-            </w:r>
-            <w:proofErr w:type="gramEnd"/>
-            <w:r>
-              <w:rPr>
-                <w:rFonts w:ascii="Courier New" w:hAnsi="Courier New" w:cs="Courier New"/>
-                <w:sz w:val="20"/>
-                <w:szCs w:val="20"/>
-                <w:lang w:val="en-US"/>
-              </w:rPr>
-              <w:t>"</w:t>
-            </w:r>
-            <w:r>
-              <w:rPr>
-                <w:rFonts w:ascii="Courier New" w:hAnsi="Courier New" w:cs="Courier New"/>
-                <w:sz w:val="20"/>
-                <w:szCs w:val="20"/>
-              </w:rPr>
-              <w:t>Баланс</w:t>
+              <w:t>по</w:t>
             </w:r>
             <w:r>
               <w:rPr>
@@ -15029,1613 +16975,36 @@
                 <w:rFonts w:ascii="Courier New" w:hAnsi="Courier New" w:cs="Courier New"/>
                 <w:sz w:val="20"/>
                 <w:szCs w:val="20"/>
-              </w:rPr>
-              <w:t>классов</w:t>
-            </w:r>
-            <w:r>
-              <w:rPr>
-                <w:rFonts w:ascii="Courier New" w:hAnsi="Courier New" w:cs="Courier New"/>
-                <w:sz w:val="20"/>
-                <w:szCs w:val="20"/>
-                <w:lang w:val="en-US"/>
-              </w:rPr>
-              <w:t xml:space="preserve"> (</w:t>
-            </w:r>
-            <w:r>
-              <w:rPr>
-                <w:rFonts w:ascii="Courier New" w:hAnsi="Courier New" w:cs="Courier New"/>
-                <w:sz w:val="20"/>
-                <w:szCs w:val="20"/>
-              </w:rPr>
-              <w:t>настоящие</w:t>
-            </w:r>
-            <w:r>
-              <w:rPr>
-                <w:rFonts w:ascii="Courier New" w:hAnsi="Courier New" w:cs="Courier New"/>
-                <w:sz w:val="20"/>
-                <w:szCs w:val="20"/>
-                <w:lang w:val="en-US"/>
-              </w:rPr>
-              <w:t xml:space="preserve">):\n", </w:t>
-            </w:r>
-            <w:proofErr w:type="spellStart"/>
-            <w:r>
-              <w:rPr>
-                <w:rFonts w:ascii="Courier New" w:hAnsi="Courier New" w:cs="Courier New"/>
-                <w:sz w:val="20"/>
-                <w:szCs w:val="20"/>
-                <w:lang w:val="en-US"/>
-              </w:rPr>
-              <w:t>df</w:t>
-            </w:r>
-            <w:proofErr w:type="spellEnd"/>
-            <w:r>
-              <w:rPr>
-                <w:rFonts w:ascii="Courier New" w:hAnsi="Courier New" w:cs="Courier New"/>
-                <w:sz w:val="20"/>
-                <w:szCs w:val="20"/>
-                <w:lang w:val="en-US"/>
-              </w:rPr>
-              <w:t>['Churn'].</w:t>
-            </w:r>
-            <w:proofErr w:type="spellStart"/>
-            <w:r>
-              <w:rPr>
-                <w:rFonts w:ascii="Courier New" w:hAnsi="Courier New" w:cs="Courier New"/>
-                <w:sz w:val="20"/>
-                <w:szCs w:val="20"/>
-                <w:lang w:val="en-US"/>
-              </w:rPr>
-              <w:t>value_counts</w:t>
-            </w:r>
-            <w:proofErr w:type="spellEnd"/>
-            <w:r>
-              <w:rPr>
-                <w:rFonts w:ascii="Courier New" w:hAnsi="Courier New" w:cs="Courier New"/>
-                <w:sz w:val="20"/>
-                <w:szCs w:val="20"/>
-                <w:lang w:val="en-US"/>
-              </w:rPr>
-              <w:t>(normalize=True).round(3))</w:t>
-            </w:r>
-          </w:p>
-          <w:p>
-            <w:pPr>
-              <w:rPr>
-                <w:rFonts w:ascii="Courier New" w:hAnsi="Courier New" w:cs="Courier New"/>
-                <w:sz w:val="20"/>
-                <w:szCs w:val="20"/>
-                <w:lang w:val="en-US"/>
-              </w:rPr>
-            </w:pPr>
-            <w:r>
-              <w:rPr>
-                <w:rFonts w:ascii="Courier New" w:hAnsi="Courier New" w:cs="Courier New"/>
-                <w:sz w:val="20"/>
-                <w:szCs w:val="20"/>
-                <w:lang w:val="en-US"/>
-              </w:rPr>
-              <w:t xml:space="preserve">LO, HI = </w:t>
-            </w:r>
-            <w:proofErr w:type="spellStart"/>
-            <w:r>
-              <w:rPr>
-                <w:rFonts w:ascii="Courier New" w:hAnsi="Courier New" w:cs="Courier New"/>
-                <w:sz w:val="20"/>
-                <w:szCs w:val="20"/>
-                <w:lang w:val="en-US"/>
-              </w:rPr>
-              <w:t>df</w:t>
-            </w:r>
-            <w:proofErr w:type="spellEnd"/>
-            <w:r>
-              <w:rPr>
-                <w:rFonts w:ascii="Courier New" w:hAnsi="Courier New" w:cs="Courier New"/>
-                <w:sz w:val="20"/>
-                <w:szCs w:val="20"/>
-                <w:lang w:val="en-US"/>
-              </w:rPr>
-              <w:t>[num</w:t>
-            </w:r>
-            <w:proofErr w:type="gramStart"/>
-            <w:r>
-              <w:rPr>
-                <w:rFonts w:ascii="Courier New" w:hAnsi="Courier New" w:cs="Courier New"/>
-                <w:sz w:val="20"/>
-                <w:szCs w:val="20"/>
-                <w:lang w:val="en-US"/>
-              </w:rPr>
-              <w:t>].min</w:t>
-            </w:r>
-            <w:proofErr w:type="gramEnd"/>
-            <w:r>
-              <w:rPr>
-                <w:rFonts w:ascii="Courier New" w:hAnsi="Courier New" w:cs="Courier New"/>
-                <w:sz w:val="20"/>
-                <w:szCs w:val="20"/>
-                <w:lang w:val="en-US"/>
-              </w:rPr>
-              <w:t xml:space="preserve">(), </w:t>
-            </w:r>
-            <w:proofErr w:type="spellStart"/>
-            <w:r>
-              <w:rPr>
-                <w:rFonts w:ascii="Courier New" w:hAnsi="Courier New" w:cs="Courier New"/>
-                <w:sz w:val="20"/>
-                <w:szCs w:val="20"/>
-                <w:lang w:val="en-US"/>
-              </w:rPr>
-              <w:t>df</w:t>
-            </w:r>
-            <w:proofErr w:type="spellEnd"/>
-            <w:r>
-              <w:rPr>
-                <w:rFonts w:ascii="Courier New" w:hAnsi="Courier New" w:cs="Courier New"/>
-                <w:sz w:val="20"/>
-                <w:szCs w:val="20"/>
-                <w:lang w:val="en-US"/>
-              </w:rPr>
-              <w:t>[num].max()</w:t>
-            </w:r>
-          </w:p>
-          <w:p>
-            <w:pPr>
-              <w:rPr>
-                <w:rFonts w:ascii="Courier New" w:hAnsi="Courier New" w:cs="Courier New"/>
-                <w:sz w:val="20"/>
-                <w:szCs w:val="20"/>
-                <w:lang w:val="en-US"/>
-              </w:rPr>
-            </w:pPr>
-          </w:p>
-          <w:p>
-            <w:pPr>
-              <w:rPr>
-                <w:rFonts w:ascii="Courier New" w:hAnsi="Courier New" w:cs="Courier New"/>
-                <w:sz w:val="20"/>
-                <w:szCs w:val="20"/>
-              </w:rPr>
-            </w:pPr>
-            <w:r>
-              <w:rPr>
-                <w:rFonts w:ascii="Courier New" w:hAnsi="Courier New" w:cs="Courier New"/>
-                <w:sz w:val="20"/>
-                <w:szCs w:val="20"/>
-              </w:rPr>
-              <w:t># Шаг 3: Обучение генеративной модели GMM</w:t>
-            </w:r>
-          </w:p>
-          <w:p>
-            <w:pPr>
-              <w:rPr>
-                <w:rFonts w:ascii="Courier New" w:hAnsi="Courier New" w:cs="Courier New"/>
-                <w:sz w:val="20"/>
-                <w:szCs w:val="20"/>
-              </w:rPr>
-            </w:pPr>
-            <w:r>
-              <w:rPr>
-                <w:rFonts w:ascii="Courier New" w:hAnsi="Courier New" w:cs="Courier New"/>
-                <w:sz w:val="20"/>
-                <w:szCs w:val="20"/>
-              </w:rPr>
-              <w:t xml:space="preserve"># Числовые признаки стандартизуются, категориальные кодируются </w:t>
-            </w:r>
-            <w:proofErr w:type="spellStart"/>
-            <w:r>
-              <w:rPr>
-                <w:rFonts w:ascii="Courier New" w:hAnsi="Courier New" w:cs="Courier New"/>
-                <w:sz w:val="20"/>
-                <w:szCs w:val="20"/>
-              </w:rPr>
-              <w:t>one-hot</w:t>
-            </w:r>
-            <w:proofErr w:type="spellEnd"/>
-            <w:r>
-              <w:rPr>
-                <w:rFonts w:ascii="Courier New" w:hAnsi="Courier New" w:cs="Courier New"/>
-                <w:sz w:val="20"/>
-                <w:szCs w:val="20"/>
-              </w:rPr>
-              <w:t xml:space="preserve"> (включая </w:t>
-            </w:r>
-            <w:proofErr w:type="spellStart"/>
-            <w:r>
-              <w:rPr>
-                <w:rFonts w:ascii="Courier New" w:hAnsi="Courier New" w:cs="Courier New"/>
-                <w:sz w:val="20"/>
-                <w:szCs w:val="20"/>
-              </w:rPr>
-              <w:t>Churn</w:t>
-            </w:r>
-            <w:proofErr w:type="spellEnd"/>
-            <w:r>
-              <w:rPr>
-                <w:rFonts w:ascii="Courier New" w:hAnsi="Courier New" w:cs="Courier New"/>
-                <w:sz w:val="20"/>
-                <w:szCs w:val="20"/>
-              </w:rPr>
-              <w:t>),</w:t>
-            </w:r>
-          </w:p>
-          <w:p>
-            <w:pPr>
-              <w:rPr>
-                <w:rFonts w:ascii="Courier New" w:hAnsi="Courier New" w:cs="Courier New"/>
-                <w:sz w:val="20"/>
-                <w:szCs w:val="20"/>
-              </w:rPr>
-            </w:pPr>
-            <w:r>
-              <w:rPr>
-                <w:rFonts w:ascii="Courier New" w:hAnsi="Courier New" w:cs="Courier New"/>
-                <w:sz w:val="20"/>
-                <w:szCs w:val="20"/>
-              </w:rPr>
-              <w:t># после генерации категория определяется по максимальному значению внутри своей группы столбцов.</w:t>
-            </w:r>
-          </w:p>
-          <w:p>
-            <w:pPr>
-              <w:rPr>
-                <w:rFonts w:ascii="Courier New" w:hAnsi="Courier New" w:cs="Courier New"/>
-                <w:sz w:val="20"/>
-                <w:szCs w:val="20"/>
-                <w:lang w:val="en-US"/>
-              </w:rPr>
-            </w:pPr>
-            <w:proofErr w:type="spellStart"/>
-            <w:r>
-              <w:rPr>
-                <w:rFonts w:ascii="Courier New" w:hAnsi="Courier New" w:cs="Courier New"/>
-                <w:sz w:val="20"/>
-                <w:szCs w:val="20"/>
-                <w:lang w:val="en-US"/>
-              </w:rPr>
-              <w:t>sc</w:t>
-            </w:r>
-            <w:proofErr w:type="spellEnd"/>
-            <w:r>
-              <w:rPr>
-                <w:rFonts w:ascii="Courier New" w:hAnsi="Courier New" w:cs="Courier New"/>
-                <w:sz w:val="20"/>
-                <w:szCs w:val="20"/>
-                <w:lang w:val="en-US"/>
-              </w:rPr>
-              <w:t xml:space="preserve"> = </w:t>
-            </w:r>
-            <w:proofErr w:type="spellStart"/>
-            <w:r>
-              <w:rPr>
-                <w:rFonts w:ascii="Courier New" w:hAnsi="Courier New" w:cs="Courier New"/>
-                <w:sz w:val="20"/>
-                <w:szCs w:val="20"/>
-                <w:lang w:val="en-US"/>
-              </w:rPr>
-              <w:t>StandardScaler</w:t>
-            </w:r>
-            <w:proofErr w:type="spellEnd"/>
-            <w:r>
-              <w:rPr>
-                <w:rFonts w:ascii="Courier New" w:hAnsi="Courier New" w:cs="Courier New"/>
-                <w:sz w:val="20"/>
-                <w:szCs w:val="20"/>
-                <w:lang w:val="en-US"/>
-              </w:rPr>
-              <w:t>(</w:t>
-            </w:r>
-            <w:proofErr w:type="gramStart"/>
-            <w:r>
-              <w:rPr>
-                <w:rFonts w:ascii="Courier New" w:hAnsi="Courier New" w:cs="Courier New"/>
-                <w:sz w:val="20"/>
-                <w:szCs w:val="20"/>
-                <w:lang w:val="en-US"/>
-              </w:rPr>
-              <w:t>).fit</w:t>
-            </w:r>
-            <w:proofErr w:type="gramEnd"/>
-            <w:r>
-              <w:rPr>
-                <w:rFonts w:ascii="Courier New" w:hAnsi="Courier New" w:cs="Courier New"/>
-                <w:sz w:val="20"/>
-                <w:szCs w:val="20"/>
-                <w:lang w:val="en-US"/>
-              </w:rPr>
-              <w:t>(</w:t>
-            </w:r>
-            <w:proofErr w:type="spellStart"/>
-            <w:r>
-              <w:rPr>
-                <w:rFonts w:ascii="Courier New" w:hAnsi="Courier New" w:cs="Courier New"/>
-                <w:sz w:val="20"/>
-                <w:szCs w:val="20"/>
-                <w:lang w:val="en-US"/>
-              </w:rPr>
-              <w:t>df</w:t>
-            </w:r>
-            <w:proofErr w:type="spellEnd"/>
-            <w:r>
-              <w:rPr>
-                <w:rFonts w:ascii="Courier New" w:hAnsi="Courier New" w:cs="Courier New"/>
-                <w:sz w:val="20"/>
-                <w:szCs w:val="20"/>
-                <w:lang w:val="en-US"/>
-              </w:rPr>
-              <w:t>[num])</w:t>
-            </w:r>
-          </w:p>
-          <w:p>
-            <w:pPr>
-              <w:rPr>
-                <w:rFonts w:ascii="Courier New" w:hAnsi="Courier New" w:cs="Courier New"/>
-                <w:sz w:val="20"/>
-                <w:szCs w:val="20"/>
-                <w:lang w:val="en-US"/>
-              </w:rPr>
-            </w:pPr>
-          </w:p>
-          <w:p>
-            <w:pPr>
-              <w:rPr>
-                <w:rFonts w:ascii="Courier New" w:hAnsi="Courier New" w:cs="Courier New"/>
-                <w:sz w:val="20"/>
-                <w:szCs w:val="20"/>
-                <w:lang w:val="en-US"/>
-              </w:rPr>
-            </w:pPr>
-            <w:r>
-              <w:rPr>
-                <w:rFonts w:ascii="Courier New" w:hAnsi="Courier New" w:cs="Courier New"/>
-                <w:sz w:val="20"/>
-                <w:szCs w:val="20"/>
-                <w:lang w:val="en-US"/>
-              </w:rPr>
-              <w:t>def encode(d):</w:t>
-            </w:r>
-          </w:p>
-          <w:p>
-            <w:pPr>
-              <w:rPr>
-                <w:rFonts w:ascii="Courier New" w:hAnsi="Courier New" w:cs="Courier New"/>
-                <w:sz w:val="20"/>
-                <w:szCs w:val="20"/>
-                <w:lang w:val="en-US"/>
-              </w:rPr>
-            </w:pPr>
-            <w:r>
-              <w:rPr>
-                <w:rFonts w:ascii="Courier New" w:hAnsi="Courier New" w:cs="Courier New"/>
-                <w:sz w:val="20"/>
-                <w:szCs w:val="20"/>
-                <w:lang w:val="en-US"/>
-              </w:rPr>
-              <w:t>    parts = [</w:t>
-            </w:r>
-            <w:proofErr w:type="spellStart"/>
-            <w:proofErr w:type="gramStart"/>
-            <w:r>
-              <w:rPr>
-                <w:rFonts w:ascii="Courier New" w:hAnsi="Courier New" w:cs="Courier New"/>
-                <w:sz w:val="20"/>
-                <w:szCs w:val="20"/>
-                <w:lang w:val="en-US"/>
-              </w:rPr>
-              <w:t>sc.transform</w:t>
-            </w:r>
-            <w:proofErr w:type="spellEnd"/>
-            <w:proofErr w:type="gramEnd"/>
-            <w:r>
-              <w:rPr>
-                <w:rFonts w:ascii="Courier New" w:hAnsi="Courier New" w:cs="Courier New"/>
-                <w:sz w:val="20"/>
-                <w:szCs w:val="20"/>
-                <w:lang w:val="en-US"/>
-              </w:rPr>
-              <w:t>(d[num])]</w:t>
-            </w:r>
-          </w:p>
-          <w:p>
-            <w:pPr>
-              <w:rPr>
-                <w:rFonts w:ascii="Courier New" w:hAnsi="Courier New" w:cs="Courier New"/>
-                <w:sz w:val="20"/>
-                <w:szCs w:val="20"/>
-                <w:lang w:val="en-US"/>
-              </w:rPr>
-            </w:pPr>
-            <w:r>
-              <w:rPr>
-                <w:rFonts w:ascii="Courier New" w:hAnsi="Courier New" w:cs="Courier New"/>
-                <w:sz w:val="20"/>
-                <w:szCs w:val="20"/>
-                <w:lang w:val="en-US"/>
-              </w:rPr>
-              <w:t>    for c in CAT:</w:t>
-            </w:r>
-          </w:p>
-          <w:p>
-            <w:pPr>
-              <w:rPr>
-                <w:rFonts w:ascii="Courier New" w:hAnsi="Courier New" w:cs="Courier New"/>
-                <w:sz w:val="20"/>
-                <w:szCs w:val="20"/>
-                <w:lang w:val="en-US"/>
-              </w:rPr>
-            </w:pPr>
-            <w:r>
-              <w:rPr>
-                <w:rFonts w:ascii="Courier New" w:hAnsi="Courier New" w:cs="Courier New"/>
-                <w:sz w:val="20"/>
-                <w:szCs w:val="20"/>
-                <w:lang w:val="en-US"/>
-              </w:rPr>
-              <w:t>        col = d[c</w:t>
-            </w:r>
-            <w:proofErr w:type="gramStart"/>
-            <w:r>
-              <w:rPr>
-                <w:rFonts w:ascii="Courier New" w:hAnsi="Courier New" w:cs="Courier New"/>
-                <w:sz w:val="20"/>
-                <w:szCs w:val="20"/>
-                <w:lang w:val="en-US"/>
-              </w:rPr>
-              <w:t>].</w:t>
-            </w:r>
-            <w:proofErr w:type="spellStart"/>
-            <w:r>
-              <w:rPr>
-                <w:rFonts w:ascii="Courier New" w:hAnsi="Courier New" w:cs="Courier New"/>
-                <w:sz w:val="20"/>
-                <w:szCs w:val="20"/>
-                <w:lang w:val="en-US"/>
-              </w:rPr>
-              <w:t>astype</w:t>
-            </w:r>
-            <w:proofErr w:type="spellEnd"/>
-            <w:proofErr w:type="gramEnd"/>
-            <w:r>
-              <w:rPr>
-                <w:rFonts w:ascii="Courier New" w:hAnsi="Courier New" w:cs="Courier New"/>
-                <w:sz w:val="20"/>
-                <w:szCs w:val="20"/>
-                <w:lang w:val="en-US"/>
-              </w:rPr>
-              <w:t>(str).</w:t>
-            </w:r>
-            <w:proofErr w:type="spellStart"/>
-            <w:r>
-              <w:rPr>
-                <w:rFonts w:ascii="Courier New" w:hAnsi="Courier New" w:cs="Courier New"/>
-                <w:sz w:val="20"/>
-                <w:szCs w:val="20"/>
-                <w:lang w:val="en-US"/>
-              </w:rPr>
-              <w:t>to_numpy</w:t>
-            </w:r>
-            <w:proofErr w:type="spellEnd"/>
-            <w:r>
-              <w:rPr>
-                <w:rFonts w:ascii="Courier New" w:hAnsi="Courier New" w:cs="Courier New"/>
-                <w:sz w:val="20"/>
-                <w:szCs w:val="20"/>
-                <w:lang w:val="en-US"/>
-              </w:rPr>
-              <w:t>(</w:t>
-            </w:r>
-            <w:proofErr w:type="spellStart"/>
-            <w:r>
-              <w:rPr>
-                <w:rFonts w:ascii="Courier New" w:hAnsi="Courier New" w:cs="Courier New"/>
-                <w:sz w:val="20"/>
-                <w:szCs w:val="20"/>
-                <w:lang w:val="en-US"/>
-              </w:rPr>
-              <w:t>dtype</w:t>
-            </w:r>
-            <w:proofErr w:type="spellEnd"/>
-            <w:r>
-              <w:rPr>
-                <w:rFonts w:ascii="Courier New" w:hAnsi="Courier New" w:cs="Courier New"/>
-                <w:sz w:val="20"/>
-                <w:szCs w:val="20"/>
-                <w:lang w:val="en-US"/>
-              </w:rPr>
-              <w:t>=object)[:, None]</w:t>
-            </w:r>
-          </w:p>
-          <w:p>
-            <w:pPr>
-              <w:rPr>
-                <w:rFonts w:ascii="Courier New" w:hAnsi="Courier New" w:cs="Courier New"/>
-                <w:sz w:val="20"/>
-                <w:szCs w:val="20"/>
-                <w:lang w:val="en-US"/>
-              </w:rPr>
-            </w:pPr>
-            <w:r>
-              <w:rPr>
-                <w:rFonts w:ascii="Courier New" w:hAnsi="Courier New" w:cs="Courier New"/>
-                <w:sz w:val="20"/>
-                <w:szCs w:val="20"/>
-                <w:lang w:val="en-US"/>
-              </w:rPr>
-              <w:t xml:space="preserve">        </w:t>
-            </w:r>
-            <w:proofErr w:type="spellStart"/>
-            <w:proofErr w:type="gramStart"/>
-            <w:r>
-              <w:rPr>
-                <w:rFonts w:ascii="Courier New" w:hAnsi="Courier New" w:cs="Courier New"/>
-                <w:sz w:val="20"/>
-                <w:szCs w:val="20"/>
-                <w:lang w:val="en-US"/>
-              </w:rPr>
-              <w:t>parts.append</w:t>
-            </w:r>
-            <w:proofErr w:type="spellEnd"/>
-            <w:proofErr w:type="gramEnd"/>
-            <w:r>
-              <w:rPr>
-                <w:rFonts w:ascii="Courier New" w:hAnsi="Courier New" w:cs="Courier New"/>
-                <w:sz w:val="20"/>
-                <w:szCs w:val="20"/>
-                <w:lang w:val="en-US"/>
-              </w:rPr>
-              <w:t xml:space="preserve">((col == </w:t>
-            </w:r>
-            <w:proofErr w:type="spellStart"/>
-            <w:r>
-              <w:rPr>
-                <w:rFonts w:ascii="Courier New" w:hAnsi="Courier New" w:cs="Courier New"/>
-                <w:sz w:val="20"/>
-                <w:szCs w:val="20"/>
-                <w:lang w:val="en-US"/>
-              </w:rPr>
-              <w:t>np.array</w:t>
-            </w:r>
-            <w:proofErr w:type="spellEnd"/>
-            <w:r>
-              <w:rPr>
-                <w:rFonts w:ascii="Courier New" w:hAnsi="Courier New" w:cs="Courier New"/>
-                <w:sz w:val="20"/>
-                <w:szCs w:val="20"/>
-                <w:lang w:val="en-US"/>
-              </w:rPr>
-              <w:t xml:space="preserve">(CATS[c], </w:t>
-            </w:r>
-            <w:proofErr w:type="spellStart"/>
-            <w:r>
-              <w:rPr>
-                <w:rFonts w:ascii="Courier New" w:hAnsi="Courier New" w:cs="Courier New"/>
-                <w:sz w:val="20"/>
-                <w:szCs w:val="20"/>
-                <w:lang w:val="en-US"/>
-              </w:rPr>
-              <w:t>dtype</w:t>
-            </w:r>
-            <w:proofErr w:type="spellEnd"/>
-            <w:r>
-              <w:rPr>
-                <w:rFonts w:ascii="Courier New" w:hAnsi="Courier New" w:cs="Courier New"/>
-                <w:sz w:val="20"/>
-                <w:szCs w:val="20"/>
-                <w:lang w:val="en-US"/>
-              </w:rPr>
-              <w:t>=object)[None, :]).</w:t>
-            </w:r>
-            <w:proofErr w:type="spellStart"/>
-            <w:r>
-              <w:rPr>
-                <w:rFonts w:ascii="Courier New" w:hAnsi="Courier New" w:cs="Courier New"/>
-                <w:sz w:val="20"/>
-                <w:szCs w:val="20"/>
-                <w:lang w:val="en-US"/>
-              </w:rPr>
-              <w:t>astype</w:t>
-            </w:r>
-            <w:proofErr w:type="spellEnd"/>
-            <w:r>
-              <w:rPr>
-                <w:rFonts w:ascii="Courier New" w:hAnsi="Courier New" w:cs="Courier New"/>
-                <w:sz w:val="20"/>
-                <w:szCs w:val="20"/>
-                <w:lang w:val="en-US"/>
-              </w:rPr>
-              <w:t>(float))</w:t>
-            </w:r>
-          </w:p>
-          <w:p>
-            <w:pPr>
-              <w:rPr>
-                <w:rFonts w:ascii="Courier New" w:hAnsi="Courier New" w:cs="Courier New"/>
-                <w:sz w:val="20"/>
-                <w:szCs w:val="20"/>
-                <w:lang w:val="en-US"/>
-              </w:rPr>
-            </w:pPr>
-            <w:r>
-              <w:rPr>
-                <w:rFonts w:ascii="Courier New" w:hAnsi="Courier New" w:cs="Courier New"/>
-                <w:sz w:val="20"/>
-                <w:szCs w:val="20"/>
-                <w:lang w:val="en-US"/>
-              </w:rPr>
-              <w:t xml:space="preserve">    return </w:t>
-            </w:r>
-            <w:proofErr w:type="spellStart"/>
-            <w:proofErr w:type="gramStart"/>
-            <w:r>
-              <w:rPr>
-                <w:rFonts w:ascii="Courier New" w:hAnsi="Courier New" w:cs="Courier New"/>
-                <w:sz w:val="20"/>
-                <w:szCs w:val="20"/>
-                <w:lang w:val="en-US"/>
-              </w:rPr>
-              <w:t>np.hstack</w:t>
-            </w:r>
-            <w:proofErr w:type="spellEnd"/>
-            <w:proofErr w:type="gramEnd"/>
-            <w:r>
-              <w:rPr>
-                <w:rFonts w:ascii="Courier New" w:hAnsi="Courier New" w:cs="Courier New"/>
-                <w:sz w:val="20"/>
-                <w:szCs w:val="20"/>
-                <w:lang w:val="en-US"/>
-              </w:rPr>
-              <w:t>(parts)</w:t>
-            </w:r>
-          </w:p>
-          <w:p>
-            <w:pPr>
-              <w:rPr>
-                <w:rFonts w:ascii="Courier New" w:hAnsi="Courier New" w:cs="Courier New"/>
-                <w:sz w:val="20"/>
-                <w:szCs w:val="20"/>
-                <w:lang w:val="en-US"/>
-              </w:rPr>
-            </w:pPr>
-          </w:p>
-          <w:p>
-            <w:pPr>
-              <w:rPr>
-                <w:rFonts w:ascii="Courier New" w:hAnsi="Courier New" w:cs="Courier New"/>
-                <w:sz w:val="20"/>
-                <w:szCs w:val="20"/>
-                <w:lang w:val="en-US"/>
-              </w:rPr>
-            </w:pPr>
-            <w:r>
-              <w:rPr>
-                <w:rFonts w:ascii="Courier New" w:hAnsi="Courier New" w:cs="Courier New"/>
-                <w:sz w:val="20"/>
-                <w:szCs w:val="20"/>
-                <w:lang w:val="en-US"/>
-              </w:rPr>
-              <w:t>def decode(M):</w:t>
-            </w:r>
-          </w:p>
-          <w:p>
-            <w:pPr>
-              <w:rPr>
-                <w:rFonts w:ascii="Courier New" w:hAnsi="Courier New" w:cs="Courier New"/>
-                <w:sz w:val="20"/>
-                <w:szCs w:val="20"/>
-                <w:lang w:val="en-US"/>
-              </w:rPr>
-            </w:pPr>
-            <w:r>
-              <w:rPr>
-                <w:rFonts w:ascii="Courier New" w:hAnsi="Courier New" w:cs="Courier New"/>
-                <w:sz w:val="20"/>
-                <w:szCs w:val="20"/>
-                <w:lang w:val="en-US"/>
-              </w:rPr>
-              <w:t xml:space="preserve">    out = </w:t>
-            </w:r>
-            <w:proofErr w:type="spellStart"/>
-            <w:proofErr w:type="gramStart"/>
-            <w:r>
-              <w:rPr>
-                <w:rFonts w:ascii="Courier New" w:hAnsi="Courier New" w:cs="Courier New"/>
-                <w:sz w:val="20"/>
-                <w:szCs w:val="20"/>
-                <w:lang w:val="en-US"/>
-              </w:rPr>
-              <w:t>pd.DataFrame</w:t>
-            </w:r>
-            <w:proofErr w:type="spellEnd"/>
-            <w:proofErr w:type="gramEnd"/>
-            <w:r>
-              <w:rPr>
-                <w:rFonts w:ascii="Courier New" w:hAnsi="Courier New" w:cs="Courier New"/>
-                <w:sz w:val="20"/>
-                <w:szCs w:val="20"/>
-                <w:lang w:val="en-US"/>
-              </w:rPr>
-              <w:t>(</w:t>
-            </w:r>
-            <w:proofErr w:type="spellStart"/>
-            <w:r>
-              <w:rPr>
-                <w:rFonts w:ascii="Courier New" w:hAnsi="Courier New" w:cs="Courier New"/>
-                <w:sz w:val="20"/>
-                <w:szCs w:val="20"/>
-                <w:lang w:val="en-US"/>
-              </w:rPr>
-              <w:t>sc.inverse_transform</w:t>
-            </w:r>
-            <w:proofErr w:type="spellEnd"/>
-            <w:r>
-              <w:rPr>
-                <w:rFonts w:ascii="Courier New" w:hAnsi="Courier New" w:cs="Courier New"/>
-                <w:sz w:val="20"/>
-                <w:szCs w:val="20"/>
-                <w:lang w:val="en-US"/>
-              </w:rPr>
-              <w:t>(M[:, :</w:t>
-            </w:r>
-            <w:proofErr w:type="spellStart"/>
-            <w:r>
-              <w:rPr>
-                <w:rFonts w:ascii="Courier New" w:hAnsi="Courier New" w:cs="Courier New"/>
-                <w:sz w:val="20"/>
-                <w:szCs w:val="20"/>
-                <w:lang w:val="en-US"/>
-              </w:rPr>
-              <w:t>len</w:t>
-            </w:r>
-            <w:proofErr w:type="spellEnd"/>
-            <w:r>
-              <w:rPr>
-                <w:rFonts w:ascii="Courier New" w:hAnsi="Courier New" w:cs="Courier New"/>
-                <w:sz w:val="20"/>
-                <w:szCs w:val="20"/>
-                <w:lang w:val="en-US"/>
-              </w:rPr>
-              <w:t>(num)]), columns=num)</w:t>
-            </w:r>
-          </w:p>
-          <w:p>
-            <w:pPr>
-              <w:rPr>
-                <w:rFonts w:ascii="Courier New" w:hAnsi="Courier New" w:cs="Courier New"/>
-                <w:sz w:val="20"/>
-                <w:szCs w:val="20"/>
-                <w:lang w:val="en-US"/>
-              </w:rPr>
-            </w:pPr>
-            <w:r>
-              <w:rPr>
-                <w:rFonts w:ascii="Courier New" w:hAnsi="Courier New" w:cs="Courier New"/>
-                <w:sz w:val="20"/>
-                <w:szCs w:val="20"/>
-                <w:lang w:val="en-US"/>
-              </w:rPr>
-              <w:t xml:space="preserve">    j = </w:t>
-            </w:r>
-            <w:proofErr w:type="spellStart"/>
-            <w:r>
-              <w:rPr>
-                <w:rFonts w:ascii="Courier New" w:hAnsi="Courier New" w:cs="Courier New"/>
-                <w:sz w:val="20"/>
-                <w:szCs w:val="20"/>
-                <w:lang w:val="en-US"/>
-              </w:rPr>
-              <w:t>len</w:t>
-            </w:r>
-            <w:proofErr w:type="spellEnd"/>
-            <w:r>
-              <w:rPr>
-                <w:rFonts w:ascii="Courier New" w:hAnsi="Courier New" w:cs="Courier New"/>
-                <w:sz w:val="20"/>
-                <w:szCs w:val="20"/>
-                <w:lang w:val="en-US"/>
-              </w:rPr>
-              <w:t>(num)</w:t>
-            </w:r>
-          </w:p>
-          <w:p>
-            <w:pPr>
-              <w:rPr>
-                <w:rFonts w:ascii="Courier New" w:hAnsi="Courier New" w:cs="Courier New"/>
-                <w:sz w:val="20"/>
-                <w:szCs w:val="20"/>
-                <w:lang w:val="en-US"/>
-              </w:rPr>
-            </w:pPr>
-            <w:r>
-              <w:rPr>
-                <w:rFonts w:ascii="Courier New" w:hAnsi="Courier New" w:cs="Courier New"/>
-                <w:sz w:val="20"/>
-                <w:szCs w:val="20"/>
-                <w:lang w:val="en-US"/>
-              </w:rPr>
-              <w:t>    for c in CAT:</w:t>
-            </w:r>
-          </w:p>
-          <w:p>
-            <w:pPr>
-              <w:rPr>
-                <w:rFonts w:ascii="Courier New" w:hAnsi="Courier New" w:cs="Courier New"/>
-                <w:sz w:val="20"/>
-                <w:szCs w:val="20"/>
-                <w:lang w:val="en-US"/>
-              </w:rPr>
-            </w:pPr>
-            <w:r>
-              <w:rPr>
-                <w:rFonts w:ascii="Courier New" w:hAnsi="Courier New" w:cs="Courier New"/>
-                <w:sz w:val="20"/>
-                <w:szCs w:val="20"/>
-                <w:lang w:val="en-US"/>
-              </w:rPr>
-              <w:t xml:space="preserve">        k = </w:t>
-            </w:r>
-            <w:proofErr w:type="spellStart"/>
-            <w:proofErr w:type="gramStart"/>
-            <w:r>
-              <w:rPr>
-                <w:rFonts w:ascii="Courier New" w:hAnsi="Courier New" w:cs="Courier New"/>
-                <w:sz w:val="20"/>
-                <w:szCs w:val="20"/>
-                <w:lang w:val="en-US"/>
-              </w:rPr>
-              <w:t>len</w:t>
-            </w:r>
-            <w:proofErr w:type="spellEnd"/>
-            <w:r>
-              <w:rPr>
-                <w:rFonts w:ascii="Courier New" w:hAnsi="Courier New" w:cs="Courier New"/>
-                <w:sz w:val="20"/>
-                <w:szCs w:val="20"/>
-                <w:lang w:val="en-US"/>
-              </w:rPr>
-              <w:t>(</w:t>
-            </w:r>
-            <w:proofErr w:type="gramEnd"/>
-            <w:r>
-              <w:rPr>
-                <w:rFonts w:ascii="Courier New" w:hAnsi="Courier New" w:cs="Courier New"/>
-                <w:sz w:val="20"/>
-                <w:szCs w:val="20"/>
-                <w:lang w:val="en-US"/>
-              </w:rPr>
-              <w:t>CATS[c])</w:t>
-            </w:r>
-          </w:p>
-          <w:p>
-            <w:pPr>
-              <w:rPr>
-                <w:rFonts w:ascii="Courier New" w:hAnsi="Courier New" w:cs="Courier New"/>
-                <w:sz w:val="20"/>
-                <w:szCs w:val="20"/>
-                <w:lang w:val="en-US"/>
-              </w:rPr>
-            </w:pPr>
-            <w:r>
-              <w:rPr>
-                <w:rFonts w:ascii="Courier New" w:hAnsi="Courier New" w:cs="Courier New"/>
-                <w:sz w:val="20"/>
-                <w:szCs w:val="20"/>
-                <w:lang w:val="en-US"/>
-              </w:rPr>
-              <w:t xml:space="preserve">        out[c] = </w:t>
-            </w:r>
-            <w:proofErr w:type="spellStart"/>
-            <w:proofErr w:type="gramStart"/>
-            <w:r>
-              <w:rPr>
-                <w:rFonts w:ascii="Courier New" w:hAnsi="Courier New" w:cs="Courier New"/>
-                <w:sz w:val="20"/>
-                <w:szCs w:val="20"/>
-                <w:lang w:val="en-US"/>
-              </w:rPr>
-              <w:t>np.array</w:t>
-            </w:r>
-            <w:proofErr w:type="spellEnd"/>
-            <w:proofErr w:type="gramEnd"/>
-            <w:r>
-              <w:rPr>
-                <w:rFonts w:ascii="Courier New" w:hAnsi="Courier New" w:cs="Courier New"/>
-                <w:sz w:val="20"/>
-                <w:szCs w:val="20"/>
-                <w:lang w:val="en-US"/>
-              </w:rPr>
-              <w:t xml:space="preserve">(CATS[c], </w:t>
-            </w:r>
-            <w:proofErr w:type="spellStart"/>
-            <w:r>
-              <w:rPr>
-                <w:rFonts w:ascii="Courier New" w:hAnsi="Courier New" w:cs="Courier New"/>
-                <w:sz w:val="20"/>
-                <w:szCs w:val="20"/>
-                <w:lang w:val="en-US"/>
-              </w:rPr>
-              <w:t>dtype</w:t>
-            </w:r>
-            <w:proofErr w:type="spellEnd"/>
-            <w:r>
-              <w:rPr>
-                <w:rFonts w:ascii="Courier New" w:hAnsi="Courier New" w:cs="Courier New"/>
-                <w:sz w:val="20"/>
-                <w:szCs w:val="20"/>
-                <w:lang w:val="en-US"/>
-              </w:rPr>
-              <w:t>=object)[M[:, j:j + k].argmax(1)]</w:t>
-            </w:r>
-          </w:p>
-          <w:p>
-            <w:pPr>
-              <w:rPr>
-                <w:rFonts w:ascii="Courier New" w:hAnsi="Courier New" w:cs="Courier New"/>
-                <w:sz w:val="20"/>
-                <w:szCs w:val="20"/>
-                <w:lang w:val="en-US"/>
-              </w:rPr>
-            </w:pPr>
-            <w:r>
-              <w:rPr>
-                <w:rFonts w:ascii="Courier New" w:hAnsi="Courier New" w:cs="Courier New"/>
-                <w:sz w:val="20"/>
-                <w:szCs w:val="20"/>
-                <w:lang w:val="en-US"/>
-              </w:rPr>
-              <w:t>        j += k</w:t>
-            </w:r>
-          </w:p>
-          <w:p>
-            <w:pPr>
-              <w:rPr>
-                <w:rFonts w:ascii="Courier New" w:hAnsi="Courier New" w:cs="Courier New"/>
-                <w:sz w:val="20"/>
-                <w:szCs w:val="20"/>
-                <w:lang w:val="en-US"/>
-              </w:rPr>
-            </w:pPr>
-            <w:r>
-              <w:rPr>
-                <w:rFonts w:ascii="Courier New" w:hAnsi="Courier New" w:cs="Courier New"/>
-                <w:sz w:val="20"/>
-                <w:szCs w:val="20"/>
-                <w:lang w:val="en-US"/>
-              </w:rPr>
-              <w:t xml:space="preserve">    return </w:t>
-            </w:r>
-            <w:proofErr w:type="gramStart"/>
-            <w:r>
-              <w:rPr>
-                <w:rFonts w:ascii="Courier New" w:hAnsi="Courier New" w:cs="Courier New"/>
-                <w:sz w:val="20"/>
-                <w:szCs w:val="20"/>
-                <w:lang w:val="en-US"/>
-              </w:rPr>
-              <w:t>out[</w:t>
-            </w:r>
-            <w:proofErr w:type="gramEnd"/>
-            <w:r>
-              <w:rPr>
-                <w:rFonts w:ascii="Courier New" w:hAnsi="Courier New" w:cs="Courier New"/>
-                <w:sz w:val="20"/>
-                <w:szCs w:val="20"/>
-                <w:lang w:val="en-US"/>
-              </w:rPr>
-              <w:t>COLS]</w:t>
-            </w:r>
-          </w:p>
-          <w:p>
-            <w:pPr>
-              <w:rPr>
-                <w:rFonts w:ascii="Courier New" w:hAnsi="Courier New" w:cs="Courier New"/>
-                <w:sz w:val="20"/>
-                <w:szCs w:val="20"/>
-                <w:lang w:val="en-US"/>
-              </w:rPr>
-            </w:pPr>
-          </w:p>
-          <w:p>
-            <w:pPr>
-              <w:rPr>
-                <w:rFonts w:ascii="Courier New" w:hAnsi="Courier New" w:cs="Courier New"/>
-                <w:sz w:val="20"/>
-                <w:szCs w:val="20"/>
-                <w:lang w:val="en-US"/>
-              </w:rPr>
-            </w:pPr>
-            <w:r>
-              <w:rPr>
-                <w:rFonts w:ascii="Courier New" w:hAnsi="Courier New" w:cs="Courier New"/>
-                <w:sz w:val="20"/>
-                <w:szCs w:val="20"/>
-                <w:lang w:val="en-US"/>
-              </w:rPr>
-              <w:t>M = encode(</w:t>
-            </w:r>
-            <w:proofErr w:type="spellStart"/>
-            <w:r>
-              <w:rPr>
-                <w:rFonts w:ascii="Courier New" w:hAnsi="Courier New" w:cs="Courier New"/>
-                <w:sz w:val="20"/>
-                <w:szCs w:val="20"/>
-                <w:lang w:val="en-US"/>
-              </w:rPr>
-              <w:t>df</w:t>
-            </w:r>
-            <w:proofErr w:type="spellEnd"/>
-            <w:r>
-              <w:rPr>
-                <w:rFonts w:ascii="Courier New" w:hAnsi="Courier New" w:cs="Courier New"/>
-                <w:sz w:val="20"/>
-                <w:szCs w:val="20"/>
-                <w:lang w:val="en-US"/>
-              </w:rPr>
-              <w:t>)</w:t>
-            </w:r>
-          </w:p>
-          <w:p>
-            <w:pPr>
-              <w:rPr>
-                <w:rFonts w:ascii="Courier New" w:hAnsi="Courier New" w:cs="Courier New"/>
-                <w:sz w:val="20"/>
-                <w:szCs w:val="20"/>
-                <w:lang w:val="en-US"/>
-              </w:rPr>
-            </w:pPr>
-            <w:r>
-              <w:rPr>
-                <w:rFonts w:ascii="Courier New" w:hAnsi="Courier New" w:cs="Courier New"/>
-                <w:sz w:val="20"/>
-                <w:szCs w:val="20"/>
-                <w:lang w:val="en-US"/>
-              </w:rPr>
-              <w:t xml:space="preserve">best, </w:t>
-            </w:r>
-            <w:proofErr w:type="spellStart"/>
-            <w:r>
-              <w:rPr>
-                <w:rFonts w:ascii="Courier New" w:hAnsi="Courier New" w:cs="Courier New"/>
-                <w:sz w:val="20"/>
-                <w:szCs w:val="20"/>
-                <w:lang w:val="en-US"/>
-              </w:rPr>
-              <w:t>bics</w:t>
-            </w:r>
-            <w:proofErr w:type="spellEnd"/>
-            <w:r>
-              <w:rPr>
-                <w:rFonts w:ascii="Courier New" w:hAnsi="Courier New" w:cs="Courier New"/>
-                <w:sz w:val="20"/>
-                <w:szCs w:val="20"/>
-                <w:lang w:val="en-US"/>
-              </w:rPr>
-              <w:t xml:space="preserve"> = None, {}</w:t>
-            </w:r>
-          </w:p>
-          <w:p>
-            <w:pPr>
-              <w:rPr>
-                <w:rFonts w:ascii="Courier New" w:hAnsi="Courier New" w:cs="Courier New"/>
-                <w:sz w:val="20"/>
-                <w:szCs w:val="20"/>
-                <w:lang w:val="en-US"/>
-              </w:rPr>
-            </w:pPr>
-            <w:proofErr w:type="spellStart"/>
-            <w:r>
-              <w:rPr>
-                <w:rFonts w:ascii="Courier New" w:hAnsi="Courier New" w:cs="Courier New"/>
-                <w:sz w:val="20"/>
-                <w:szCs w:val="20"/>
-                <w:lang w:val="en-US"/>
-              </w:rPr>
-              <w:t>for k</w:t>
-            </w:r>
-            <w:proofErr w:type="spellEnd"/>
-            <w:r>
-              <w:rPr>
-                <w:rFonts w:ascii="Courier New" w:hAnsi="Courier New" w:cs="Courier New"/>
-                <w:sz w:val="20"/>
-                <w:szCs w:val="20"/>
-                <w:lang w:val="en-US"/>
-              </w:rPr>
-              <w:t xml:space="preserve"> in GMM_GRID:</w:t>
-            </w:r>
-          </w:p>
-          <w:p>
-            <w:pPr>
-              <w:rPr>
-                <w:rFonts w:ascii="Courier New" w:hAnsi="Courier New" w:cs="Courier New"/>
-                <w:sz w:val="20"/>
-                <w:szCs w:val="20"/>
-                <w:lang w:val="en-US"/>
-              </w:rPr>
-            </w:pPr>
-            <w:r>
-              <w:rPr>
-                <w:rFonts w:ascii="Courier New" w:hAnsi="Courier New" w:cs="Courier New"/>
-                <w:sz w:val="20"/>
-                <w:szCs w:val="20"/>
-                <w:lang w:val="en-US"/>
-              </w:rPr>
-              <w:t xml:space="preserve">    g = </w:t>
-            </w:r>
-            <w:proofErr w:type="spellStart"/>
-            <w:proofErr w:type="gramStart"/>
-            <w:r>
-              <w:rPr>
-                <w:rFonts w:ascii="Courier New" w:hAnsi="Courier New" w:cs="Courier New"/>
-                <w:sz w:val="20"/>
-                <w:szCs w:val="20"/>
-                <w:lang w:val="en-US"/>
-              </w:rPr>
-              <w:t>GaussianMixture</w:t>
-            </w:r>
-            <w:proofErr w:type="spellEnd"/>
-            <w:r>
-              <w:rPr>
-                <w:rFonts w:ascii="Courier New" w:hAnsi="Courier New" w:cs="Courier New"/>
-                <w:sz w:val="20"/>
-                <w:szCs w:val="20"/>
-                <w:lang w:val="en-US"/>
-              </w:rPr>
-              <w:t>(</w:t>
-            </w:r>
-            <w:proofErr w:type="gramEnd"/>
-            <w:r>
-              <w:rPr>
-                <w:rFonts w:ascii="Courier New" w:hAnsi="Courier New" w:cs="Courier New"/>
-                <w:sz w:val="20"/>
-                <w:szCs w:val="20"/>
-                <w:lang w:val="en-US"/>
-              </w:rPr>
-              <w:t xml:space="preserve">k, </w:t>
-            </w:r>
-            <w:proofErr w:type="spellStart"/>
-            <w:r>
-              <w:rPr>
-                <w:rFonts w:ascii="Courier New" w:hAnsi="Courier New" w:cs="Courier New"/>
-                <w:sz w:val="20"/>
-                <w:szCs w:val="20"/>
-                <w:lang w:val="en-US"/>
-              </w:rPr>
-              <w:t>covariance_type</w:t>
-            </w:r>
-            <w:proofErr w:type="spellEnd"/>
-            <w:r>
-              <w:rPr>
-                <w:rFonts w:ascii="Courier New" w:hAnsi="Courier New" w:cs="Courier New"/>
-                <w:sz w:val="20"/>
-                <w:szCs w:val="20"/>
-                <w:lang w:val="en-US"/>
-              </w:rPr>
-              <w:t xml:space="preserve">='full', </w:t>
-            </w:r>
-            <w:proofErr w:type="spellStart"/>
-            <w:r>
-              <w:rPr>
-                <w:rFonts w:ascii="Courier New" w:hAnsi="Courier New" w:cs="Courier New"/>
-                <w:sz w:val="20"/>
-                <w:szCs w:val="20"/>
-                <w:lang w:val="en-US"/>
-              </w:rPr>
-              <w:t>reg_covar</w:t>
-            </w:r>
-            <w:proofErr w:type="spellEnd"/>
-            <w:r>
-              <w:rPr>
-                <w:rFonts w:ascii="Courier New" w:hAnsi="Courier New" w:cs="Courier New"/>
-                <w:sz w:val="20"/>
-                <w:szCs w:val="20"/>
-                <w:lang w:val="en-US"/>
-              </w:rPr>
-              <w:t xml:space="preserve">=1e-3, </w:t>
-            </w:r>
-            <w:proofErr w:type="spellStart"/>
-            <w:r>
-              <w:rPr>
-                <w:rFonts w:ascii="Courier New" w:hAnsi="Courier New" w:cs="Courier New"/>
-                <w:sz w:val="20"/>
-                <w:szCs w:val="20"/>
-                <w:lang w:val="en-US"/>
-              </w:rPr>
-              <w:t>n_init</w:t>
-            </w:r>
-            <w:proofErr w:type="spellEnd"/>
-            <w:r>
-              <w:rPr>
-                <w:rFonts w:ascii="Courier New" w:hAnsi="Courier New" w:cs="Courier New"/>
-                <w:sz w:val="20"/>
-                <w:szCs w:val="20"/>
-                <w:lang w:val="en-US"/>
-              </w:rPr>
-              <w:t>=2,</w:t>
-            </w:r>
-          </w:p>
-          <w:p>
-            <w:pPr>
-              <w:rPr>
-                <w:rFonts w:ascii="Courier New" w:hAnsi="Courier New" w:cs="Courier New"/>
-                <w:sz w:val="20"/>
-                <w:szCs w:val="20"/>
-                <w:lang w:val="en-US"/>
-              </w:rPr>
-            </w:pPr>
-            <w:r>
-              <w:rPr>
-                <w:rFonts w:ascii="Courier New" w:hAnsi="Courier New" w:cs="Courier New"/>
-                <w:sz w:val="20"/>
-                <w:szCs w:val="20"/>
-                <w:lang w:val="en-US"/>
-              </w:rPr>
-              <w:t xml:space="preserve">                        </w:t>
-            </w:r>
-            <w:proofErr w:type="spellStart"/>
-            <w:r>
-              <w:rPr>
-                <w:rFonts w:ascii="Courier New" w:hAnsi="Courier New" w:cs="Courier New"/>
-                <w:sz w:val="20"/>
-                <w:szCs w:val="20"/>
-                <w:lang w:val="en-US"/>
-              </w:rPr>
-              <w:t>max_iter</w:t>
-            </w:r>
-            <w:proofErr w:type="spellEnd"/>
-            <w:r>
-              <w:rPr>
-                <w:rFonts w:ascii="Courier New" w:hAnsi="Courier New" w:cs="Courier New"/>
-                <w:sz w:val="20"/>
-                <w:szCs w:val="20"/>
-                <w:lang w:val="en-US"/>
-              </w:rPr>
-              <w:t xml:space="preserve">=300, </w:t>
-            </w:r>
-            <w:proofErr w:type="spellStart"/>
-            <w:r>
-              <w:rPr>
-                <w:rFonts w:ascii="Courier New" w:hAnsi="Courier New" w:cs="Courier New"/>
-                <w:sz w:val="20"/>
-                <w:szCs w:val="20"/>
-                <w:lang w:val="en-US"/>
-              </w:rPr>
-              <w:t>random_state</w:t>
-            </w:r>
-            <w:proofErr w:type="spellEnd"/>
-            <w:r>
-              <w:rPr>
-                <w:rFonts w:ascii="Courier New" w:hAnsi="Courier New" w:cs="Courier New"/>
-                <w:sz w:val="20"/>
-                <w:szCs w:val="20"/>
-                <w:lang w:val="en-US"/>
-              </w:rPr>
-              <w:t>=SEED</w:t>
-            </w:r>
-            <w:proofErr w:type="gramStart"/>
-            <w:r>
-              <w:rPr>
-                <w:rFonts w:ascii="Courier New" w:hAnsi="Courier New" w:cs="Courier New"/>
-                <w:sz w:val="20"/>
-                <w:szCs w:val="20"/>
-                <w:lang w:val="en-US"/>
-              </w:rPr>
-              <w:t>).fit</w:t>
-            </w:r>
-            <w:proofErr w:type="gramEnd"/>
-            <w:r>
-              <w:rPr>
-                <w:rFonts w:ascii="Courier New" w:hAnsi="Courier New" w:cs="Courier New"/>
-                <w:sz w:val="20"/>
-                <w:szCs w:val="20"/>
-                <w:lang w:val="en-US"/>
-              </w:rPr>
-              <w:t>(M)</w:t>
-            </w:r>
-          </w:p>
-          <w:p>
-            <w:pPr>
-              <w:rPr>
-                <w:rFonts w:ascii="Courier New" w:hAnsi="Courier New" w:cs="Courier New"/>
-                <w:sz w:val="20"/>
-                <w:szCs w:val="20"/>
-                <w:lang w:val="en-US"/>
-              </w:rPr>
-            </w:pPr>
-            <w:r>
-              <w:rPr>
-                <w:rFonts w:ascii="Courier New" w:hAnsi="Courier New" w:cs="Courier New"/>
-                <w:sz w:val="20"/>
-                <w:szCs w:val="20"/>
-                <w:lang w:val="en-US"/>
-              </w:rPr>
-              <w:t xml:space="preserve">    </w:t>
-            </w:r>
-            <w:proofErr w:type="spellStart"/>
-            <w:r>
-              <w:rPr>
-                <w:rFonts w:ascii="Courier New" w:hAnsi="Courier New" w:cs="Courier New"/>
-                <w:sz w:val="20"/>
-                <w:szCs w:val="20"/>
-                <w:lang w:val="en-US"/>
-              </w:rPr>
-              <w:t>bics</w:t>
-            </w:r>
-            <w:proofErr w:type="spellEnd"/>
-            <w:r>
-              <w:rPr>
-                <w:rFonts w:ascii="Courier New" w:hAnsi="Courier New" w:cs="Courier New"/>
-                <w:sz w:val="20"/>
-                <w:szCs w:val="20"/>
-                <w:lang w:val="en-US"/>
-              </w:rPr>
-              <w:t xml:space="preserve">[k] = </w:t>
-            </w:r>
-            <w:proofErr w:type="spellStart"/>
-            <w:r>
-              <w:rPr>
-                <w:rFonts w:ascii="Courier New" w:hAnsi="Courier New" w:cs="Courier New"/>
-                <w:sz w:val="20"/>
-                <w:szCs w:val="20"/>
-                <w:lang w:val="en-US"/>
-              </w:rPr>
-              <w:t>g.bic</w:t>
-            </w:r>
-            <w:proofErr w:type="spellEnd"/>
-            <w:r>
-              <w:rPr>
-                <w:rFonts w:ascii="Courier New" w:hAnsi="Courier New" w:cs="Courier New"/>
-                <w:sz w:val="20"/>
-                <w:szCs w:val="20"/>
-                <w:lang w:val="en-US"/>
-              </w:rPr>
-              <w:t>(M)</w:t>
-            </w:r>
-          </w:p>
-          <w:p>
-            <w:pPr>
-              <w:rPr>
-                <w:rFonts w:ascii="Courier New" w:hAnsi="Courier New" w:cs="Courier New"/>
-                <w:sz w:val="20"/>
-                <w:szCs w:val="20"/>
-                <w:lang w:val="en-US"/>
-              </w:rPr>
-            </w:pPr>
-            <w:r>
-              <w:rPr>
-                <w:rFonts w:ascii="Courier New" w:hAnsi="Courier New" w:cs="Courier New"/>
-                <w:sz w:val="20"/>
-                <w:szCs w:val="20"/>
-                <w:lang w:val="en-US"/>
-              </w:rPr>
-              <w:t xml:space="preserve">    </w:t>
-            </w:r>
-            <w:proofErr w:type="gramStart"/>
-            <w:r>
-              <w:rPr>
-                <w:rFonts w:ascii="Courier New" w:hAnsi="Courier New" w:cs="Courier New"/>
-                <w:sz w:val="20"/>
-                <w:szCs w:val="20"/>
-                <w:lang w:val="en-US"/>
-              </w:rPr>
-              <w:t>print(</w:t>
-            </w:r>
-            <w:proofErr w:type="spellStart"/>
-            <w:proofErr w:type="gramEnd"/>
-            <w:r>
-              <w:rPr>
-                <w:rFonts w:ascii="Courier New" w:hAnsi="Courier New" w:cs="Courier New"/>
-                <w:sz w:val="20"/>
-                <w:szCs w:val="20"/>
-                <w:lang w:val="en-US"/>
-              </w:rPr>
-              <w:t>f"GMM</w:t>
-            </w:r>
-            <w:proofErr w:type="spellEnd"/>
-            <w:r>
-              <w:rPr>
-                <w:rFonts w:ascii="Courier New" w:hAnsi="Courier New" w:cs="Courier New"/>
-                <w:sz w:val="20"/>
-                <w:szCs w:val="20"/>
-                <w:lang w:val="en-US"/>
-              </w:rPr>
-              <w:t xml:space="preserve"> k={k}: BIC = {</w:t>
-            </w:r>
-            <w:proofErr w:type="spellStart"/>
-            <w:r>
-              <w:rPr>
-                <w:rFonts w:ascii="Courier New" w:hAnsi="Courier New" w:cs="Courier New"/>
-                <w:sz w:val="20"/>
-                <w:szCs w:val="20"/>
-                <w:lang w:val="en-US"/>
-              </w:rPr>
-              <w:t>bics</w:t>
-            </w:r>
-            <w:proofErr w:type="spellEnd"/>
-            <w:r>
-              <w:rPr>
-                <w:rFonts w:ascii="Courier New" w:hAnsi="Courier New" w:cs="Courier New"/>
-                <w:sz w:val="20"/>
-                <w:szCs w:val="20"/>
-                <w:lang w:val="en-US"/>
-              </w:rPr>
-              <w:t>[k]:.0f}")</w:t>
-            </w:r>
-          </w:p>
-          <w:p>
-            <w:pPr>
-              <w:rPr>
-                <w:rFonts w:ascii="Courier New" w:hAnsi="Courier New" w:cs="Courier New"/>
-                <w:sz w:val="20"/>
-                <w:szCs w:val="20"/>
-                <w:lang w:val="en-US"/>
-              </w:rPr>
-            </w:pPr>
-            <w:r>
-              <w:rPr>
-                <w:rFonts w:ascii="Courier New" w:hAnsi="Courier New" w:cs="Courier New"/>
-                <w:sz w:val="20"/>
-                <w:szCs w:val="20"/>
-                <w:lang w:val="en-US"/>
-              </w:rPr>
-              <w:t xml:space="preserve">    if best is None or </w:t>
-            </w:r>
-            <w:proofErr w:type="spellStart"/>
-            <w:r>
-              <w:rPr>
-                <w:rFonts w:ascii="Courier New" w:hAnsi="Courier New" w:cs="Courier New"/>
-                <w:sz w:val="20"/>
-                <w:szCs w:val="20"/>
-                <w:lang w:val="en-US"/>
-              </w:rPr>
-              <w:t>bics</w:t>
-            </w:r>
-            <w:proofErr w:type="spellEnd"/>
-            <w:r>
-              <w:rPr>
-                <w:rFonts w:ascii="Courier New" w:hAnsi="Courier New" w:cs="Courier New"/>
-                <w:sz w:val="20"/>
-                <w:szCs w:val="20"/>
-                <w:lang w:val="en-US"/>
-              </w:rPr>
-              <w:t xml:space="preserve">[k] &lt; </w:t>
-            </w:r>
-            <w:proofErr w:type="spellStart"/>
-            <w:r>
-              <w:rPr>
-                <w:rFonts w:ascii="Courier New" w:hAnsi="Courier New" w:cs="Courier New"/>
-                <w:sz w:val="20"/>
-                <w:szCs w:val="20"/>
-                <w:lang w:val="en-US"/>
-              </w:rPr>
-              <w:t>bics</w:t>
-            </w:r>
-            <w:proofErr w:type="spellEnd"/>
-            <w:r>
-              <w:rPr>
-                <w:rFonts w:ascii="Courier New" w:hAnsi="Courier New" w:cs="Courier New"/>
-                <w:sz w:val="20"/>
-                <w:szCs w:val="20"/>
-                <w:lang w:val="en-US"/>
-              </w:rPr>
-              <w:t>[</w:t>
-            </w:r>
-            <w:proofErr w:type="gramStart"/>
-            <w:r>
-              <w:rPr>
-                <w:rFonts w:ascii="Courier New" w:hAnsi="Courier New" w:cs="Courier New"/>
-                <w:sz w:val="20"/>
-                <w:szCs w:val="20"/>
-                <w:lang w:val="en-US"/>
-              </w:rPr>
-              <w:t>best[</w:t>
-            </w:r>
-            <w:proofErr w:type="gramEnd"/>
-            <w:r>
-              <w:rPr>
-                <w:rFonts w:ascii="Courier New" w:hAnsi="Courier New" w:cs="Courier New"/>
-                <w:sz w:val="20"/>
-                <w:szCs w:val="20"/>
-                <w:lang w:val="en-US"/>
-              </w:rPr>
-              <w:t>0]]:</w:t>
-            </w:r>
-          </w:p>
-          <w:p>
-            <w:pPr>
-              <w:rPr>
-                <w:rFonts w:ascii="Courier New" w:hAnsi="Courier New" w:cs="Courier New"/>
-                <w:sz w:val="20"/>
-                <w:szCs w:val="20"/>
-                <w:lang w:val="en-US"/>
-              </w:rPr>
-            </w:pPr>
-            <w:r>
-              <w:rPr>
-                <w:rFonts w:ascii="Courier New" w:hAnsi="Courier New" w:cs="Courier New"/>
-                <w:sz w:val="20"/>
-                <w:szCs w:val="20"/>
-                <w:lang w:val="en-US"/>
-              </w:rPr>
-              <w:t>        best = (k, g)</w:t>
-            </w:r>
-          </w:p>
-          <w:p>
-            <w:pPr>
-              <w:rPr>
-                <w:rFonts w:ascii="Courier New" w:hAnsi="Courier New" w:cs="Courier New"/>
-                <w:sz w:val="20"/>
-                <w:szCs w:val="20"/>
-                <w:lang w:val="en-US"/>
-              </w:rPr>
-            </w:pPr>
-            <w:proofErr w:type="gramStart"/>
-            <w:r>
-              <w:rPr>
-                <w:rFonts w:ascii="Courier New" w:hAnsi="Courier New" w:cs="Courier New"/>
-                <w:sz w:val="20"/>
-                <w:szCs w:val="20"/>
-                <w:lang w:val="en-US"/>
-              </w:rPr>
-              <w:t>print(</w:t>
-            </w:r>
-            <w:proofErr w:type="gramEnd"/>
-            <w:r>
-              <w:rPr>
-                <w:rFonts w:ascii="Courier New" w:hAnsi="Courier New" w:cs="Courier New"/>
-                <w:sz w:val="20"/>
-                <w:szCs w:val="20"/>
-                <w:lang w:val="en-US"/>
-              </w:rPr>
-              <w:t>"</w:t>
-            </w:r>
-            <w:r>
-              <w:rPr>
-                <w:rFonts w:ascii="Courier New" w:hAnsi="Courier New" w:cs="Courier New"/>
-                <w:sz w:val="20"/>
-                <w:szCs w:val="20"/>
-              </w:rPr>
-              <w:t>Выбрано</w:t>
-            </w:r>
-            <w:r>
-              <w:rPr>
-                <w:rFonts w:ascii="Courier New" w:hAnsi="Courier New" w:cs="Courier New"/>
-                <w:sz w:val="20"/>
-                <w:szCs w:val="20"/>
-                <w:lang w:val="en-US"/>
-              </w:rPr>
-              <w:t xml:space="preserve"> </w:t>
-            </w:r>
-            <w:r>
-              <w:rPr>
-                <w:rFonts w:ascii="Courier New" w:hAnsi="Courier New" w:cs="Courier New"/>
-                <w:sz w:val="20"/>
-                <w:szCs w:val="20"/>
-              </w:rPr>
-              <w:t>компонент</w:t>
-            </w:r>
-            <w:r>
-              <w:rPr>
-                <w:rFonts w:ascii="Courier New" w:hAnsi="Courier New" w:cs="Courier New"/>
-                <w:sz w:val="20"/>
-                <w:szCs w:val="20"/>
-                <w:lang w:val="en-US"/>
-              </w:rPr>
-              <w:t xml:space="preserve"> </w:t>
-            </w:r>
-            <w:r>
-              <w:rPr>
-                <w:rFonts w:ascii="Courier New" w:hAnsi="Courier New" w:cs="Courier New"/>
-                <w:sz w:val="20"/>
-                <w:szCs w:val="20"/>
-              </w:rPr>
-              <w:t>по</w:t>
-            </w:r>
-            <w:r>
-              <w:rPr>
-                <w:rFonts w:ascii="Courier New" w:hAnsi="Courier New" w:cs="Courier New"/>
-                <w:sz w:val="20"/>
-                <w:szCs w:val="20"/>
-                <w:lang w:val="en-US"/>
-              </w:rPr>
-              <w:t xml:space="preserve"> BIC:", best[0])</w:t>
+                <w:lang w:val="en-US"/>
+              </w:rPr>
+              <w:t>BIC</w:t>
+            </w:r>
+            <w:r>
+              <w:rPr>
+                <w:rFonts w:ascii="Courier New" w:hAnsi="Courier New" w:cs="Courier New"/>
+                <w:sz w:val="20"/>
+                <w:szCs w:val="20"/>
+                <w:lang w:val="en-US"/>
+              </w:rPr>
+              <w:t xml:space="preserve">:", </w:t>
+            </w:r>
+            <w:r>
+              <w:rPr>
+                <w:rFonts w:ascii="Courier New" w:hAnsi="Courier New" w:cs="Courier New"/>
+                <w:sz w:val="20"/>
+                <w:szCs w:val="20"/>
+                <w:lang w:val="en-US"/>
+              </w:rPr>
+              <w:t>best</w:t>
+            </w:r>
+            <w:r>
+              <w:rPr>
+                <w:rFonts w:ascii="Courier New" w:hAnsi="Courier New" w:cs="Courier New"/>
+                <w:sz w:val="20"/>
+                <w:szCs w:val="20"/>
+                <w:lang w:val="en-US"/>
+              </w:rPr>
+              <w:t>[0])</w:t>
             </w:r>
           </w:p>
           <w:p>
@@ -28300,6 +28669,7 @@
   <w:style w:type="character" w:default="1" w:styleId="a0">
     <w:name w:val="Default Paragraph Font"/>
     <w:uiPriority w:val="1"/>
+    <w:semiHidden/>
     <w:unhideWhenUsed/>
   </w:style>
   <w:style w:type="table" w:default="1" w:styleId="a1">
